--- a/CV/Profile_Robert_Buzabrici_Filipescu_CV_ats.docx
+++ b/CV/Profile_Robert_Buzabrici_Filipescu_CV_ats.docx
@@ -5,6 +5,7 @@
     <w:p>
       <w:pPr>
         <w:spacing w:line="57" w:lineRule="exact"/>
+        <w:ind w:right="-236"/>
         <w:rPr>
           <w:sz w:val="24"/>
           <w:szCs w:val="24"/>
@@ -17,7 +18,7 @@
           <w:szCs w:val="24"/>
         </w:rPr>
         <w:drawing>
-          <wp:anchor distT="0" distB="0" distL="114300" distR="114300" simplePos="0" relativeHeight="251655680" behindDoc="1" locked="0" layoutInCell="0" allowOverlap="1" wp14:anchorId="3FA8D767" wp14:editId="718CAEAD">
+          <wp:anchor distT="0" distB="0" distL="114300" distR="114300" simplePos="0" relativeHeight="251655680" behindDoc="1" locked="0" layoutInCell="0" allowOverlap="1" wp14:anchorId="3FA8D767" wp14:editId="7CF1957C">
             <wp:simplePos x="0" y="0"/>
             <wp:positionH relativeFrom="page">
               <wp:align>left</wp:align>
@@ -25,8 +26,8 @@
             <wp:positionV relativeFrom="page">
               <wp:align>top</wp:align>
             </wp:positionV>
-            <wp:extent cx="2381250" cy="10058400"/>
-            <wp:effectExtent l="0" t="0" r="0" b="0"/>
+            <wp:extent cx="2371725" cy="10058400"/>
+            <wp:effectExtent l="0" t="0" r="9525" b="0"/>
             <wp:wrapNone/>
             <wp:docPr id="1" name="Picture 1"/>
             <wp:cNvGraphicFramePr>
@@ -51,7 +52,7 @@
                   <pic:spPr bwMode="auto">
                     <a:xfrm>
                       <a:off x="0" y="0"/>
-                      <a:ext cx="2381250" cy="10058400"/>
+                      <a:ext cx="2371725" cy="10058400"/>
                     </a:xfrm>
                     <a:prstGeom prst="rect">
                       <a:avLst/>
@@ -141,6 +142,7 @@
     <w:p>
       <w:pPr>
         <w:spacing w:line="349" w:lineRule="exact"/>
+        <w:ind w:right="-1114"/>
       </w:pPr>
       <w:r>
         <w:rPr>
@@ -155,7 +157,7 @@
     <w:p>
       <w:pPr>
         <w:spacing w:line="273" w:lineRule="exact"/>
-        <w:ind w:right="960"/>
+        <w:ind w:right="-1114"/>
         <w:rPr>
           <w:sz w:val="24"/>
           <w:szCs w:val="24"/>
@@ -165,7 +167,7 @@
     <w:p>
       <w:pPr>
         <w:spacing w:line="273" w:lineRule="exact"/>
-        <w:ind w:right="960"/>
+        <w:ind w:right="-1114"/>
         <w:rPr>
           <w:rFonts w:ascii="Arial Unicode MS" w:eastAsia="Arial Unicode MS" w:hAnsi="Arial Unicode MS" w:cs="Arial Unicode MS"/>
           <w:color w:val="A9B1B6"/>
@@ -206,7 +208,7 @@
     <w:p>
       <w:pPr>
         <w:spacing w:line="273" w:lineRule="exact"/>
-        <w:ind w:right="960"/>
+        <w:ind w:right="-972"/>
         <w:rPr>
           <w:rFonts w:ascii="Arial Unicode MS" w:eastAsia="Arial Unicode MS" w:hAnsi="Arial Unicode MS" w:cs="Arial Unicode MS"/>
           <w:color w:val="A9B1B6"/>
@@ -227,7 +229,7 @@
     <w:p>
       <w:pPr>
         <w:spacing w:line="273" w:lineRule="exact"/>
-        <w:ind w:right="960"/>
+        <w:ind w:right="-1114"/>
         <w:rPr>
           <w:sz w:val="24"/>
           <w:szCs w:val="24"/>
@@ -240,7 +242,7 @@
           <w:sz w:val="20"/>
           <w:szCs w:val="20"/>
         </w:rPr>
-        <w:t>* L</w:t>
+        <w:t xml:space="preserve">* </w:t>
       </w:r>
       <w:proofErr w:type="spellStart"/>
       <w:r>
@@ -250,7 +252,7 @@
           <w:sz w:val="20"/>
           <w:szCs w:val="20"/>
         </w:rPr>
-        <w:t>inkedIn</w:t>
+        <w:t>LinkedIn</w:t>
       </w:r>
       <w:proofErr w:type="spellEnd"/>
       <w:r>
@@ -271,34 +273,7 @@
             <w:sz w:val="20"/>
             <w:szCs w:val="20"/>
           </w:rPr>
-          <w:t>Link</w:t>
-        </w:r>
-        <w:r>
-          <w:rPr>
-            <w:rStyle w:val="Hyperlink"/>
-            <w:rFonts w:ascii="Arial Unicode MS" w:eastAsia="Arial Unicode MS" w:hAnsi="Arial Unicode MS" w:cs="Arial Unicode MS"/>
-            <w:sz w:val="20"/>
-            <w:szCs w:val="20"/>
-          </w:rPr>
-          <w:t>e</w:t>
-        </w:r>
-        <w:r>
-          <w:rPr>
-            <w:rStyle w:val="Hyperlink"/>
-            <w:rFonts w:ascii="Arial Unicode MS" w:eastAsia="Arial Unicode MS" w:hAnsi="Arial Unicode MS" w:cs="Arial Unicode MS"/>
-            <w:sz w:val="20"/>
-            <w:szCs w:val="20"/>
-          </w:rPr>
-          <w:t>d</w:t>
-        </w:r>
-        <w:r>
-          <w:rPr>
-            <w:rStyle w:val="Hyperlink"/>
-            <w:rFonts w:ascii="Arial Unicode MS" w:eastAsia="Arial Unicode MS" w:hAnsi="Arial Unicode MS" w:cs="Arial Unicode MS"/>
-            <w:sz w:val="20"/>
-            <w:szCs w:val="20"/>
-          </w:rPr>
-          <w:t>In</w:t>
+          <w:t>LinkedIn</w:t>
         </w:r>
         <w:proofErr w:type="spellEnd"/>
         <w:r>
@@ -318,43 +293,7 @@
             <w:sz w:val="20"/>
             <w:szCs w:val="20"/>
           </w:rPr>
-          <w:t>p</w:t>
-        </w:r>
-        <w:r>
-          <w:rPr>
-            <w:rStyle w:val="Hyperlink"/>
-            <w:rFonts w:ascii="Arial Unicode MS" w:eastAsia="Arial Unicode MS" w:hAnsi="Arial Unicode MS" w:cs="Arial Unicode MS"/>
-            <w:sz w:val="20"/>
-            <w:szCs w:val="20"/>
-          </w:rPr>
-          <w:t>r</w:t>
-        </w:r>
-        <w:r>
-          <w:rPr>
-            <w:rStyle w:val="Hyperlink"/>
-            <w:rFonts w:ascii="Arial Unicode MS" w:eastAsia="Arial Unicode MS" w:hAnsi="Arial Unicode MS" w:cs="Arial Unicode MS"/>
-            <w:sz w:val="20"/>
-            <w:szCs w:val="20"/>
-          </w:rPr>
-          <w:t>o</w:t>
-        </w:r>
-        <w:r>
-          <w:rPr>
-            <w:rStyle w:val="Hyperlink"/>
-            <w:rFonts w:ascii="Arial Unicode MS" w:eastAsia="Arial Unicode MS" w:hAnsi="Arial Unicode MS" w:cs="Arial Unicode MS"/>
-            <w:sz w:val="20"/>
-            <w:szCs w:val="20"/>
-          </w:rPr>
-          <w:t>f</w:t>
-        </w:r>
-        <w:r>
-          <w:rPr>
-            <w:rStyle w:val="Hyperlink"/>
-            <w:rFonts w:ascii="Arial Unicode MS" w:eastAsia="Arial Unicode MS" w:hAnsi="Arial Unicode MS" w:cs="Arial Unicode MS"/>
-            <w:sz w:val="20"/>
-            <w:szCs w:val="20"/>
-          </w:rPr>
-          <w:t>ile</w:t>
+          <w:t>profile</w:t>
         </w:r>
         <w:proofErr w:type="spellEnd"/>
       </w:hyperlink>
@@ -378,6 +317,7 @@
     <w:p>
       <w:pPr>
         <w:spacing w:line="677" w:lineRule="exact"/>
+        <w:ind w:left="-426"/>
         <w:rPr>
           <w:sz w:val="20"/>
           <w:szCs w:val="20"/>
@@ -405,6 +345,7 @@
     <w:p>
       <w:pPr>
         <w:spacing w:line="322" w:lineRule="exact"/>
+        <w:ind w:left="-426" w:right="527"/>
         <w:rPr>
           <w:sz w:val="20"/>
           <w:szCs w:val="20"/>
@@ -417,12 +358,53 @@
           <w:sz w:val="24"/>
           <w:szCs w:val="24"/>
         </w:rPr>
-        <w:t>Senior Embedded Software Engineer at Capgemini Engineering</w:t>
+        <w:t xml:space="preserve">Senior Embedded Software </w:t>
+      </w:r>
+      <w:proofErr w:type="spellStart"/>
+      <w:r>
+        <w:rPr>
+          <w:rFonts w:ascii="Arial Unicode MS" w:eastAsia="Arial Unicode MS" w:hAnsi="Arial Unicode MS" w:cs="Arial Unicode MS"/>
+          <w:color w:val="191919"/>
+          <w:sz w:val="24"/>
+          <w:szCs w:val="24"/>
+        </w:rPr>
+        <w:t>Engineer</w:t>
+      </w:r>
+      <w:proofErr w:type="spellEnd"/>
+      <w:r>
+        <w:rPr>
+          <w:rFonts w:ascii="Arial Unicode MS" w:eastAsia="Arial Unicode MS" w:hAnsi="Arial Unicode MS" w:cs="Arial Unicode MS"/>
+          <w:color w:val="191919"/>
+          <w:sz w:val="24"/>
+          <w:szCs w:val="24"/>
+        </w:rPr>
+        <w:t xml:space="preserve"> at </w:t>
+      </w:r>
+      <w:proofErr w:type="spellStart"/>
+      <w:r>
+        <w:rPr>
+          <w:rFonts w:ascii="Arial Unicode MS" w:eastAsia="Arial Unicode MS" w:hAnsi="Arial Unicode MS" w:cs="Arial Unicode MS"/>
+          <w:color w:val="191919"/>
+          <w:sz w:val="24"/>
+          <w:szCs w:val="24"/>
+        </w:rPr>
+        <w:t>Capgemini</w:t>
+      </w:r>
+      <w:proofErr w:type="spellEnd"/>
+      <w:r>
+        <w:rPr>
+          <w:rFonts w:ascii="Arial Unicode MS" w:eastAsia="Arial Unicode MS" w:hAnsi="Arial Unicode MS" w:cs="Arial Unicode MS"/>
+          <w:color w:val="191919"/>
+          <w:sz w:val="24"/>
+          <w:szCs w:val="24"/>
+        </w:rPr>
+        <w:t xml:space="preserve"> Engineering</w:t>
       </w:r>
     </w:p>
     <w:p>
       <w:pPr>
         <w:spacing w:line="322" w:lineRule="exact"/>
+        <w:ind w:left="-426" w:right="527"/>
         <w:rPr>
           <w:rFonts w:ascii="Arial Unicode MS" w:eastAsia="Arial Unicode MS" w:hAnsi="Arial Unicode MS" w:cs="Arial Unicode MS"/>
           <w:color w:val="B1B1B1"/>
@@ -445,6 +427,7 @@
     <w:p>
       <w:pPr>
         <w:spacing w:line="350" w:lineRule="exact"/>
+        <w:ind w:left="-426" w:right="527"/>
         <w:rPr>
           <w:sz w:val="24"/>
           <w:szCs w:val="24"/>
@@ -454,6 +437,7 @@
     <w:p>
       <w:pPr>
         <w:spacing w:line="429" w:lineRule="exact"/>
+        <w:ind w:left="-426" w:right="527"/>
         <w:rPr>
           <w:sz w:val="20"/>
           <w:szCs w:val="20"/>
@@ -483,6 +467,7 @@
     <w:p>
       <w:pPr>
         <w:spacing w:line="162" w:lineRule="exact"/>
+        <w:ind w:left="-426" w:right="527"/>
         <w:rPr>
           <w:sz w:val="24"/>
           <w:szCs w:val="24"/>
@@ -492,6 +477,1228 @@
     <w:p>
       <w:pPr>
         <w:spacing w:line="387" w:lineRule="exact"/>
+        <w:ind w:left="-426" w:right="527"/>
+        <w:jc w:val="both"/>
+        <w:rPr>
+          <w:rFonts w:ascii="Arial Unicode MS" w:eastAsia="Arial Unicode MS" w:hAnsi="Arial Unicode MS" w:cs="Arial Unicode MS"/>
+          <w:color w:val="191919"/>
+          <w:sz w:val="21"/>
+          <w:szCs w:val="21"/>
+        </w:rPr>
+      </w:pPr>
+      <w:proofErr w:type="spellStart"/>
+      <w:r>
+        <w:rPr>
+          <w:rFonts w:ascii="Arial Unicode MS" w:eastAsia="Arial Unicode MS" w:hAnsi="Arial Unicode MS" w:cs="Arial Unicode MS"/>
+          <w:color w:val="191919"/>
+          <w:sz w:val="21"/>
+          <w:szCs w:val="21"/>
+        </w:rPr>
+        <w:t>Highly</w:t>
+      </w:r>
+      <w:proofErr w:type="spellEnd"/>
+      <w:r>
+        <w:rPr>
+          <w:rFonts w:ascii="Arial Unicode MS" w:eastAsia="Arial Unicode MS" w:hAnsi="Arial Unicode MS" w:cs="Arial Unicode MS"/>
+          <w:color w:val="191919"/>
+          <w:sz w:val="21"/>
+          <w:szCs w:val="21"/>
+        </w:rPr>
+        <w:t xml:space="preserve"> </w:t>
+      </w:r>
+      <w:proofErr w:type="spellStart"/>
+      <w:r>
+        <w:rPr>
+          <w:rFonts w:ascii="Arial Unicode MS" w:eastAsia="Arial Unicode MS" w:hAnsi="Arial Unicode MS" w:cs="Arial Unicode MS"/>
+          <w:color w:val="191919"/>
+          <w:sz w:val="21"/>
+          <w:szCs w:val="21"/>
+        </w:rPr>
+        <w:t>accomplished</w:t>
+      </w:r>
+      <w:proofErr w:type="spellEnd"/>
+      <w:r>
+        <w:rPr>
+          <w:rFonts w:ascii="Arial Unicode MS" w:eastAsia="Arial Unicode MS" w:hAnsi="Arial Unicode MS" w:cs="Arial Unicode MS"/>
+          <w:color w:val="191919"/>
+          <w:sz w:val="21"/>
+          <w:szCs w:val="21"/>
+        </w:rPr>
+        <w:t xml:space="preserve"> Senior </w:t>
+      </w:r>
+      <w:proofErr w:type="spellStart"/>
+      <w:r>
+        <w:rPr>
+          <w:rFonts w:ascii="Arial Unicode MS" w:eastAsia="Arial Unicode MS" w:hAnsi="Arial Unicode MS" w:cs="Arial Unicode MS"/>
+          <w:color w:val="191919"/>
+          <w:sz w:val="21"/>
+          <w:szCs w:val="21"/>
+        </w:rPr>
+        <w:t>Embedded</w:t>
+      </w:r>
+      <w:proofErr w:type="spellEnd"/>
+      <w:r>
+        <w:rPr>
+          <w:rFonts w:ascii="Arial Unicode MS" w:eastAsia="Arial Unicode MS" w:hAnsi="Arial Unicode MS" w:cs="Arial Unicode MS"/>
+          <w:color w:val="191919"/>
+          <w:sz w:val="21"/>
+          <w:szCs w:val="21"/>
+        </w:rPr>
+        <w:t xml:space="preserve"> Software </w:t>
+      </w:r>
+      <w:proofErr w:type="spellStart"/>
+      <w:r>
+        <w:rPr>
+          <w:rFonts w:ascii="Arial Unicode MS" w:eastAsia="Arial Unicode MS" w:hAnsi="Arial Unicode MS" w:cs="Arial Unicode MS"/>
+          <w:color w:val="191919"/>
+          <w:sz w:val="21"/>
+          <w:szCs w:val="21"/>
+        </w:rPr>
+        <w:t>Engineer</w:t>
+      </w:r>
+      <w:proofErr w:type="spellEnd"/>
+      <w:r>
+        <w:rPr>
+          <w:rFonts w:ascii="Arial Unicode MS" w:eastAsia="Arial Unicode MS" w:hAnsi="Arial Unicode MS" w:cs="Arial Unicode MS"/>
+          <w:color w:val="191919"/>
+          <w:sz w:val="21"/>
+          <w:szCs w:val="21"/>
+        </w:rPr>
+        <w:t xml:space="preserve"> </w:t>
+      </w:r>
+      <w:proofErr w:type="spellStart"/>
+      <w:r>
+        <w:rPr>
+          <w:rFonts w:ascii="Arial Unicode MS" w:eastAsia="Arial Unicode MS" w:hAnsi="Arial Unicode MS" w:cs="Arial Unicode MS"/>
+          <w:color w:val="191919"/>
+          <w:sz w:val="21"/>
+          <w:szCs w:val="21"/>
+        </w:rPr>
+        <w:t>with</w:t>
+      </w:r>
+      <w:proofErr w:type="spellEnd"/>
+      <w:r>
+        <w:rPr>
+          <w:rFonts w:ascii="Arial Unicode MS" w:eastAsia="Arial Unicode MS" w:hAnsi="Arial Unicode MS" w:cs="Arial Unicode MS"/>
+          <w:color w:val="191919"/>
+          <w:sz w:val="21"/>
+          <w:szCs w:val="21"/>
+        </w:rPr>
+        <w:t xml:space="preserve"> over 13 </w:t>
+      </w:r>
+      <w:proofErr w:type="spellStart"/>
+      <w:r>
+        <w:rPr>
+          <w:rFonts w:ascii="Arial Unicode MS" w:eastAsia="Arial Unicode MS" w:hAnsi="Arial Unicode MS" w:cs="Arial Unicode MS"/>
+          <w:color w:val="191919"/>
+          <w:sz w:val="21"/>
+          <w:szCs w:val="21"/>
+        </w:rPr>
+        <w:t>years</w:t>
+      </w:r>
+      <w:proofErr w:type="spellEnd"/>
+      <w:r>
+        <w:rPr>
+          <w:rFonts w:ascii="Arial Unicode MS" w:eastAsia="Arial Unicode MS" w:hAnsi="Arial Unicode MS" w:cs="Arial Unicode MS"/>
+          <w:color w:val="191919"/>
+          <w:sz w:val="21"/>
+          <w:szCs w:val="21"/>
+        </w:rPr>
+        <w:t xml:space="preserve"> of </w:t>
+      </w:r>
+      <w:proofErr w:type="spellStart"/>
+      <w:r>
+        <w:rPr>
+          <w:rFonts w:ascii="Arial Unicode MS" w:eastAsia="Arial Unicode MS" w:hAnsi="Arial Unicode MS" w:cs="Arial Unicode MS"/>
+          <w:color w:val="191919"/>
+          <w:sz w:val="21"/>
+          <w:szCs w:val="21"/>
+        </w:rPr>
+        <w:t>experience</w:t>
+      </w:r>
+      <w:proofErr w:type="spellEnd"/>
+      <w:r>
+        <w:rPr>
+          <w:rFonts w:ascii="Arial Unicode MS" w:eastAsia="Arial Unicode MS" w:hAnsi="Arial Unicode MS" w:cs="Arial Unicode MS"/>
+          <w:color w:val="191919"/>
+          <w:sz w:val="21"/>
+          <w:szCs w:val="21"/>
+        </w:rPr>
+        <w:t xml:space="preserve"> in </w:t>
+      </w:r>
+      <w:proofErr w:type="spellStart"/>
+      <w:r>
+        <w:rPr>
+          <w:rFonts w:ascii="Arial Unicode MS" w:eastAsia="Arial Unicode MS" w:hAnsi="Arial Unicode MS" w:cs="Arial Unicode MS"/>
+          <w:color w:val="191919"/>
+          <w:sz w:val="21"/>
+          <w:szCs w:val="21"/>
+        </w:rPr>
+        <w:t>automotive</w:t>
+      </w:r>
+      <w:proofErr w:type="spellEnd"/>
+      <w:r>
+        <w:rPr>
+          <w:rFonts w:ascii="Arial Unicode MS" w:eastAsia="Arial Unicode MS" w:hAnsi="Arial Unicode MS" w:cs="Arial Unicode MS"/>
+          <w:color w:val="191919"/>
+          <w:sz w:val="21"/>
+          <w:szCs w:val="21"/>
+        </w:rPr>
+        <w:t xml:space="preserve"> </w:t>
+      </w:r>
+      <w:proofErr w:type="spellStart"/>
+      <w:r>
+        <w:rPr>
+          <w:rFonts w:ascii="Arial Unicode MS" w:eastAsia="Arial Unicode MS" w:hAnsi="Arial Unicode MS" w:cs="Arial Unicode MS"/>
+          <w:color w:val="191919"/>
+          <w:sz w:val="21"/>
+          <w:szCs w:val="21"/>
+        </w:rPr>
+        <w:t>and</w:t>
+      </w:r>
+      <w:proofErr w:type="spellEnd"/>
+      <w:r>
+        <w:rPr>
+          <w:rFonts w:ascii="Arial Unicode MS" w:eastAsia="Arial Unicode MS" w:hAnsi="Arial Unicode MS" w:cs="Arial Unicode MS"/>
+          <w:color w:val="191919"/>
+          <w:sz w:val="21"/>
+          <w:szCs w:val="21"/>
+        </w:rPr>
+        <w:t xml:space="preserve"> </w:t>
+      </w:r>
+      <w:proofErr w:type="spellStart"/>
+      <w:r>
+        <w:rPr>
+          <w:rFonts w:ascii="Arial Unicode MS" w:eastAsia="Arial Unicode MS" w:hAnsi="Arial Unicode MS" w:cs="Arial Unicode MS"/>
+          <w:color w:val="191919"/>
+          <w:sz w:val="21"/>
+          <w:szCs w:val="21"/>
+        </w:rPr>
+        <w:t>space</w:t>
+      </w:r>
+      <w:proofErr w:type="spellEnd"/>
+      <w:r>
+        <w:rPr>
+          <w:rFonts w:ascii="Arial Unicode MS" w:eastAsia="Arial Unicode MS" w:hAnsi="Arial Unicode MS" w:cs="Arial Unicode MS"/>
+          <w:color w:val="191919"/>
+          <w:sz w:val="21"/>
+          <w:szCs w:val="21"/>
+        </w:rPr>
+        <w:t xml:space="preserve">-grade </w:t>
+      </w:r>
+      <w:proofErr w:type="spellStart"/>
+      <w:r>
+        <w:rPr>
+          <w:rFonts w:ascii="Arial Unicode MS" w:eastAsia="Arial Unicode MS" w:hAnsi="Arial Unicode MS" w:cs="Arial Unicode MS"/>
+          <w:color w:val="191919"/>
+          <w:sz w:val="21"/>
+          <w:szCs w:val="21"/>
+        </w:rPr>
+        <w:t>systems</w:t>
+      </w:r>
+      <w:proofErr w:type="spellEnd"/>
+      <w:r>
+        <w:rPr>
+          <w:rFonts w:ascii="Arial Unicode MS" w:eastAsia="Arial Unicode MS" w:hAnsi="Arial Unicode MS" w:cs="Arial Unicode MS"/>
+          <w:color w:val="191919"/>
+          <w:sz w:val="21"/>
+          <w:szCs w:val="21"/>
+        </w:rPr>
+        <w:t>.</w:t>
+      </w:r>
+    </w:p>
+    <w:p>
+      <w:pPr>
+        <w:spacing w:line="387" w:lineRule="exact"/>
+        <w:ind w:left="-426" w:right="527"/>
+        <w:jc w:val="both"/>
+        <w:rPr>
+          <w:rFonts w:ascii="Arial Unicode MS" w:eastAsia="Arial Unicode MS" w:hAnsi="Arial Unicode MS" w:cs="Arial Unicode MS"/>
+          <w:color w:val="191919"/>
+          <w:sz w:val="21"/>
+          <w:szCs w:val="21"/>
+        </w:rPr>
+      </w:pPr>
+      <w:proofErr w:type="spellStart"/>
+      <w:r>
+        <w:rPr>
+          <w:rFonts w:ascii="Arial Unicode MS" w:eastAsia="Arial Unicode MS" w:hAnsi="Arial Unicode MS" w:cs="Arial Unicode MS"/>
+          <w:color w:val="191919"/>
+          <w:sz w:val="21"/>
+          <w:szCs w:val="21"/>
+        </w:rPr>
+        <w:t>Specialized</w:t>
+      </w:r>
+      <w:proofErr w:type="spellEnd"/>
+      <w:r>
+        <w:rPr>
+          <w:rFonts w:ascii="Arial Unicode MS" w:eastAsia="Arial Unicode MS" w:hAnsi="Arial Unicode MS" w:cs="Arial Unicode MS"/>
+          <w:color w:val="191919"/>
+          <w:sz w:val="21"/>
+          <w:szCs w:val="21"/>
+        </w:rPr>
+        <w:t xml:space="preserve"> in </w:t>
+      </w:r>
+      <w:r>
+        <w:rPr>
+          <w:rFonts w:ascii="Arial Unicode MS" w:eastAsia="Arial Unicode MS" w:hAnsi="Arial Unicode MS" w:cs="Arial Unicode MS"/>
+          <w:b/>
+          <w:bCs/>
+          <w:color w:val="191919"/>
+          <w:sz w:val="21"/>
+          <w:szCs w:val="21"/>
+        </w:rPr>
+        <w:t xml:space="preserve">instrument cluster </w:t>
+      </w:r>
+      <w:proofErr w:type="spellStart"/>
+      <w:r>
+        <w:rPr>
+          <w:rFonts w:ascii="Arial Unicode MS" w:eastAsia="Arial Unicode MS" w:hAnsi="Arial Unicode MS" w:cs="Arial Unicode MS"/>
+          <w:b/>
+          <w:bCs/>
+          <w:color w:val="191919"/>
+          <w:sz w:val="21"/>
+          <w:szCs w:val="21"/>
+        </w:rPr>
+        <w:t>development</w:t>
+      </w:r>
+      <w:proofErr w:type="spellEnd"/>
+      <w:r>
+        <w:rPr>
+          <w:rFonts w:ascii="Arial Unicode MS" w:eastAsia="Arial Unicode MS" w:hAnsi="Arial Unicode MS" w:cs="Arial Unicode MS"/>
+          <w:b/>
+          <w:bCs/>
+          <w:color w:val="191919"/>
+          <w:sz w:val="21"/>
+          <w:szCs w:val="21"/>
+        </w:rPr>
+        <w:t xml:space="preserve">, CAN </w:t>
+      </w:r>
+      <w:proofErr w:type="spellStart"/>
+      <w:r>
+        <w:rPr>
+          <w:rFonts w:ascii="Arial Unicode MS" w:eastAsia="Arial Unicode MS" w:hAnsi="Arial Unicode MS" w:cs="Arial Unicode MS"/>
+          <w:b/>
+          <w:bCs/>
+          <w:color w:val="191919"/>
+          <w:sz w:val="21"/>
+          <w:szCs w:val="21"/>
+        </w:rPr>
+        <w:t>communication</w:t>
+      </w:r>
+      <w:proofErr w:type="spellEnd"/>
+      <w:r>
+        <w:rPr>
+          <w:rFonts w:ascii="Arial Unicode MS" w:eastAsia="Arial Unicode MS" w:hAnsi="Arial Unicode MS" w:cs="Arial Unicode MS"/>
+          <w:b/>
+          <w:bCs/>
+          <w:color w:val="191919"/>
+          <w:sz w:val="21"/>
+          <w:szCs w:val="21"/>
+        </w:rPr>
+        <w:t xml:space="preserve">, </w:t>
+      </w:r>
+      <w:proofErr w:type="spellStart"/>
+      <w:r>
+        <w:rPr>
+          <w:rFonts w:ascii="Arial Unicode MS" w:eastAsia="Arial Unicode MS" w:hAnsi="Arial Unicode MS" w:cs="Arial Unicode MS"/>
+          <w:b/>
+          <w:bCs/>
+          <w:color w:val="191919"/>
+          <w:sz w:val="21"/>
+          <w:szCs w:val="21"/>
+        </w:rPr>
+        <w:t>and</w:t>
+      </w:r>
+      <w:proofErr w:type="spellEnd"/>
+      <w:r>
+        <w:rPr>
+          <w:rFonts w:ascii="Arial Unicode MS" w:eastAsia="Arial Unicode MS" w:hAnsi="Arial Unicode MS" w:cs="Arial Unicode MS"/>
+          <w:b/>
+          <w:bCs/>
+          <w:color w:val="191919"/>
+          <w:sz w:val="21"/>
+          <w:szCs w:val="21"/>
+        </w:rPr>
+        <w:t xml:space="preserve"> AUTOSAR-</w:t>
+      </w:r>
+      <w:proofErr w:type="spellStart"/>
+      <w:r>
+        <w:rPr>
+          <w:rFonts w:ascii="Arial Unicode MS" w:eastAsia="Arial Unicode MS" w:hAnsi="Arial Unicode MS" w:cs="Arial Unicode MS"/>
+          <w:b/>
+          <w:bCs/>
+          <w:color w:val="191919"/>
+          <w:sz w:val="21"/>
+          <w:szCs w:val="21"/>
+        </w:rPr>
+        <w:t>based</w:t>
+      </w:r>
+      <w:proofErr w:type="spellEnd"/>
+      <w:r>
+        <w:rPr>
+          <w:rFonts w:ascii="Arial Unicode MS" w:eastAsia="Arial Unicode MS" w:hAnsi="Arial Unicode MS" w:cs="Arial Unicode MS"/>
+          <w:b/>
+          <w:bCs/>
+          <w:color w:val="191919"/>
+          <w:sz w:val="21"/>
+          <w:szCs w:val="21"/>
+        </w:rPr>
+        <w:t xml:space="preserve"> </w:t>
+      </w:r>
+      <w:proofErr w:type="spellStart"/>
+      <w:r>
+        <w:rPr>
+          <w:rFonts w:ascii="Arial Unicode MS" w:eastAsia="Arial Unicode MS" w:hAnsi="Arial Unicode MS" w:cs="Arial Unicode MS"/>
+          <w:b/>
+          <w:bCs/>
+          <w:color w:val="191919"/>
+          <w:sz w:val="21"/>
+          <w:szCs w:val="21"/>
+        </w:rPr>
+        <w:t>solutions</w:t>
+      </w:r>
+      <w:proofErr w:type="spellEnd"/>
+      <w:r>
+        <w:rPr>
+          <w:rFonts w:ascii="Arial Unicode MS" w:eastAsia="Arial Unicode MS" w:hAnsi="Arial Unicode MS" w:cs="Arial Unicode MS"/>
+          <w:color w:val="191919"/>
+          <w:sz w:val="21"/>
+          <w:szCs w:val="21"/>
+        </w:rPr>
+        <w:t xml:space="preserve">. </w:t>
+      </w:r>
+      <w:proofErr w:type="spellStart"/>
+      <w:r>
+        <w:rPr>
+          <w:rFonts w:ascii="Arial Unicode MS" w:eastAsia="Arial Unicode MS" w:hAnsi="Arial Unicode MS" w:cs="Arial Unicode MS"/>
+          <w:color w:val="191919"/>
+          <w:sz w:val="21"/>
+          <w:szCs w:val="21"/>
+        </w:rPr>
+        <w:t>Proven</w:t>
+      </w:r>
+      <w:proofErr w:type="spellEnd"/>
+      <w:r>
+        <w:rPr>
+          <w:rFonts w:ascii="Arial Unicode MS" w:eastAsia="Arial Unicode MS" w:hAnsi="Arial Unicode MS" w:cs="Arial Unicode MS"/>
+          <w:color w:val="191919"/>
+          <w:sz w:val="21"/>
+          <w:szCs w:val="21"/>
+        </w:rPr>
+        <w:t xml:space="preserve"> </w:t>
+      </w:r>
+      <w:proofErr w:type="spellStart"/>
+      <w:r>
+        <w:rPr>
+          <w:rFonts w:ascii="Arial Unicode MS" w:eastAsia="Arial Unicode MS" w:hAnsi="Arial Unicode MS" w:cs="Arial Unicode MS"/>
+          <w:color w:val="191919"/>
+          <w:sz w:val="21"/>
+          <w:szCs w:val="21"/>
+        </w:rPr>
+        <w:t>track</w:t>
+      </w:r>
+      <w:proofErr w:type="spellEnd"/>
+      <w:r>
+        <w:rPr>
+          <w:rFonts w:ascii="Arial Unicode MS" w:eastAsia="Arial Unicode MS" w:hAnsi="Arial Unicode MS" w:cs="Arial Unicode MS"/>
+          <w:color w:val="191919"/>
+          <w:sz w:val="21"/>
+          <w:szCs w:val="21"/>
+        </w:rPr>
+        <w:t xml:space="preserve"> record of </w:t>
+      </w:r>
+      <w:proofErr w:type="spellStart"/>
+      <w:r>
+        <w:rPr>
+          <w:rFonts w:ascii="Arial Unicode MS" w:eastAsia="Arial Unicode MS" w:hAnsi="Arial Unicode MS" w:cs="Arial Unicode MS"/>
+          <w:color w:val="191919"/>
+          <w:sz w:val="21"/>
+          <w:szCs w:val="21"/>
+        </w:rPr>
+        <w:t>delivering</w:t>
+      </w:r>
+      <w:proofErr w:type="spellEnd"/>
+      <w:r>
+        <w:rPr>
+          <w:rFonts w:ascii="Arial Unicode MS" w:eastAsia="Arial Unicode MS" w:hAnsi="Arial Unicode MS" w:cs="Arial Unicode MS"/>
+          <w:color w:val="191919"/>
+          <w:sz w:val="21"/>
+          <w:szCs w:val="21"/>
+        </w:rPr>
+        <w:t xml:space="preserve"> robust, </w:t>
+      </w:r>
+      <w:proofErr w:type="spellStart"/>
+      <w:r>
+        <w:rPr>
+          <w:rFonts w:ascii="Arial Unicode MS" w:eastAsia="Arial Unicode MS" w:hAnsi="Arial Unicode MS" w:cs="Arial Unicode MS"/>
+          <w:color w:val="191919"/>
+          <w:sz w:val="21"/>
+          <w:szCs w:val="21"/>
+        </w:rPr>
+        <w:t>high</w:t>
+      </w:r>
+      <w:proofErr w:type="spellEnd"/>
+      <w:r>
+        <w:rPr>
+          <w:rFonts w:ascii="Arial Unicode MS" w:eastAsia="Arial Unicode MS" w:hAnsi="Arial Unicode MS" w:cs="Arial Unicode MS"/>
+          <w:color w:val="191919"/>
+          <w:sz w:val="21"/>
+          <w:szCs w:val="21"/>
+        </w:rPr>
+        <w:t xml:space="preserve">-performance </w:t>
+      </w:r>
+      <w:proofErr w:type="spellStart"/>
+      <w:r>
+        <w:rPr>
+          <w:rFonts w:ascii="Arial Unicode MS" w:eastAsia="Arial Unicode MS" w:hAnsi="Arial Unicode MS" w:cs="Arial Unicode MS"/>
+          <w:color w:val="191919"/>
+          <w:sz w:val="21"/>
+          <w:szCs w:val="21"/>
+        </w:rPr>
+        <w:t>embedded</w:t>
+      </w:r>
+      <w:proofErr w:type="spellEnd"/>
+      <w:r>
+        <w:rPr>
+          <w:rFonts w:ascii="Arial Unicode MS" w:eastAsia="Arial Unicode MS" w:hAnsi="Arial Unicode MS" w:cs="Arial Unicode MS"/>
+          <w:color w:val="191919"/>
+          <w:sz w:val="21"/>
+          <w:szCs w:val="21"/>
+        </w:rPr>
+        <w:t xml:space="preserve"> </w:t>
+      </w:r>
+      <w:proofErr w:type="spellStart"/>
+      <w:r>
+        <w:rPr>
+          <w:rFonts w:ascii="Arial Unicode MS" w:eastAsia="Arial Unicode MS" w:hAnsi="Arial Unicode MS" w:cs="Arial Unicode MS"/>
+          <w:color w:val="191919"/>
+          <w:sz w:val="21"/>
+          <w:szCs w:val="21"/>
+        </w:rPr>
+        <w:t>solutions</w:t>
+      </w:r>
+      <w:proofErr w:type="spellEnd"/>
+      <w:r>
+        <w:rPr>
+          <w:rFonts w:ascii="Arial Unicode MS" w:eastAsia="Arial Unicode MS" w:hAnsi="Arial Unicode MS" w:cs="Arial Unicode MS"/>
+          <w:color w:val="191919"/>
+          <w:sz w:val="21"/>
+          <w:szCs w:val="21"/>
+        </w:rPr>
+        <w:t xml:space="preserve"> for </w:t>
+      </w:r>
+      <w:proofErr w:type="spellStart"/>
+      <w:r>
+        <w:rPr>
+          <w:rFonts w:ascii="Arial Unicode MS" w:eastAsia="Arial Unicode MS" w:hAnsi="Arial Unicode MS" w:cs="Arial Unicode MS"/>
+          <w:color w:val="191919"/>
+          <w:sz w:val="21"/>
+          <w:szCs w:val="21"/>
+        </w:rPr>
+        <w:t>leading</w:t>
+      </w:r>
+      <w:proofErr w:type="spellEnd"/>
+      <w:r>
+        <w:rPr>
+          <w:rFonts w:ascii="Arial Unicode MS" w:eastAsia="Arial Unicode MS" w:hAnsi="Arial Unicode MS" w:cs="Arial Unicode MS"/>
+          <w:color w:val="191919"/>
+          <w:sz w:val="21"/>
+          <w:szCs w:val="21"/>
+        </w:rPr>
+        <w:t xml:space="preserve"> </w:t>
+      </w:r>
+      <w:proofErr w:type="spellStart"/>
+      <w:r>
+        <w:rPr>
+          <w:rFonts w:ascii="Arial Unicode MS" w:eastAsia="Arial Unicode MS" w:hAnsi="Arial Unicode MS" w:cs="Arial Unicode MS"/>
+          <w:color w:val="191919"/>
+          <w:sz w:val="21"/>
+          <w:szCs w:val="21"/>
+        </w:rPr>
+        <w:t>OEMs</w:t>
+      </w:r>
+      <w:proofErr w:type="spellEnd"/>
+      <w:r>
+        <w:rPr>
+          <w:rFonts w:ascii="Arial Unicode MS" w:eastAsia="Arial Unicode MS" w:hAnsi="Arial Unicode MS" w:cs="Arial Unicode MS"/>
+          <w:color w:val="191919"/>
+          <w:sz w:val="21"/>
+          <w:szCs w:val="21"/>
+        </w:rPr>
+        <w:t xml:space="preserve"> </w:t>
+      </w:r>
+      <w:proofErr w:type="spellStart"/>
+      <w:r>
+        <w:rPr>
+          <w:rFonts w:ascii="Arial Unicode MS" w:eastAsia="Arial Unicode MS" w:hAnsi="Arial Unicode MS" w:cs="Arial Unicode MS"/>
+          <w:color w:val="191919"/>
+          <w:sz w:val="21"/>
+          <w:szCs w:val="21"/>
+        </w:rPr>
+        <w:t>including</w:t>
+      </w:r>
+      <w:proofErr w:type="spellEnd"/>
+      <w:r>
+        <w:rPr>
+          <w:rFonts w:ascii="Arial Unicode MS" w:eastAsia="Arial Unicode MS" w:hAnsi="Arial Unicode MS" w:cs="Arial Unicode MS"/>
+          <w:color w:val="191919"/>
+          <w:sz w:val="21"/>
+          <w:szCs w:val="21"/>
+        </w:rPr>
+        <w:t xml:space="preserve"> Daimler, Ford, Renault, Volkswagen, Porsche, </w:t>
+      </w:r>
+      <w:proofErr w:type="spellStart"/>
+      <w:r>
+        <w:rPr>
+          <w:rFonts w:ascii="Arial Unicode MS" w:eastAsia="Arial Unicode MS" w:hAnsi="Arial Unicode MS" w:cs="Arial Unicode MS"/>
+          <w:color w:val="191919"/>
+          <w:sz w:val="21"/>
+          <w:szCs w:val="21"/>
+        </w:rPr>
+        <w:t>and</w:t>
+      </w:r>
+      <w:proofErr w:type="spellEnd"/>
+      <w:r>
+        <w:rPr>
+          <w:rFonts w:ascii="Arial Unicode MS" w:eastAsia="Arial Unicode MS" w:hAnsi="Arial Unicode MS" w:cs="Arial Unicode MS"/>
+          <w:color w:val="191919"/>
+          <w:sz w:val="21"/>
+          <w:szCs w:val="21"/>
+        </w:rPr>
+        <w:t xml:space="preserve"> Audi.</w:t>
+      </w:r>
+    </w:p>
+    <w:p>
+      <w:pPr>
+        <w:spacing w:line="387" w:lineRule="exact"/>
+        <w:ind w:left="-426" w:right="527"/>
+        <w:jc w:val="both"/>
+        <w:rPr>
+          <w:rFonts w:ascii="Arial Unicode MS" w:eastAsia="Arial Unicode MS" w:hAnsi="Arial Unicode MS" w:cs="Arial Unicode MS"/>
+          <w:color w:val="191919"/>
+          <w:sz w:val="21"/>
+          <w:szCs w:val="21"/>
+        </w:rPr>
+      </w:pPr>
+      <w:proofErr w:type="spellStart"/>
+      <w:r>
+        <w:rPr>
+          <w:rFonts w:ascii="Arial Unicode MS" w:eastAsia="Arial Unicode MS" w:hAnsi="Arial Unicode MS" w:cs="Arial Unicode MS"/>
+          <w:color w:val="191919"/>
+          <w:sz w:val="21"/>
+          <w:szCs w:val="21"/>
+        </w:rPr>
+        <w:t>Proficient</w:t>
+      </w:r>
+      <w:proofErr w:type="spellEnd"/>
+      <w:r>
+        <w:rPr>
+          <w:rFonts w:ascii="Arial Unicode MS" w:eastAsia="Arial Unicode MS" w:hAnsi="Arial Unicode MS" w:cs="Arial Unicode MS"/>
+          <w:color w:val="191919"/>
+          <w:sz w:val="21"/>
+          <w:szCs w:val="21"/>
+        </w:rPr>
+        <w:t xml:space="preserve"> in C, AUTOSAR, </w:t>
+      </w:r>
+      <w:proofErr w:type="spellStart"/>
+      <w:r>
+        <w:rPr>
+          <w:rFonts w:ascii="Arial Unicode MS" w:eastAsia="Arial Unicode MS" w:hAnsi="Arial Unicode MS" w:cs="Arial Unicode MS"/>
+          <w:color w:val="191919"/>
+          <w:sz w:val="21"/>
+          <w:szCs w:val="21"/>
+        </w:rPr>
+        <w:t>CANoe</w:t>
+      </w:r>
+      <w:proofErr w:type="spellEnd"/>
+      <w:r>
+        <w:rPr>
+          <w:rFonts w:ascii="Arial Unicode MS" w:eastAsia="Arial Unicode MS" w:hAnsi="Arial Unicode MS" w:cs="Arial Unicode MS"/>
+          <w:color w:val="191919"/>
+          <w:sz w:val="21"/>
+          <w:szCs w:val="21"/>
+        </w:rPr>
+        <w:t>, Trace32, V-</w:t>
+      </w:r>
+      <w:proofErr w:type="spellStart"/>
+      <w:r>
+        <w:rPr>
+          <w:rFonts w:ascii="Arial Unicode MS" w:eastAsia="Arial Unicode MS" w:hAnsi="Arial Unicode MS" w:cs="Arial Unicode MS"/>
+          <w:color w:val="191919"/>
+          <w:sz w:val="21"/>
+          <w:szCs w:val="21"/>
+        </w:rPr>
+        <w:t>Cycle</w:t>
+      </w:r>
+      <w:proofErr w:type="spellEnd"/>
+      <w:r>
+        <w:rPr>
+          <w:rFonts w:ascii="Arial Unicode MS" w:eastAsia="Arial Unicode MS" w:hAnsi="Arial Unicode MS" w:cs="Arial Unicode MS"/>
+          <w:color w:val="191919"/>
+          <w:sz w:val="21"/>
+          <w:szCs w:val="21"/>
+        </w:rPr>
+        <w:t xml:space="preserve">, Agile </w:t>
+      </w:r>
+      <w:proofErr w:type="spellStart"/>
+      <w:r>
+        <w:rPr>
+          <w:rFonts w:ascii="Arial Unicode MS" w:eastAsia="Arial Unicode MS" w:hAnsi="Arial Unicode MS" w:cs="Arial Unicode MS"/>
+          <w:color w:val="191919"/>
+          <w:sz w:val="21"/>
+          <w:szCs w:val="21"/>
+        </w:rPr>
+        <w:t>methodologies</w:t>
+      </w:r>
+      <w:proofErr w:type="spellEnd"/>
+      <w:r>
+        <w:rPr>
+          <w:rFonts w:ascii="Arial Unicode MS" w:eastAsia="Arial Unicode MS" w:hAnsi="Arial Unicode MS" w:cs="Arial Unicode MS"/>
+          <w:color w:val="191919"/>
+          <w:sz w:val="21"/>
+          <w:szCs w:val="21"/>
+        </w:rPr>
+        <w:t xml:space="preserve">, diagnostic </w:t>
+      </w:r>
+      <w:proofErr w:type="spellStart"/>
+      <w:r>
+        <w:rPr>
+          <w:rFonts w:ascii="Arial Unicode MS" w:eastAsia="Arial Unicode MS" w:hAnsi="Arial Unicode MS" w:cs="Arial Unicode MS"/>
+          <w:color w:val="191919"/>
+          <w:sz w:val="21"/>
+          <w:szCs w:val="21"/>
+        </w:rPr>
+        <w:t>protocols</w:t>
+      </w:r>
+      <w:proofErr w:type="spellEnd"/>
+      <w:r>
+        <w:rPr>
+          <w:rFonts w:ascii="Arial Unicode MS" w:eastAsia="Arial Unicode MS" w:hAnsi="Arial Unicode MS" w:cs="Arial Unicode MS"/>
+          <w:color w:val="191919"/>
+          <w:sz w:val="21"/>
+          <w:szCs w:val="21"/>
+        </w:rPr>
+        <w:t xml:space="preserve"> (CCP, XCP), </w:t>
+      </w:r>
+      <w:proofErr w:type="spellStart"/>
+      <w:r>
+        <w:rPr>
+          <w:rFonts w:ascii="Arial Unicode MS" w:eastAsia="Arial Unicode MS" w:hAnsi="Arial Unicode MS" w:cs="Arial Unicode MS"/>
+          <w:color w:val="191919"/>
+          <w:sz w:val="21"/>
+          <w:szCs w:val="21"/>
+        </w:rPr>
+        <w:t>and</w:t>
+      </w:r>
+      <w:proofErr w:type="spellEnd"/>
+      <w:r>
+        <w:rPr>
+          <w:rFonts w:ascii="Arial Unicode MS" w:eastAsia="Arial Unicode MS" w:hAnsi="Arial Unicode MS" w:cs="Arial Unicode MS"/>
+          <w:color w:val="191919"/>
+          <w:sz w:val="21"/>
+          <w:szCs w:val="21"/>
+        </w:rPr>
+        <w:t xml:space="preserve"> ISO 26262 </w:t>
+      </w:r>
+      <w:proofErr w:type="spellStart"/>
+      <w:r>
+        <w:rPr>
+          <w:rFonts w:ascii="Arial Unicode MS" w:eastAsia="Arial Unicode MS" w:hAnsi="Arial Unicode MS" w:cs="Arial Unicode MS"/>
+          <w:color w:val="191919"/>
+          <w:sz w:val="21"/>
+          <w:szCs w:val="21"/>
+        </w:rPr>
+        <w:t>compliance</w:t>
+      </w:r>
+      <w:proofErr w:type="spellEnd"/>
+      <w:r>
+        <w:rPr>
+          <w:rFonts w:ascii="Arial Unicode MS" w:eastAsia="Arial Unicode MS" w:hAnsi="Arial Unicode MS" w:cs="Arial Unicode MS"/>
+          <w:color w:val="191919"/>
+          <w:sz w:val="21"/>
+          <w:szCs w:val="21"/>
+        </w:rPr>
+        <w:t xml:space="preserve">. </w:t>
+      </w:r>
+      <w:proofErr w:type="spellStart"/>
+      <w:r>
+        <w:rPr>
+          <w:rFonts w:ascii="Arial Unicode MS" w:eastAsia="Arial Unicode MS" w:hAnsi="Arial Unicode MS" w:cs="Arial Unicode MS"/>
+          <w:color w:val="191919"/>
+          <w:sz w:val="21"/>
+          <w:szCs w:val="21"/>
+        </w:rPr>
+        <w:t>Currently</w:t>
+      </w:r>
+      <w:proofErr w:type="spellEnd"/>
+      <w:r>
+        <w:rPr>
+          <w:rFonts w:ascii="Arial Unicode MS" w:eastAsia="Arial Unicode MS" w:hAnsi="Arial Unicode MS" w:cs="Arial Unicode MS"/>
+          <w:color w:val="191919"/>
+          <w:sz w:val="21"/>
+          <w:szCs w:val="21"/>
+        </w:rPr>
+        <w:t xml:space="preserve"> </w:t>
+      </w:r>
+      <w:proofErr w:type="spellStart"/>
+      <w:r>
+        <w:rPr>
+          <w:rFonts w:ascii="Arial Unicode MS" w:eastAsia="Arial Unicode MS" w:hAnsi="Arial Unicode MS" w:cs="Arial Unicode MS"/>
+          <w:color w:val="191919"/>
+          <w:sz w:val="21"/>
+          <w:szCs w:val="21"/>
+        </w:rPr>
+        <w:t>expanding</w:t>
+      </w:r>
+      <w:proofErr w:type="spellEnd"/>
+      <w:r>
+        <w:rPr>
+          <w:rFonts w:ascii="Arial Unicode MS" w:eastAsia="Arial Unicode MS" w:hAnsi="Arial Unicode MS" w:cs="Arial Unicode MS"/>
+          <w:color w:val="191919"/>
+          <w:sz w:val="21"/>
+          <w:szCs w:val="21"/>
+        </w:rPr>
+        <w:t xml:space="preserve"> </w:t>
+      </w:r>
+      <w:proofErr w:type="spellStart"/>
+      <w:r>
+        <w:rPr>
+          <w:rFonts w:ascii="Arial Unicode MS" w:eastAsia="Arial Unicode MS" w:hAnsi="Arial Unicode MS" w:cs="Arial Unicode MS"/>
+          <w:color w:val="191919"/>
+          <w:sz w:val="21"/>
+          <w:szCs w:val="21"/>
+        </w:rPr>
+        <w:t>expertise</w:t>
+      </w:r>
+      <w:proofErr w:type="spellEnd"/>
+      <w:r>
+        <w:rPr>
+          <w:rFonts w:ascii="Arial Unicode MS" w:eastAsia="Arial Unicode MS" w:hAnsi="Arial Unicode MS" w:cs="Arial Unicode MS"/>
+          <w:color w:val="191919"/>
+          <w:sz w:val="21"/>
+          <w:szCs w:val="21"/>
+        </w:rPr>
+        <w:t xml:space="preserve"> in C++, C#, </w:t>
+      </w:r>
+      <w:proofErr w:type="spellStart"/>
+      <w:r>
+        <w:rPr>
+          <w:rFonts w:ascii="Arial Unicode MS" w:eastAsia="Arial Unicode MS" w:hAnsi="Arial Unicode MS" w:cs="Arial Unicode MS"/>
+          <w:color w:val="191919"/>
+          <w:sz w:val="21"/>
+          <w:szCs w:val="21"/>
+        </w:rPr>
+        <w:t>Python</w:t>
+      </w:r>
+      <w:proofErr w:type="spellEnd"/>
+      <w:r>
+        <w:rPr>
+          <w:rFonts w:ascii="Arial Unicode MS" w:eastAsia="Arial Unicode MS" w:hAnsi="Arial Unicode MS" w:cs="Arial Unicode MS"/>
+          <w:color w:val="191919"/>
+          <w:sz w:val="21"/>
+          <w:szCs w:val="21"/>
+        </w:rPr>
+        <w:t xml:space="preserve">, </w:t>
+      </w:r>
+      <w:proofErr w:type="spellStart"/>
+      <w:r>
+        <w:rPr>
+          <w:rFonts w:ascii="Arial Unicode MS" w:eastAsia="Arial Unicode MS" w:hAnsi="Arial Unicode MS" w:cs="Arial Unicode MS"/>
+          <w:color w:val="191919"/>
+          <w:sz w:val="21"/>
+          <w:szCs w:val="21"/>
+        </w:rPr>
+        <w:t>and</w:t>
+      </w:r>
+      <w:proofErr w:type="spellEnd"/>
+      <w:r>
+        <w:rPr>
+          <w:rFonts w:ascii="Arial Unicode MS" w:eastAsia="Arial Unicode MS" w:hAnsi="Arial Unicode MS" w:cs="Arial Unicode MS"/>
+          <w:color w:val="191919"/>
+          <w:sz w:val="21"/>
+          <w:szCs w:val="21"/>
+        </w:rPr>
+        <w:t xml:space="preserve"> </w:t>
+      </w:r>
+      <w:proofErr w:type="spellStart"/>
+      <w:r>
+        <w:rPr>
+          <w:rFonts w:ascii="Arial Unicode MS" w:eastAsia="Arial Unicode MS" w:hAnsi="Arial Unicode MS" w:cs="Arial Unicode MS"/>
+          <w:color w:val="191919"/>
+          <w:sz w:val="21"/>
+          <w:szCs w:val="21"/>
+        </w:rPr>
+        <w:t>Rust</w:t>
+      </w:r>
+      <w:proofErr w:type="spellEnd"/>
+      <w:r>
+        <w:rPr>
+          <w:rFonts w:ascii="Arial Unicode MS" w:eastAsia="Arial Unicode MS" w:hAnsi="Arial Unicode MS" w:cs="Arial Unicode MS"/>
+          <w:color w:val="191919"/>
+          <w:sz w:val="21"/>
+          <w:szCs w:val="21"/>
+        </w:rPr>
+        <w:t xml:space="preserve"> </w:t>
+      </w:r>
+      <w:proofErr w:type="spellStart"/>
+      <w:r>
+        <w:rPr>
+          <w:rFonts w:ascii="Arial Unicode MS" w:eastAsia="Arial Unicode MS" w:hAnsi="Arial Unicode MS" w:cs="Arial Unicode MS"/>
+          <w:color w:val="191919"/>
+          <w:sz w:val="21"/>
+          <w:szCs w:val="21"/>
+        </w:rPr>
+        <w:t>to</w:t>
+      </w:r>
+      <w:proofErr w:type="spellEnd"/>
+      <w:r>
+        <w:rPr>
+          <w:rFonts w:ascii="Arial Unicode MS" w:eastAsia="Arial Unicode MS" w:hAnsi="Arial Unicode MS" w:cs="Arial Unicode MS"/>
+          <w:color w:val="191919"/>
+          <w:sz w:val="21"/>
+          <w:szCs w:val="21"/>
+        </w:rPr>
+        <w:t xml:space="preserve"> drive </w:t>
+      </w:r>
+      <w:proofErr w:type="spellStart"/>
+      <w:r>
+        <w:rPr>
+          <w:rFonts w:ascii="Arial Unicode MS" w:eastAsia="Arial Unicode MS" w:hAnsi="Arial Unicode MS" w:cs="Arial Unicode MS"/>
+          <w:color w:val="191919"/>
+          <w:sz w:val="21"/>
+          <w:szCs w:val="21"/>
+        </w:rPr>
+        <w:t>innovation</w:t>
+      </w:r>
+      <w:proofErr w:type="spellEnd"/>
+      <w:r>
+        <w:rPr>
+          <w:rFonts w:ascii="Arial Unicode MS" w:eastAsia="Arial Unicode MS" w:hAnsi="Arial Unicode MS" w:cs="Arial Unicode MS"/>
+          <w:color w:val="191919"/>
+          <w:sz w:val="21"/>
+          <w:szCs w:val="21"/>
+        </w:rPr>
+        <w:t xml:space="preserve"> in </w:t>
+      </w:r>
+      <w:proofErr w:type="spellStart"/>
+      <w:r>
+        <w:rPr>
+          <w:rFonts w:ascii="Arial Unicode MS" w:eastAsia="Arial Unicode MS" w:hAnsi="Arial Unicode MS" w:cs="Arial Unicode MS"/>
+          <w:color w:val="191919"/>
+          <w:sz w:val="21"/>
+          <w:szCs w:val="21"/>
+        </w:rPr>
+        <w:t>embedded</w:t>
+      </w:r>
+      <w:proofErr w:type="spellEnd"/>
+      <w:r>
+        <w:rPr>
+          <w:rFonts w:ascii="Arial Unicode MS" w:eastAsia="Arial Unicode MS" w:hAnsi="Arial Unicode MS" w:cs="Arial Unicode MS"/>
+          <w:color w:val="191919"/>
+          <w:sz w:val="21"/>
+          <w:szCs w:val="21"/>
+        </w:rPr>
+        <w:t xml:space="preserve"> </w:t>
+      </w:r>
+      <w:proofErr w:type="spellStart"/>
+      <w:r>
+        <w:rPr>
+          <w:rFonts w:ascii="Arial Unicode MS" w:eastAsia="Arial Unicode MS" w:hAnsi="Arial Unicode MS" w:cs="Arial Unicode MS"/>
+          <w:color w:val="191919"/>
+          <w:sz w:val="21"/>
+          <w:szCs w:val="21"/>
+        </w:rPr>
+        <w:t>systems</w:t>
+      </w:r>
+      <w:proofErr w:type="spellEnd"/>
+      <w:r>
+        <w:rPr>
+          <w:rFonts w:ascii="Arial Unicode MS" w:eastAsia="Arial Unicode MS" w:hAnsi="Arial Unicode MS" w:cs="Arial Unicode MS"/>
+          <w:color w:val="191919"/>
+          <w:sz w:val="21"/>
+          <w:szCs w:val="21"/>
+        </w:rPr>
+        <w:t>.</w:t>
+      </w:r>
+    </w:p>
+    <w:p>
+      <w:pPr>
+        <w:spacing w:line="387" w:lineRule="exact"/>
+        <w:ind w:left="-426" w:right="527"/>
+        <w:jc w:val="both"/>
+        <w:rPr>
+          <w:rFonts w:ascii="Arial Unicode MS" w:eastAsia="Arial Unicode MS" w:hAnsi="Arial Unicode MS" w:cs="Arial Unicode MS"/>
+          <w:color w:val="191919"/>
+          <w:sz w:val="21"/>
+          <w:szCs w:val="21"/>
+        </w:rPr>
+      </w:pPr>
+      <w:proofErr w:type="spellStart"/>
+      <w:r>
+        <w:rPr>
+          <w:rFonts w:ascii="Arial Unicode MS" w:eastAsia="Arial Unicode MS" w:hAnsi="Arial Unicode MS" w:cs="Arial Unicode MS"/>
+          <w:color w:val="191919"/>
+          <w:sz w:val="21"/>
+          <w:szCs w:val="21"/>
+        </w:rPr>
+        <w:t>Seeking</w:t>
+      </w:r>
+      <w:proofErr w:type="spellEnd"/>
+      <w:r>
+        <w:rPr>
+          <w:rFonts w:ascii="Arial Unicode MS" w:eastAsia="Arial Unicode MS" w:hAnsi="Arial Unicode MS" w:cs="Arial Unicode MS"/>
+          <w:color w:val="191919"/>
+          <w:sz w:val="21"/>
+          <w:szCs w:val="21"/>
+        </w:rPr>
+        <w:t xml:space="preserve"> </w:t>
+      </w:r>
+      <w:proofErr w:type="spellStart"/>
+      <w:r>
+        <w:rPr>
+          <w:rFonts w:ascii="Arial Unicode MS" w:eastAsia="Arial Unicode MS" w:hAnsi="Arial Unicode MS" w:cs="Arial Unicode MS"/>
+          <w:color w:val="191919"/>
+          <w:sz w:val="21"/>
+          <w:szCs w:val="21"/>
+        </w:rPr>
+        <w:t>challenging</w:t>
+      </w:r>
+      <w:proofErr w:type="spellEnd"/>
+      <w:r>
+        <w:rPr>
+          <w:rFonts w:ascii="Arial Unicode MS" w:eastAsia="Arial Unicode MS" w:hAnsi="Arial Unicode MS" w:cs="Arial Unicode MS"/>
+          <w:color w:val="191919"/>
+          <w:sz w:val="21"/>
+          <w:szCs w:val="21"/>
+        </w:rPr>
+        <w:t xml:space="preserve"> </w:t>
+      </w:r>
+      <w:proofErr w:type="spellStart"/>
+      <w:r>
+        <w:rPr>
+          <w:rFonts w:ascii="Arial Unicode MS" w:eastAsia="Arial Unicode MS" w:hAnsi="Arial Unicode MS" w:cs="Arial Unicode MS"/>
+          <w:color w:val="191919"/>
+          <w:sz w:val="21"/>
+          <w:szCs w:val="21"/>
+        </w:rPr>
+        <w:t>opportunities</w:t>
+      </w:r>
+      <w:proofErr w:type="spellEnd"/>
+      <w:r>
+        <w:rPr>
+          <w:rFonts w:ascii="Arial Unicode MS" w:eastAsia="Arial Unicode MS" w:hAnsi="Arial Unicode MS" w:cs="Arial Unicode MS"/>
+          <w:color w:val="191919"/>
+          <w:sz w:val="21"/>
+          <w:szCs w:val="21"/>
+        </w:rPr>
+        <w:t xml:space="preserve"> in </w:t>
+      </w:r>
+      <w:proofErr w:type="spellStart"/>
+      <w:r>
+        <w:rPr>
+          <w:rFonts w:ascii="Arial Unicode MS" w:eastAsia="Arial Unicode MS" w:hAnsi="Arial Unicode MS" w:cs="Arial Unicode MS"/>
+          <w:color w:val="191919"/>
+          <w:sz w:val="21"/>
+          <w:szCs w:val="21"/>
+        </w:rPr>
+        <w:t>collaborative</w:t>
+      </w:r>
+      <w:proofErr w:type="spellEnd"/>
+      <w:r>
+        <w:rPr>
+          <w:rFonts w:ascii="Arial Unicode MS" w:eastAsia="Arial Unicode MS" w:hAnsi="Arial Unicode MS" w:cs="Arial Unicode MS"/>
+          <w:color w:val="191919"/>
+          <w:sz w:val="21"/>
+          <w:szCs w:val="21"/>
+        </w:rPr>
+        <w:t xml:space="preserve">, </w:t>
+      </w:r>
+      <w:proofErr w:type="spellStart"/>
+      <w:r>
+        <w:rPr>
+          <w:rFonts w:ascii="Arial Unicode MS" w:eastAsia="Arial Unicode MS" w:hAnsi="Arial Unicode MS" w:cs="Arial Unicode MS"/>
+          <w:color w:val="191919"/>
+          <w:sz w:val="21"/>
+          <w:szCs w:val="21"/>
+        </w:rPr>
+        <w:t>remote-friendly</w:t>
+      </w:r>
+      <w:proofErr w:type="spellEnd"/>
+      <w:r>
+        <w:rPr>
+          <w:rFonts w:ascii="Arial Unicode MS" w:eastAsia="Arial Unicode MS" w:hAnsi="Arial Unicode MS" w:cs="Arial Unicode MS"/>
+          <w:color w:val="191919"/>
+          <w:sz w:val="21"/>
+          <w:szCs w:val="21"/>
+        </w:rPr>
+        <w:t xml:space="preserve"> </w:t>
+      </w:r>
+      <w:proofErr w:type="spellStart"/>
+      <w:r>
+        <w:rPr>
+          <w:rFonts w:ascii="Arial Unicode MS" w:eastAsia="Arial Unicode MS" w:hAnsi="Arial Unicode MS" w:cs="Arial Unicode MS"/>
+          <w:color w:val="191919"/>
+          <w:sz w:val="21"/>
+          <w:szCs w:val="21"/>
+        </w:rPr>
+        <w:t>environments</w:t>
+      </w:r>
+      <w:proofErr w:type="spellEnd"/>
+      <w:r>
+        <w:rPr>
+          <w:rFonts w:ascii="Arial Unicode MS" w:eastAsia="Arial Unicode MS" w:hAnsi="Arial Unicode MS" w:cs="Arial Unicode MS"/>
+          <w:color w:val="191919"/>
+          <w:sz w:val="21"/>
+          <w:szCs w:val="21"/>
+        </w:rPr>
+        <w:t xml:space="preserve"> </w:t>
+      </w:r>
+      <w:proofErr w:type="spellStart"/>
+      <w:r>
+        <w:rPr>
+          <w:rFonts w:ascii="Arial Unicode MS" w:eastAsia="Arial Unicode MS" w:hAnsi="Arial Unicode MS" w:cs="Arial Unicode MS"/>
+          <w:color w:val="191919"/>
+          <w:sz w:val="21"/>
+          <w:szCs w:val="21"/>
+        </w:rPr>
+        <w:t>that</w:t>
+      </w:r>
+      <w:proofErr w:type="spellEnd"/>
+      <w:r>
+        <w:rPr>
+          <w:rFonts w:ascii="Arial Unicode MS" w:eastAsia="Arial Unicode MS" w:hAnsi="Arial Unicode MS" w:cs="Arial Unicode MS"/>
+          <w:color w:val="191919"/>
+          <w:sz w:val="21"/>
+          <w:szCs w:val="21"/>
+        </w:rPr>
+        <w:t xml:space="preserve"> </w:t>
+      </w:r>
+      <w:proofErr w:type="spellStart"/>
+      <w:r>
+        <w:rPr>
+          <w:rFonts w:ascii="Arial Unicode MS" w:eastAsia="Arial Unicode MS" w:hAnsi="Arial Unicode MS" w:cs="Arial Unicode MS"/>
+          <w:color w:val="191919"/>
+          <w:sz w:val="21"/>
+          <w:szCs w:val="21"/>
+        </w:rPr>
+        <w:t>value</w:t>
+      </w:r>
+      <w:proofErr w:type="spellEnd"/>
+      <w:r>
+        <w:rPr>
+          <w:rFonts w:ascii="Arial Unicode MS" w:eastAsia="Arial Unicode MS" w:hAnsi="Arial Unicode MS" w:cs="Arial Unicode MS"/>
+          <w:color w:val="191919"/>
+          <w:sz w:val="21"/>
+          <w:szCs w:val="21"/>
+        </w:rPr>
+        <w:t xml:space="preserve"> </w:t>
+      </w:r>
+      <w:proofErr w:type="spellStart"/>
+      <w:r>
+        <w:rPr>
+          <w:rFonts w:ascii="Arial Unicode MS" w:eastAsia="Arial Unicode MS" w:hAnsi="Arial Unicode MS" w:cs="Arial Unicode MS"/>
+          <w:color w:val="191919"/>
+          <w:sz w:val="21"/>
+          <w:szCs w:val="21"/>
+        </w:rPr>
+        <w:t>technical</w:t>
+      </w:r>
+      <w:proofErr w:type="spellEnd"/>
+      <w:r>
+        <w:rPr>
+          <w:rFonts w:ascii="Arial Unicode MS" w:eastAsia="Arial Unicode MS" w:hAnsi="Arial Unicode MS" w:cs="Arial Unicode MS"/>
+          <w:color w:val="191919"/>
+          <w:sz w:val="21"/>
+          <w:szCs w:val="21"/>
+        </w:rPr>
+        <w:t xml:space="preserve"> excellence, </w:t>
+      </w:r>
+      <w:proofErr w:type="spellStart"/>
+      <w:r>
+        <w:rPr>
+          <w:rFonts w:ascii="Arial Unicode MS" w:eastAsia="Arial Unicode MS" w:hAnsi="Arial Unicode MS" w:cs="Arial Unicode MS"/>
+          <w:color w:val="191919"/>
+          <w:sz w:val="21"/>
+          <w:szCs w:val="21"/>
+        </w:rPr>
+        <w:t>mentorship</w:t>
+      </w:r>
+      <w:proofErr w:type="spellEnd"/>
+      <w:r>
+        <w:rPr>
+          <w:rFonts w:ascii="Arial Unicode MS" w:eastAsia="Arial Unicode MS" w:hAnsi="Arial Unicode MS" w:cs="Arial Unicode MS"/>
+          <w:color w:val="191919"/>
+          <w:sz w:val="21"/>
+          <w:szCs w:val="21"/>
+        </w:rPr>
+        <w:t xml:space="preserve">, </w:t>
+      </w:r>
+      <w:proofErr w:type="spellStart"/>
+      <w:r>
+        <w:rPr>
+          <w:rFonts w:ascii="Arial Unicode MS" w:eastAsia="Arial Unicode MS" w:hAnsi="Arial Unicode MS" w:cs="Arial Unicode MS"/>
+          <w:color w:val="191919"/>
+          <w:sz w:val="21"/>
+          <w:szCs w:val="21"/>
+        </w:rPr>
+        <w:t>and</w:t>
+      </w:r>
+      <w:proofErr w:type="spellEnd"/>
+      <w:r>
+        <w:rPr>
+          <w:rFonts w:ascii="Arial Unicode MS" w:eastAsia="Arial Unicode MS" w:hAnsi="Arial Unicode MS" w:cs="Arial Unicode MS"/>
+          <w:color w:val="191919"/>
+          <w:sz w:val="21"/>
+          <w:szCs w:val="21"/>
+        </w:rPr>
+        <w:t xml:space="preserve"> </w:t>
+      </w:r>
+      <w:proofErr w:type="spellStart"/>
+      <w:r>
+        <w:rPr>
+          <w:rFonts w:ascii="Arial Unicode MS" w:eastAsia="Arial Unicode MS" w:hAnsi="Arial Unicode MS" w:cs="Arial Unicode MS"/>
+          <w:color w:val="191919"/>
+          <w:sz w:val="21"/>
+          <w:szCs w:val="21"/>
+        </w:rPr>
+        <w:t>continuous</w:t>
+      </w:r>
+      <w:proofErr w:type="spellEnd"/>
+      <w:r>
+        <w:rPr>
+          <w:rFonts w:ascii="Arial Unicode MS" w:eastAsia="Arial Unicode MS" w:hAnsi="Arial Unicode MS" w:cs="Arial Unicode MS"/>
+          <w:color w:val="191919"/>
+          <w:sz w:val="21"/>
+          <w:szCs w:val="21"/>
+        </w:rPr>
+        <w:t xml:space="preserve"> </w:t>
+      </w:r>
+      <w:proofErr w:type="spellStart"/>
+      <w:r>
+        <w:rPr>
+          <w:rFonts w:ascii="Arial Unicode MS" w:eastAsia="Arial Unicode MS" w:hAnsi="Arial Unicode MS" w:cs="Arial Unicode MS"/>
+          <w:color w:val="191919"/>
+          <w:sz w:val="21"/>
+          <w:szCs w:val="21"/>
+        </w:rPr>
+        <w:t>improvement</w:t>
+      </w:r>
+      <w:proofErr w:type="spellEnd"/>
+      <w:r>
+        <w:rPr>
+          <w:rFonts w:ascii="Arial Unicode MS" w:eastAsia="Arial Unicode MS" w:hAnsi="Arial Unicode MS" w:cs="Arial Unicode MS"/>
+          <w:color w:val="191919"/>
+          <w:sz w:val="21"/>
+          <w:szCs w:val="21"/>
+        </w:rPr>
+        <w:t>.</w:t>
+      </w:r>
+    </w:p>
+    <w:p>
+      <w:pPr>
+        <w:spacing w:line="387" w:lineRule="exact"/>
+        <w:ind w:left="-426" w:right="527"/>
         <w:jc w:val="both"/>
         <w:rPr>
           <w:rFonts w:ascii="Arial Unicode MS" w:eastAsia="Arial Unicode MS" w:hAnsi="Arial Unicode MS" w:cs="Arial Unicode MS"/>
@@ -500,340 +1707,768 @@
           <w:szCs w:val="24"/>
         </w:rPr>
       </w:pPr>
-      <w:proofErr w:type="spellStart"/>
-      <w:r>
-        <w:rPr>
-          <w:rFonts w:ascii="Arial Unicode MS" w:eastAsia="Arial Unicode MS" w:hAnsi="Arial Unicode MS" w:cs="Arial Unicode MS"/>
+    </w:p>
+    <w:p>
+      <w:pPr>
+        <w:spacing w:line="387" w:lineRule="exact"/>
+        <w:ind w:left="-426" w:right="527"/>
+        <w:jc w:val="both"/>
+        <w:rPr>
+          <w:rFonts w:ascii="Arial Unicode MS" w:eastAsia="Arial Unicode MS" w:hAnsi="Arial Unicode MS" w:cs="Arial Unicode MS"/>
+          <w:b/>
+          <w:bCs/>
           <w:color w:val="191919"/>
           <w:sz w:val="24"/>
           <w:szCs w:val="24"/>
         </w:rPr>
-        <w:t>Highly</w:t>
-      </w:r>
-      <w:proofErr w:type="spellEnd"/>
-      <w:r>
-        <w:rPr>
-          <w:rFonts w:ascii="Arial Unicode MS" w:eastAsia="Arial Unicode MS" w:hAnsi="Arial Unicode MS" w:cs="Arial Unicode MS"/>
+      </w:pPr>
+      <w:proofErr w:type="spellStart"/>
+      <w:r>
+        <w:rPr>
+          <w:rFonts w:ascii="Arial Unicode MS" w:eastAsia="Arial Unicode MS" w:hAnsi="Arial Unicode MS" w:cs="Arial Unicode MS"/>
+          <w:b/>
+          <w:bCs/>
           <w:color w:val="191919"/>
           <w:sz w:val="24"/>
           <w:szCs w:val="24"/>
         </w:rPr>
-        <w:t xml:space="preserve"> </w:t>
-      </w:r>
-      <w:proofErr w:type="spellStart"/>
-      <w:r>
-        <w:rPr>
-          <w:rFonts w:ascii="Arial Unicode MS" w:eastAsia="Arial Unicode MS" w:hAnsi="Arial Unicode MS" w:cs="Arial Unicode MS"/>
+        <w:t>Key</w:t>
+      </w:r>
+      <w:proofErr w:type="spellEnd"/>
+      <w:r>
+        <w:rPr>
+          <w:rFonts w:ascii="Arial Unicode MS" w:eastAsia="Arial Unicode MS" w:hAnsi="Arial Unicode MS" w:cs="Arial Unicode MS"/>
+          <w:b/>
+          <w:bCs/>
           <w:color w:val="191919"/>
           <w:sz w:val="24"/>
           <w:szCs w:val="24"/>
         </w:rPr>
-        <w:t>accomplished</w:t>
-      </w:r>
-      <w:proofErr w:type="spellEnd"/>
-      <w:r>
-        <w:rPr>
-          <w:rFonts w:ascii="Arial Unicode MS" w:eastAsia="Arial Unicode MS" w:hAnsi="Arial Unicode MS" w:cs="Arial Unicode MS"/>
+        <w:t xml:space="preserve"> </w:t>
+      </w:r>
+      <w:proofErr w:type="spellStart"/>
+      <w:r>
+        <w:rPr>
+          <w:rFonts w:ascii="Arial Unicode MS" w:eastAsia="Arial Unicode MS" w:hAnsi="Arial Unicode MS" w:cs="Arial Unicode MS"/>
+          <w:b/>
+          <w:bCs/>
           <w:color w:val="191919"/>
           <w:sz w:val="24"/>
           <w:szCs w:val="24"/>
         </w:rPr>
-        <w:t xml:space="preserve"> Senior </w:t>
-      </w:r>
-      <w:proofErr w:type="spellStart"/>
-      <w:r>
-        <w:rPr>
-          <w:rFonts w:ascii="Arial Unicode MS" w:eastAsia="Arial Unicode MS" w:hAnsi="Arial Unicode MS" w:cs="Arial Unicode MS"/>
+        <w:t>Achievements</w:t>
+      </w:r>
+      <w:proofErr w:type="spellEnd"/>
+      <w:r>
+        <w:rPr>
+          <w:rFonts w:ascii="Arial Unicode MS" w:eastAsia="Arial Unicode MS" w:hAnsi="Arial Unicode MS" w:cs="Arial Unicode MS"/>
+          <w:b/>
+          <w:bCs/>
           <w:color w:val="191919"/>
           <w:sz w:val="24"/>
           <w:szCs w:val="24"/>
         </w:rPr>
-        <w:t>Embedded</w:t>
-      </w:r>
-      <w:proofErr w:type="spellEnd"/>
-      <w:r>
-        <w:rPr>
-          <w:rFonts w:ascii="Arial Unicode MS" w:eastAsia="Arial Unicode MS" w:hAnsi="Arial Unicode MS" w:cs="Arial Unicode MS"/>
-          <w:color w:val="191919"/>
-          <w:sz w:val="24"/>
-          <w:szCs w:val="24"/>
-        </w:rPr>
-        <w:t xml:space="preserve"> Software </w:t>
-      </w:r>
-      <w:proofErr w:type="spellStart"/>
-      <w:r>
-        <w:rPr>
-          <w:rFonts w:ascii="Arial Unicode MS" w:eastAsia="Arial Unicode MS" w:hAnsi="Arial Unicode MS" w:cs="Arial Unicode MS"/>
-          <w:color w:val="191919"/>
-          <w:sz w:val="24"/>
-          <w:szCs w:val="24"/>
-        </w:rPr>
-        <w:t>Engineer</w:t>
-      </w:r>
-      <w:proofErr w:type="spellEnd"/>
-      <w:r>
-        <w:rPr>
-          <w:rFonts w:ascii="Arial Unicode MS" w:eastAsia="Arial Unicode MS" w:hAnsi="Arial Unicode MS" w:cs="Arial Unicode MS"/>
-          <w:color w:val="191919"/>
-          <w:sz w:val="24"/>
-          <w:szCs w:val="24"/>
-        </w:rPr>
-        <w:t xml:space="preserve"> </w:t>
-      </w:r>
-      <w:proofErr w:type="spellStart"/>
-      <w:r>
-        <w:rPr>
-          <w:rFonts w:ascii="Arial Unicode MS" w:eastAsia="Arial Unicode MS" w:hAnsi="Arial Unicode MS" w:cs="Arial Unicode MS"/>
-          <w:color w:val="191919"/>
-          <w:sz w:val="24"/>
-          <w:szCs w:val="24"/>
-        </w:rPr>
-        <w:t>with</w:t>
-      </w:r>
-      <w:proofErr w:type="spellEnd"/>
-      <w:r>
-        <w:rPr>
-          <w:rFonts w:ascii="Arial Unicode MS" w:eastAsia="Arial Unicode MS" w:hAnsi="Arial Unicode MS" w:cs="Arial Unicode MS"/>
-          <w:color w:val="191919"/>
-          <w:sz w:val="24"/>
-          <w:szCs w:val="24"/>
-        </w:rPr>
-        <w:t xml:space="preserve"> over 13 </w:t>
-      </w:r>
-      <w:proofErr w:type="spellStart"/>
-      <w:r>
-        <w:rPr>
-          <w:rFonts w:ascii="Arial Unicode MS" w:eastAsia="Arial Unicode MS" w:hAnsi="Arial Unicode MS" w:cs="Arial Unicode MS"/>
-          <w:color w:val="191919"/>
-          <w:sz w:val="24"/>
-          <w:szCs w:val="24"/>
-        </w:rPr>
-        <w:t>years</w:t>
-      </w:r>
-      <w:proofErr w:type="spellEnd"/>
-      <w:r>
-        <w:rPr>
-          <w:rFonts w:ascii="Arial Unicode MS" w:eastAsia="Arial Unicode MS" w:hAnsi="Arial Unicode MS" w:cs="Arial Unicode MS"/>
-          <w:color w:val="191919"/>
-          <w:sz w:val="24"/>
-          <w:szCs w:val="24"/>
-        </w:rPr>
-        <w:t xml:space="preserve"> of </w:t>
-      </w:r>
-      <w:proofErr w:type="spellStart"/>
-      <w:r>
-        <w:rPr>
-          <w:rFonts w:ascii="Arial Unicode MS" w:eastAsia="Arial Unicode MS" w:hAnsi="Arial Unicode MS" w:cs="Arial Unicode MS"/>
-          <w:color w:val="191919"/>
-          <w:sz w:val="24"/>
-          <w:szCs w:val="24"/>
-        </w:rPr>
-        <w:t>experience</w:t>
-      </w:r>
-      <w:proofErr w:type="spellEnd"/>
-      <w:r>
-        <w:rPr>
-          <w:rFonts w:ascii="Arial Unicode MS" w:eastAsia="Arial Unicode MS" w:hAnsi="Arial Unicode MS" w:cs="Arial Unicode MS"/>
-          <w:color w:val="191919"/>
-          <w:sz w:val="24"/>
-          <w:szCs w:val="24"/>
-        </w:rPr>
-        <w:t xml:space="preserve"> in </w:t>
-      </w:r>
-      <w:proofErr w:type="spellStart"/>
-      <w:r>
-        <w:rPr>
-          <w:rFonts w:ascii="Arial Unicode MS" w:eastAsia="Arial Unicode MS" w:hAnsi="Arial Unicode MS" w:cs="Arial Unicode MS"/>
-          <w:color w:val="191919"/>
-          <w:sz w:val="24"/>
-          <w:szCs w:val="24"/>
-        </w:rPr>
-        <w:t>automotive</w:t>
-      </w:r>
-      <w:proofErr w:type="spellEnd"/>
-      <w:r>
-        <w:rPr>
-          <w:rFonts w:ascii="Arial Unicode MS" w:eastAsia="Arial Unicode MS" w:hAnsi="Arial Unicode MS" w:cs="Arial Unicode MS"/>
-          <w:color w:val="191919"/>
-          <w:sz w:val="24"/>
-          <w:szCs w:val="24"/>
-        </w:rPr>
-        <w:t xml:space="preserve"> </w:t>
-      </w:r>
-      <w:proofErr w:type="spellStart"/>
-      <w:r>
-        <w:rPr>
-          <w:rFonts w:ascii="Arial Unicode MS" w:eastAsia="Arial Unicode MS" w:hAnsi="Arial Unicode MS" w:cs="Arial Unicode MS"/>
-          <w:color w:val="191919"/>
-          <w:sz w:val="24"/>
-          <w:szCs w:val="24"/>
-        </w:rPr>
-        <w:t>and</w:t>
-      </w:r>
-      <w:proofErr w:type="spellEnd"/>
-      <w:r>
-        <w:rPr>
-          <w:rFonts w:ascii="Arial Unicode MS" w:eastAsia="Arial Unicode MS" w:hAnsi="Arial Unicode MS" w:cs="Arial Unicode MS"/>
-          <w:color w:val="191919"/>
-          <w:sz w:val="24"/>
-          <w:szCs w:val="24"/>
-        </w:rPr>
-        <w:t xml:space="preserve"> </w:t>
-      </w:r>
-      <w:proofErr w:type="spellStart"/>
-      <w:r>
-        <w:rPr>
-          <w:rFonts w:ascii="Arial Unicode MS" w:eastAsia="Arial Unicode MS" w:hAnsi="Arial Unicode MS" w:cs="Arial Unicode MS"/>
-          <w:color w:val="191919"/>
-          <w:sz w:val="24"/>
-          <w:szCs w:val="24"/>
-        </w:rPr>
-        <w:t>space</w:t>
-      </w:r>
-      <w:proofErr w:type="spellEnd"/>
-      <w:r>
-        <w:rPr>
-          <w:rFonts w:ascii="Arial Unicode MS" w:eastAsia="Arial Unicode MS" w:hAnsi="Arial Unicode MS" w:cs="Arial Unicode MS"/>
-          <w:color w:val="191919"/>
-          <w:sz w:val="24"/>
-          <w:szCs w:val="24"/>
-        </w:rPr>
-        <w:t xml:space="preserve">-grade </w:t>
-      </w:r>
-      <w:proofErr w:type="spellStart"/>
-      <w:r>
-        <w:rPr>
-          <w:rFonts w:ascii="Arial Unicode MS" w:eastAsia="Arial Unicode MS" w:hAnsi="Arial Unicode MS" w:cs="Arial Unicode MS"/>
-          <w:color w:val="191919"/>
-          <w:sz w:val="24"/>
-          <w:szCs w:val="24"/>
-        </w:rPr>
-        <w:t>systems</w:t>
-      </w:r>
-      <w:proofErr w:type="spellEnd"/>
-      <w:r>
-        <w:rPr>
-          <w:rFonts w:ascii="Arial Unicode MS" w:eastAsia="Arial Unicode MS" w:hAnsi="Arial Unicode MS" w:cs="Arial Unicode MS"/>
-          <w:color w:val="191919"/>
-          <w:sz w:val="24"/>
-          <w:szCs w:val="24"/>
-        </w:rPr>
-        <w:t>.</w:t>
+        <w:t>:</w:t>
       </w:r>
     </w:p>
     <w:p>
       <w:pPr>
         <w:spacing w:line="387" w:lineRule="exact"/>
+        <w:ind w:left="-426" w:right="527"/>
         <w:jc w:val="both"/>
         <w:rPr>
           <w:rFonts w:ascii="Arial Unicode MS" w:eastAsia="Arial Unicode MS" w:hAnsi="Arial Unicode MS" w:cs="Arial Unicode MS"/>
           <w:color w:val="191919"/>
-          <w:sz w:val="24"/>
-          <w:szCs w:val="24"/>
-        </w:rPr>
-      </w:pPr>
-      <w:proofErr w:type="spellStart"/>
-      <w:r>
-        <w:rPr>
-          <w:rFonts w:ascii="Arial Unicode MS" w:eastAsia="Arial Unicode MS" w:hAnsi="Arial Unicode MS" w:cs="Arial Unicode MS"/>
-          <w:color w:val="191919"/>
-          <w:sz w:val="24"/>
-          <w:szCs w:val="24"/>
-        </w:rPr>
-        <w:t>Specialized</w:t>
-      </w:r>
-      <w:proofErr w:type="spellEnd"/>
-      <w:r>
-        <w:rPr>
-          <w:rFonts w:ascii="Arial Unicode MS" w:eastAsia="Arial Unicode MS" w:hAnsi="Arial Unicode MS" w:cs="Arial Unicode MS"/>
-          <w:color w:val="191919"/>
-          <w:sz w:val="24"/>
-          <w:szCs w:val="24"/>
-        </w:rPr>
-        <w:t xml:space="preserve"> in </w:t>
-      </w:r>
+          <w:sz w:val="21"/>
+          <w:szCs w:val="21"/>
+        </w:rPr>
+      </w:pPr>
+      <w:r>
+        <w:rPr>
+          <w:rFonts w:ascii="Arial Unicode MS" w:eastAsia="Arial Unicode MS" w:hAnsi="Arial Unicode MS" w:cs="Arial Unicode MS"/>
+          <w:color w:val="191919"/>
+          <w:sz w:val="21"/>
+          <w:szCs w:val="21"/>
+        </w:rPr>
+        <w:t xml:space="preserve">* </w:t>
+      </w:r>
+      <w:proofErr w:type="spellStart"/>
       <w:r>
         <w:rPr>
           <w:rFonts w:ascii="Arial Unicode MS" w:eastAsia="Arial Unicode MS" w:hAnsi="Arial Unicode MS" w:cs="Arial Unicode MS"/>
           <w:b/>
           <w:bCs/>
           <w:color w:val="191919"/>
-          <w:sz w:val="24"/>
-          <w:szCs w:val="24"/>
-        </w:rPr>
-        <w:t xml:space="preserve">instrument cluster </w:t>
-      </w:r>
-      <w:proofErr w:type="spellStart"/>
+          <w:sz w:val="21"/>
+          <w:szCs w:val="21"/>
+        </w:rPr>
+        <w:t>Debugging</w:t>
+      </w:r>
+      <w:proofErr w:type="spellEnd"/>
       <w:r>
         <w:rPr>
           <w:rFonts w:ascii="Arial Unicode MS" w:eastAsia="Arial Unicode MS" w:hAnsi="Arial Unicode MS" w:cs="Arial Unicode MS"/>
           <w:b/>
           <w:bCs/>
           <w:color w:val="191919"/>
-          <w:sz w:val="24"/>
-          <w:szCs w:val="24"/>
-        </w:rPr>
-        <w:t>development</w:t>
-      </w:r>
-      <w:proofErr w:type="spellEnd"/>
+          <w:sz w:val="21"/>
+          <w:szCs w:val="21"/>
+        </w:rPr>
+        <w:t xml:space="preserve"> </w:t>
+      </w:r>
+      <w:proofErr w:type="spellStart"/>
       <w:r>
         <w:rPr>
           <w:rFonts w:ascii="Arial Unicode MS" w:eastAsia="Arial Unicode MS" w:hAnsi="Arial Unicode MS" w:cs="Arial Unicode MS"/>
           <w:b/>
           <w:bCs/>
           <w:color w:val="191919"/>
-          <w:sz w:val="24"/>
-          <w:szCs w:val="24"/>
-        </w:rPr>
-        <w:t xml:space="preserve">, CAN </w:t>
-      </w:r>
-      <w:proofErr w:type="spellStart"/>
+          <w:sz w:val="21"/>
+          <w:szCs w:val="21"/>
+        </w:rPr>
+        <w:t>Efficiency</w:t>
+      </w:r>
+      <w:proofErr w:type="spellEnd"/>
+      <w:r>
+        <w:rPr>
+          <w:rFonts w:ascii="Arial Unicode MS" w:eastAsia="Arial Unicode MS" w:hAnsi="Arial Unicode MS" w:cs="Arial Unicode MS"/>
+          <w:color w:val="191919"/>
+          <w:sz w:val="21"/>
+          <w:szCs w:val="21"/>
+        </w:rPr>
+        <w:t xml:space="preserve">: </w:t>
+      </w:r>
+      <w:proofErr w:type="spellStart"/>
+      <w:r>
+        <w:rPr>
+          <w:rFonts w:ascii="Arial Unicode MS" w:eastAsia="Arial Unicode MS" w:hAnsi="Arial Unicode MS" w:cs="Arial Unicode MS"/>
+          <w:color w:val="191919"/>
+          <w:sz w:val="21"/>
+          <w:szCs w:val="21"/>
+        </w:rPr>
+        <w:t>Reduced</w:t>
+      </w:r>
+      <w:proofErr w:type="spellEnd"/>
+      <w:r>
+        <w:rPr>
+          <w:rFonts w:ascii="Arial Unicode MS" w:eastAsia="Arial Unicode MS" w:hAnsi="Arial Unicode MS" w:cs="Arial Unicode MS"/>
+          <w:color w:val="191919"/>
+          <w:sz w:val="21"/>
+          <w:szCs w:val="21"/>
+        </w:rPr>
+        <w:t xml:space="preserve"> </w:t>
+      </w:r>
+      <w:proofErr w:type="spellStart"/>
+      <w:r>
+        <w:rPr>
+          <w:rFonts w:ascii="Arial Unicode MS" w:eastAsia="Arial Unicode MS" w:hAnsi="Arial Unicode MS" w:cs="Arial Unicode MS"/>
+          <w:color w:val="191919"/>
+          <w:sz w:val="21"/>
+          <w:szCs w:val="21"/>
+        </w:rPr>
+        <w:t>debugging</w:t>
+      </w:r>
+      <w:proofErr w:type="spellEnd"/>
+      <w:r>
+        <w:rPr>
+          <w:rFonts w:ascii="Arial Unicode MS" w:eastAsia="Arial Unicode MS" w:hAnsi="Arial Unicode MS" w:cs="Arial Unicode MS"/>
+          <w:color w:val="191919"/>
+          <w:sz w:val="21"/>
+          <w:szCs w:val="21"/>
+        </w:rPr>
+        <w:t xml:space="preserve"> </w:t>
+      </w:r>
+      <w:proofErr w:type="spellStart"/>
+      <w:r>
+        <w:rPr>
+          <w:rFonts w:ascii="Arial Unicode MS" w:eastAsia="Arial Unicode MS" w:hAnsi="Arial Unicode MS" w:cs="Arial Unicode MS"/>
+          <w:color w:val="191919"/>
+          <w:sz w:val="21"/>
+          <w:szCs w:val="21"/>
+        </w:rPr>
+        <w:t>time</w:t>
+      </w:r>
+      <w:proofErr w:type="spellEnd"/>
+      <w:r>
+        <w:rPr>
+          <w:rFonts w:ascii="Arial Unicode MS" w:eastAsia="Arial Unicode MS" w:hAnsi="Arial Unicode MS" w:cs="Arial Unicode MS"/>
+          <w:color w:val="191919"/>
+          <w:sz w:val="21"/>
+          <w:szCs w:val="21"/>
+        </w:rPr>
+        <w:t xml:space="preserve"> </w:t>
+      </w:r>
+      <w:proofErr w:type="spellStart"/>
+      <w:r>
+        <w:rPr>
+          <w:rFonts w:ascii="Arial Unicode MS" w:eastAsia="Arial Unicode MS" w:hAnsi="Arial Unicode MS" w:cs="Arial Unicode MS"/>
+          <w:color w:val="191919"/>
+          <w:sz w:val="21"/>
+          <w:szCs w:val="21"/>
+        </w:rPr>
+        <w:t>by</w:t>
+      </w:r>
+      <w:proofErr w:type="spellEnd"/>
+      <w:r>
+        <w:rPr>
+          <w:rFonts w:ascii="Arial Unicode MS" w:eastAsia="Arial Unicode MS" w:hAnsi="Arial Unicode MS" w:cs="Arial Unicode MS"/>
+          <w:color w:val="191919"/>
+          <w:sz w:val="21"/>
+          <w:szCs w:val="21"/>
+        </w:rPr>
+        <w:t xml:space="preserve"> 25% </w:t>
+      </w:r>
+      <w:proofErr w:type="spellStart"/>
+      <w:r>
+        <w:rPr>
+          <w:rFonts w:ascii="Arial Unicode MS" w:eastAsia="Arial Unicode MS" w:hAnsi="Arial Unicode MS" w:cs="Arial Unicode MS"/>
+          <w:color w:val="191919"/>
+          <w:sz w:val="21"/>
+          <w:szCs w:val="21"/>
+        </w:rPr>
+        <w:t>through</w:t>
+      </w:r>
+      <w:proofErr w:type="spellEnd"/>
+      <w:r>
+        <w:rPr>
+          <w:rFonts w:ascii="Arial Unicode MS" w:eastAsia="Arial Unicode MS" w:hAnsi="Arial Unicode MS" w:cs="Arial Unicode MS"/>
+          <w:color w:val="191919"/>
+          <w:sz w:val="21"/>
+          <w:szCs w:val="21"/>
+        </w:rPr>
+        <w:t xml:space="preserve"> </w:t>
+      </w:r>
+      <w:proofErr w:type="spellStart"/>
+      <w:r>
+        <w:rPr>
+          <w:rFonts w:ascii="Arial Unicode MS" w:eastAsia="Arial Unicode MS" w:hAnsi="Arial Unicode MS" w:cs="Arial Unicode MS"/>
+          <w:color w:val="191919"/>
+          <w:sz w:val="21"/>
+          <w:szCs w:val="21"/>
+        </w:rPr>
+        <w:t>rigorous</w:t>
+      </w:r>
+      <w:proofErr w:type="spellEnd"/>
+      <w:r>
+        <w:rPr>
+          <w:rFonts w:ascii="Arial Unicode MS" w:eastAsia="Arial Unicode MS" w:hAnsi="Arial Unicode MS" w:cs="Arial Unicode MS"/>
+          <w:color w:val="191919"/>
+          <w:sz w:val="21"/>
+          <w:szCs w:val="21"/>
+        </w:rPr>
+        <w:t xml:space="preserve"> code </w:t>
+      </w:r>
+      <w:proofErr w:type="spellStart"/>
+      <w:r>
+        <w:rPr>
+          <w:rFonts w:ascii="Arial Unicode MS" w:eastAsia="Arial Unicode MS" w:hAnsi="Arial Unicode MS" w:cs="Arial Unicode MS"/>
+          <w:color w:val="191919"/>
+          <w:sz w:val="21"/>
+          <w:szCs w:val="21"/>
+        </w:rPr>
+        <w:t>reviews</w:t>
+      </w:r>
+      <w:proofErr w:type="spellEnd"/>
+      <w:r>
+        <w:rPr>
+          <w:rFonts w:ascii="Arial Unicode MS" w:eastAsia="Arial Unicode MS" w:hAnsi="Arial Unicode MS" w:cs="Arial Unicode MS"/>
+          <w:color w:val="191919"/>
+          <w:sz w:val="21"/>
+          <w:szCs w:val="21"/>
+        </w:rPr>
+        <w:t xml:space="preserve"> </w:t>
+      </w:r>
+      <w:proofErr w:type="spellStart"/>
+      <w:r>
+        <w:rPr>
+          <w:rFonts w:ascii="Arial Unicode MS" w:eastAsia="Arial Unicode MS" w:hAnsi="Arial Unicode MS" w:cs="Arial Unicode MS"/>
+          <w:color w:val="191919"/>
+          <w:sz w:val="21"/>
+          <w:szCs w:val="21"/>
+        </w:rPr>
+        <w:t>and</w:t>
+      </w:r>
+      <w:proofErr w:type="spellEnd"/>
+      <w:r>
+        <w:rPr>
+          <w:rFonts w:ascii="Arial Unicode MS" w:eastAsia="Arial Unicode MS" w:hAnsi="Arial Unicode MS" w:cs="Arial Unicode MS"/>
+          <w:color w:val="191919"/>
+          <w:sz w:val="21"/>
+          <w:szCs w:val="21"/>
+        </w:rPr>
+        <w:t xml:space="preserve"> </w:t>
+      </w:r>
+      <w:proofErr w:type="spellStart"/>
+      <w:r>
+        <w:rPr>
+          <w:rFonts w:ascii="Arial Unicode MS" w:eastAsia="Arial Unicode MS" w:hAnsi="Arial Unicode MS" w:cs="Arial Unicode MS"/>
+          <w:color w:val="191919"/>
+          <w:sz w:val="21"/>
+          <w:szCs w:val="21"/>
+        </w:rPr>
+        <w:t>adherence</w:t>
+      </w:r>
+      <w:proofErr w:type="spellEnd"/>
+      <w:r>
+        <w:rPr>
+          <w:rFonts w:ascii="Arial Unicode MS" w:eastAsia="Arial Unicode MS" w:hAnsi="Arial Unicode MS" w:cs="Arial Unicode MS"/>
+          <w:color w:val="191919"/>
+          <w:sz w:val="21"/>
+          <w:szCs w:val="21"/>
+        </w:rPr>
+        <w:t xml:space="preserve"> </w:t>
+      </w:r>
+      <w:proofErr w:type="spellStart"/>
+      <w:r>
+        <w:rPr>
+          <w:rFonts w:ascii="Arial Unicode MS" w:eastAsia="Arial Unicode MS" w:hAnsi="Arial Unicode MS" w:cs="Arial Unicode MS"/>
+          <w:color w:val="191919"/>
+          <w:sz w:val="21"/>
+          <w:szCs w:val="21"/>
+        </w:rPr>
+        <w:t>to</w:t>
+      </w:r>
+      <w:proofErr w:type="spellEnd"/>
+      <w:r>
+        <w:rPr>
+          <w:rFonts w:ascii="Arial Unicode MS" w:eastAsia="Arial Unicode MS" w:hAnsi="Arial Unicode MS" w:cs="Arial Unicode MS"/>
+          <w:color w:val="191919"/>
+          <w:sz w:val="21"/>
+          <w:szCs w:val="21"/>
+        </w:rPr>
+        <w:t xml:space="preserve"> </w:t>
+      </w:r>
+      <w:proofErr w:type="spellStart"/>
+      <w:r>
+        <w:rPr>
+          <w:rFonts w:ascii="Arial Unicode MS" w:eastAsia="Arial Unicode MS" w:hAnsi="Arial Unicode MS" w:cs="Arial Unicode MS"/>
+          <w:color w:val="191919"/>
+          <w:sz w:val="21"/>
+          <w:szCs w:val="21"/>
+        </w:rPr>
+        <w:t>coding</w:t>
+      </w:r>
+      <w:proofErr w:type="spellEnd"/>
+      <w:r>
+        <w:rPr>
+          <w:rFonts w:ascii="Arial Unicode MS" w:eastAsia="Arial Unicode MS" w:hAnsi="Arial Unicode MS" w:cs="Arial Unicode MS"/>
+          <w:color w:val="191919"/>
+          <w:sz w:val="21"/>
+          <w:szCs w:val="21"/>
+        </w:rPr>
+        <w:t xml:space="preserve"> </w:t>
+      </w:r>
+      <w:proofErr w:type="spellStart"/>
+      <w:r>
+        <w:rPr>
+          <w:rFonts w:ascii="Arial Unicode MS" w:eastAsia="Arial Unicode MS" w:hAnsi="Arial Unicode MS" w:cs="Arial Unicode MS"/>
+          <w:color w:val="191919"/>
+          <w:sz w:val="21"/>
+          <w:szCs w:val="21"/>
+        </w:rPr>
+        <w:t>standards</w:t>
+      </w:r>
+      <w:proofErr w:type="spellEnd"/>
+      <w:r>
+        <w:rPr>
+          <w:rFonts w:ascii="Arial Unicode MS" w:eastAsia="Arial Unicode MS" w:hAnsi="Arial Unicode MS" w:cs="Arial Unicode MS"/>
+          <w:color w:val="191919"/>
+          <w:sz w:val="21"/>
+          <w:szCs w:val="21"/>
+        </w:rPr>
+        <w:t>.</w:t>
+      </w:r>
+    </w:p>
+    <w:p>
+      <w:pPr>
+        <w:spacing w:line="387" w:lineRule="exact"/>
+        <w:ind w:left="-426" w:right="527"/>
+        <w:jc w:val="both"/>
+        <w:rPr>
+          <w:rFonts w:ascii="Arial Unicode MS" w:eastAsia="Arial Unicode MS" w:hAnsi="Arial Unicode MS" w:cs="Arial Unicode MS"/>
+          <w:color w:val="191919"/>
+          <w:sz w:val="21"/>
+          <w:szCs w:val="21"/>
+        </w:rPr>
+      </w:pPr>
+      <w:r>
+        <w:rPr>
+          <w:rFonts w:ascii="Arial Unicode MS" w:eastAsia="Arial Unicode MS" w:hAnsi="Arial Unicode MS" w:cs="Arial Unicode MS"/>
+          <w:color w:val="191919"/>
+          <w:sz w:val="21"/>
+          <w:szCs w:val="21"/>
+        </w:rPr>
+        <w:t xml:space="preserve">* </w:t>
+      </w:r>
       <w:r>
         <w:rPr>
           <w:rFonts w:ascii="Arial Unicode MS" w:eastAsia="Arial Unicode MS" w:hAnsi="Arial Unicode MS" w:cs="Arial Unicode MS"/>
           <w:b/>
           <w:bCs/>
           <w:color w:val="191919"/>
-          <w:sz w:val="24"/>
-          <w:szCs w:val="24"/>
-        </w:rPr>
-        <w:t>communication</w:t>
-      </w:r>
-      <w:proofErr w:type="spellEnd"/>
+          <w:sz w:val="21"/>
+          <w:szCs w:val="21"/>
+        </w:rPr>
+        <w:t xml:space="preserve">Code </w:t>
+      </w:r>
+      <w:proofErr w:type="spellStart"/>
       <w:r>
         <w:rPr>
           <w:rFonts w:ascii="Arial Unicode MS" w:eastAsia="Arial Unicode MS" w:hAnsi="Arial Unicode MS" w:cs="Arial Unicode MS"/>
           <w:b/>
           <w:bCs/>
           <w:color w:val="191919"/>
-          <w:sz w:val="24"/>
-          <w:szCs w:val="24"/>
-        </w:rPr>
-        <w:t xml:space="preserve">, </w:t>
-      </w:r>
-      <w:proofErr w:type="spellStart"/>
+          <w:sz w:val="21"/>
+          <w:szCs w:val="21"/>
+        </w:rPr>
+        <w:t>Reliability</w:t>
+      </w:r>
+      <w:proofErr w:type="spellEnd"/>
+      <w:r>
+        <w:rPr>
+          <w:rFonts w:ascii="Arial Unicode MS" w:eastAsia="Arial Unicode MS" w:hAnsi="Arial Unicode MS" w:cs="Arial Unicode MS"/>
+          <w:color w:val="191919"/>
+          <w:sz w:val="21"/>
+          <w:szCs w:val="21"/>
+        </w:rPr>
+        <w:t xml:space="preserve">: </w:t>
+      </w:r>
+      <w:proofErr w:type="spellStart"/>
+      <w:r>
+        <w:rPr>
+          <w:rFonts w:ascii="Arial Unicode MS" w:eastAsia="Arial Unicode MS" w:hAnsi="Arial Unicode MS" w:cs="Arial Unicode MS"/>
+          <w:color w:val="191919"/>
+          <w:sz w:val="21"/>
+          <w:szCs w:val="21"/>
+        </w:rPr>
+        <w:t>Enhanced</w:t>
+      </w:r>
+      <w:proofErr w:type="spellEnd"/>
+      <w:r>
+        <w:rPr>
+          <w:rFonts w:ascii="Arial Unicode MS" w:eastAsia="Arial Unicode MS" w:hAnsi="Arial Unicode MS" w:cs="Arial Unicode MS"/>
+          <w:color w:val="191919"/>
+          <w:sz w:val="21"/>
+          <w:szCs w:val="21"/>
+        </w:rPr>
+        <w:t xml:space="preserve"> code </w:t>
+      </w:r>
+      <w:proofErr w:type="spellStart"/>
+      <w:r>
+        <w:rPr>
+          <w:rFonts w:ascii="Arial Unicode MS" w:eastAsia="Arial Unicode MS" w:hAnsi="Arial Unicode MS" w:cs="Arial Unicode MS"/>
+          <w:color w:val="191919"/>
+          <w:sz w:val="21"/>
+          <w:szCs w:val="21"/>
+        </w:rPr>
+        <w:t>reliability</w:t>
+      </w:r>
+      <w:proofErr w:type="spellEnd"/>
+      <w:r>
+        <w:rPr>
+          <w:rFonts w:ascii="Arial Unicode MS" w:eastAsia="Arial Unicode MS" w:hAnsi="Arial Unicode MS" w:cs="Arial Unicode MS"/>
+          <w:color w:val="191919"/>
+          <w:sz w:val="21"/>
+          <w:szCs w:val="21"/>
+        </w:rPr>
+        <w:t xml:space="preserve"> </w:t>
+      </w:r>
+      <w:proofErr w:type="spellStart"/>
+      <w:r>
+        <w:rPr>
+          <w:rFonts w:ascii="Arial Unicode MS" w:eastAsia="Arial Unicode MS" w:hAnsi="Arial Unicode MS" w:cs="Arial Unicode MS"/>
+          <w:color w:val="191919"/>
+          <w:sz w:val="21"/>
+          <w:szCs w:val="21"/>
+        </w:rPr>
+        <w:t>by</w:t>
+      </w:r>
+      <w:proofErr w:type="spellEnd"/>
+      <w:r>
+        <w:rPr>
+          <w:rFonts w:ascii="Arial Unicode MS" w:eastAsia="Arial Unicode MS" w:hAnsi="Arial Unicode MS" w:cs="Arial Unicode MS"/>
+          <w:color w:val="191919"/>
+          <w:sz w:val="21"/>
+          <w:szCs w:val="21"/>
+        </w:rPr>
+        <w:t xml:space="preserve"> 25% via comprehensive unit </w:t>
+      </w:r>
+      <w:proofErr w:type="spellStart"/>
+      <w:r>
+        <w:rPr>
+          <w:rFonts w:ascii="Arial Unicode MS" w:eastAsia="Arial Unicode MS" w:hAnsi="Arial Unicode MS" w:cs="Arial Unicode MS"/>
+          <w:color w:val="191919"/>
+          <w:sz w:val="21"/>
+          <w:szCs w:val="21"/>
+        </w:rPr>
+        <w:t>and</w:t>
+      </w:r>
+      <w:proofErr w:type="spellEnd"/>
+      <w:r>
+        <w:rPr>
+          <w:rFonts w:ascii="Arial Unicode MS" w:eastAsia="Arial Unicode MS" w:hAnsi="Arial Unicode MS" w:cs="Arial Unicode MS"/>
+          <w:color w:val="191919"/>
+          <w:sz w:val="21"/>
+          <w:szCs w:val="21"/>
+        </w:rPr>
+        <w:t xml:space="preserve"> component </w:t>
+      </w:r>
+      <w:proofErr w:type="spellStart"/>
+      <w:r>
+        <w:rPr>
+          <w:rFonts w:ascii="Arial Unicode MS" w:eastAsia="Arial Unicode MS" w:hAnsi="Arial Unicode MS" w:cs="Arial Unicode MS"/>
+          <w:color w:val="191919"/>
+          <w:sz w:val="21"/>
+          <w:szCs w:val="21"/>
+        </w:rPr>
+        <w:t>testing</w:t>
+      </w:r>
+      <w:proofErr w:type="spellEnd"/>
+      <w:r>
+        <w:rPr>
+          <w:rFonts w:ascii="Arial Unicode MS" w:eastAsia="Arial Unicode MS" w:hAnsi="Arial Unicode MS" w:cs="Arial Unicode MS"/>
+          <w:color w:val="191919"/>
+          <w:sz w:val="21"/>
+          <w:szCs w:val="21"/>
+        </w:rPr>
+        <w:t xml:space="preserve"> </w:t>
+      </w:r>
+      <w:proofErr w:type="spellStart"/>
+      <w:r>
+        <w:rPr>
+          <w:rFonts w:ascii="Arial Unicode MS" w:eastAsia="Arial Unicode MS" w:hAnsi="Arial Unicode MS" w:cs="Arial Unicode MS"/>
+          <w:color w:val="191919"/>
+          <w:sz w:val="21"/>
+          <w:szCs w:val="21"/>
+        </w:rPr>
+        <w:t>strategies</w:t>
+      </w:r>
+      <w:proofErr w:type="spellEnd"/>
+      <w:r>
+        <w:rPr>
+          <w:rFonts w:ascii="Arial Unicode MS" w:eastAsia="Arial Unicode MS" w:hAnsi="Arial Unicode MS" w:cs="Arial Unicode MS"/>
+          <w:color w:val="191919"/>
+          <w:sz w:val="21"/>
+          <w:szCs w:val="21"/>
+        </w:rPr>
+        <w:t>.</w:t>
+      </w:r>
+    </w:p>
+    <w:p>
+      <w:pPr>
+        <w:spacing w:line="387" w:lineRule="exact"/>
+        <w:ind w:left="-426" w:right="527"/>
+        <w:jc w:val="both"/>
+        <w:rPr>
+          <w:rFonts w:ascii="Arial Unicode MS" w:eastAsia="Arial Unicode MS" w:hAnsi="Arial Unicode MS" w:cs="Arial Unicode MS"/>
+          <w:color w:val="191919"/>
+          <w:sz w:val="21"/>
+          <w:szCs w:val="21"/>
+        </w:rPr>
+      </w:pPr>
+      <w:r>
+        <w:rPr>
+          <w:rFonts w:ascii="Arial Unicode MS" w:eastAsia="Arial Unicode MS" w:hAnsi="Arial Unicode MS" w:cs="Arial Unicode MS"/>
+          <w:color w:val="191919"/>
+          <w:sz w:val="21"/>
+          <w:szCs w:val="21"/>
+        </w:rPr>
+        <w:t xml:space="preserve">* </w:t>
+      </w:r>
       <w:r>
         <w:rPr>
           <w:rFonts w:ascii="Arial Unicode MS" w:eastAsia="Arial Unicode MS" w:hAnsi="Arial Unicode MS" w:cs="Arial Unicode MS"/>
           <w:b/>
           <w:bCs/>
           <w:color w:val="191919"/>
-          <w:sz w:val="24"/>
-          <w:szCs w:val="24"/>
-        </w:rPr>
-        <w:t>and</w:t>
-      </w:r>
-      <w:proofErr w:type="spellEnd"/>
+          <w:sz w:val="21"/>
+          <w:szCs w:val="21"/>
+        </w:rPr>
+        <w:t xml:space="preserve">Consistent </w:t>
+      </w:r>
+      <w:proofErr w:type="spellStart"/>
       <w:r>
         <w:rPr>
           <w:rFonts w:ascii="Arial Unicode MS" w:eastAsia="Arial Unicode MS" w:hAnsi="Arial Unicode MS" w:cs="Arial Unicode MS"/>
           <w:b/>
           <w:bCs/>
           <w:color w:val="191919"/>
-          <w:sz w:val="24"/>
-          <w:szCs w:val="24"/>
-        </w:rPr>
-        <w:t xml:space="preserve"> AUTOSAR-</w:t>
+          <w:sz w:val="21"/>
+          <w:szCs w:val="21"/>
+        </w:rPr>
+        <w:t>Contributions</w:t>
+      </w:r>
+      <w:proofErr w:type="spellEnd"/>
+      <w:r>
+        <w:rPr>
+          <w:rFonts w:ascii="Arial Unicode MS" w:eastAsia="Arial Unicode MS" w:hAnsi="Arial Unicode MS" w:cs="Arial Unicode MS"/>
+          <w:color w:val="191919"/>
+          <w:sz w:val="21"/>
+          <w:szCs w:val="21"/>
+        </w:rPr>
+        <w:t xml:space="preserve">: </w:t>
+      </w:r>
+      <w:proofErr w:type="spellStart"/>
+      <w:r>
+        <w:rPr>
+          <w:rFonts w:ascii="Arial Unicode MS" w:eastAsia="Arial Unicode MS" w:hAnsi="Arial Unicode MS" w:cs="Arial Unicode MS"/>
+          <w:color w:val="191919"/>
+          <w:sz w:val="21"/>
+          <w:szCs w:val="21"/>
+        </w:rPr>
+        <w:t>Delivered</w:t>
+      </w:r>
+      <w:proofErr w:type="spellEnd"/>
+      <w:r>
+        <w:rPr>
+          <w:rFonts w:ascii="Arial Unicode MS" w:eastAsia="Arial Unicode MS" w:hAnsi="Arial Unicode MS" w:cs="Arial Unicode MS"/>
+          <w:color w:val="191919"/>
+          <w:sz w:val="21"/>
+          <w:szCs w:val="21"/>
+        </w:rPr>
+        <w:t xml:space="preserve"> over 300 </w:t>
+      </w:r>
+      <w:proofErr w:type="spellStart"/>
+      <w:r>
+        <w:rPr>
+          <w:rFonts w:ascii="Arial Unicode MS" w:eastAsia="Arial Unicode MS" w:hAnsi="Arial Unicode MS" w:cs="Arial Unicode MS"/>
+          <w:color w:val="191919"/>
+          <w:sz w:val="21"/>
+          <w:szCs w:val="21"/>
+        </w:rPr>
+        <w:t>high</w:t>
+      </w:r>
+      <w:proofErr w:type="spellEnd"/>
+      <w:r>
+        <w:rPr>
+          <w:rFonts w:ascii="Arial Unicode MS" w:eastAsia="Arial Unicode MS" w:hAnsi="Arial Unicode MS" w:cs="Arial Unicode MS"/>
+          <w:color w:val="191919"/>
+          <w:sz w:val="21"/>
+          <w:szCs w:val="21"/>
+        </w:rPr>
+        <w:t xml:space="preserve">-quality code </w:t>
+      </w:r>
+      <w:proofErr w:type="spellStart"/>
+      <w:r>
+        <w:rPr>
+          <w:rFonts w:ascii="Arial Unicode MS" w:eastAsia="Arial Unicode MS" w:hAnsi="Arial Unicode MS" w:cs="Arial Unicode MS"/>
+          <w:color w:val="191919"/>
+          <w:sz w:val="21"/>
+          <w:szCs w:val="21"/>
+        </w:rPr>
+        <w:t>commits</w:t>
+      </w:r>
+      <w:proofErr w:type="spellEnd"/>
+      <w:r>
+        <w:rPr>
+          <w:rFonts w:ascii="Arial Unicode MS" w:eastAsia="Arial Unicode MS" w:hAnsi="Arial Unicode MS" w:cs="Arial Unicode MS"/>
+          <w:color w:val="191919"/>
+          <w:sz w:val="21"/>
+          <w:szCs w:val="21"/>
+        </w:rPr>
+        <w:t xml:space="preserve">, </w:t>
+      </w:r>
+      <w:proofErr w:type="spellStart"/>
+      <w:r>
+        <w:rPr>
+          <w:rFonts w:ascii="Arial Unicode MS" w:eastAsia="Arial Unicode MS" w:hAnsi="Arial Unicode MS" w:cs="Arial Unicode MS"/>
+          <w:color w:val="191919"/>
+          <w:sz w:val="21"/>
+          <w:szCs w:val="21"/>
+        </w:rPr>
+        <w:t>ensuring</w:t>
+      </w:r>
+      <w:proofErr w:type="spellEnd"/>
+      <w:r>
+        <w:rPr>
+          <w:rFonts w:ascii="Arial Unicode MS" w:eastAsia="Arial Unicode MS" w:hAnsi="Arial Unicode MS" w:cs="Arial Unicode MS"/>
+          <w:color w:val="191919"/>
+          <w:sz w:val="21"/>
+          <w:szCs w:val="21"/>
+        </w:rPr>
+        <w:t xml:space="preserve"> consistent quality </w:t>
+      </w:r>
+      <w:proofErr w:type="spellStart"/>
+      <w:r>
+        <w:rPr>
+          <w:rFonts w:ascii="Arial Unicode MS" w:eastAsia="Arial Unicode MS" w:hAnsi="Arial Unicode MS" w:cs="Arial Unicode MS"/>
+          <w:color w:val="191919"/>
+          <w:sz w:val="21"/>
+          <w:szCs w:val="21"/>
+        </w:rPr>
+        <w:t>and</w:t>
+      </w:r>
+      <w:proofErr w:type="spellEnd"/>
+      <w:r>
+        <w:rPr>
+          <w:rFonts w:ascii="Arial Unicode MS" w:eastAsia="Arial Unicode MS" w:hAnsi="Arial Unicode MS" w:cs="Arial Unicode MS"/>
+          <w:color w:val="191919"/>
+          <w:sz w:val="21"/>
+          <w:szCs w:val="21"/>
+        </w:rPr>
+        <w:t xml:space="preserve"> </w:t>
+      </w:r>
+      <w:proofErr w:type="spellStart"/>
+      <w:r>
+        <w:rPr>
+          <w:rFonts w:ascii="Arial Unicode MS" w:eastAsia="Arial Unicode MS" w:hAnsi="Arial Unicode MS" w:cs="Arial Unicode MS"/>
+          <w:color w:val="191919"/>
+          <w:sz w:val="21"/>
+          <w:szCs w:val="21"/>
+        </w:rPr>
+        <w:t>timely</w:t>
+      </w:r>
+      <w:proofErr w:type="spellEnd"/>
+      <w:r>
+        <w:rPr>
+          <w:rFonts w:ascii="Arial Unicode MS" w:eastAsia="Arial Unicode MS" w:hAnsi="Arial Unicode MS" w:cs="Arial Unicode MS"/>
+          <w:color w:val="191919"/>
+          <w:sz w:val="21"/>
+          <w:szCs w:val="21"/>
+        </w:rPr>
+        <w:t xml:space="preserve"> </w:t>
+      </w:r>
+      <w:proofErr w:type="spellStart"/>
+      <w:r>
+        <w:rPr>
+          <w:rFonts w:ascii="Arial Unicode MS" w:eastAsia="Arial Unicode MS" w:hAnsi="Arial Unicode MS" w:cs="Arial Unicode MS"/>
+          <w:color w:val="191919"/>
+          <w:sz w:val="21"/>
+          <w:szCs w:val="21"/>
+        </w:rPr>
+        <w:t>releases</w:t>
+      </w:r>
+      <w:proofErr w:type="spellEnd"/>
+      <w:r>
+        <w:rPr>
+          <w:rFonts w:ascii="Arial Unicode MS" w:eastAsia="Arial Unicode MS" w:hAnsi="Arial Unicode MS" w:cs="Arial Unicode MS"/>
+          <w:color w:val="191919"/>
+          <w:sz w:val="21"/>
+          <w:szCs w:val="21"/>
+        </w:rPr>
+        <w:t>.</w:t>
+      </w:r>
+    </w:p>
+    <w:p>
+      <w:pPr>
+        <w:spacing w:line="387" w:lineRule="exact"/>
+        <w:ind w:left="-426" w:right="527"/>
+        <w:jc w:val="both"/>
+        <w:rPr>
+          <w:rFonts w:ascii="Arial Unicode MS" w:eastAsia="Arial Unicode MS" w:hAnsi="Arial Unicode MS" w:cs="Arial Unicode MS"/>
+          <w:color w:val="191919"/>
+          <w:sz w:val="21"/>
+          <w:szCs w:val="21"/>
+        </w:rPr>
+      </w:pPr>
+      <w:r>
+        <w:rPr>
+          <w:rFonts w:ascii="Arial Unicode MS" w:eastAsia="Arial Unicode MS" w:hAnsi="Arial Unicode MS" w:cs="Arial Unicode MS"/>
+          <w:color w:val="191919"/>
+          <w:sz w:val="21"/>
+          <w:szCs w:val="21"/>
+        </w:rPr>
+        <w:t xml:space="preserve">* </w:t>
       </w:r>
       <w:proofErr w:type="spellStart"/>
       <w:r>
@@ -842,10 +2477,10 @@
           <w:b/>
           <w:bCs/>
           <w:color w:val="191919"/>
-          <w:sz w:val="24"/>
-          <w:szCs w:val="24"/>
-        </w:rPr>
-        <w:t>based</w:t>
+          <w:sz w:val="21"/>
+          <w:szCs w:val="21"/>
+        </w:rPr>
+        <w:t>Knowledge</w:t>
       </w:r>
       <w:proofErr w:type="spellEnd"/>
       <w:r>
@@ -854,229 +2489,207 @@
           <w:b/>
           <w:bCs/>
           <w:color w:val="191919"/>
-          <w:sz w:val="24"/>
-          <w:szCs w:val="24"/>
-        </w:rPr>
-        <w:t xml:space="preserve"> </w:t>
-      </w:r>
-      <w:proofErr w:type="spellStart"/>
-      <w:r>
-        <w:rPr>
-          <w:rFonts w:ascii="Arial Unicode MS" w:eastAsia="Arial Unicode MS" w:hAnsi="Arial Unicode MS" w:cs="Arial Unicode MS"/>
-          <w:b/>
-          <w:bCs/>
-          <w:color w:val="191919"/>
-          <w:sz w:val="24"/>
-          <w:szCs w:val="24"/>
-        </w:rPr>
-        <w:t>solutions</w:t>
-      </w:r>
-      <w:proofErr w:type="spellEnd"/>
-      <w:r>
-        <w:rPr>
-          <w:rFonts w:ascii="Arial Unicode MS" w:eastAsia="Arial Unicode MS" w:hAnsi="Arial Unicode MS" w:cs="Arial Unicode MS"/>
-          <w:color w:val="191919"/>
-          <w:sz w:val="24"/>
-          <w:szCs w:val="24"/>
-        </w:rPr>
-        <w:t xml:space="preserve">. </w:t>
-      </w:r>
-      <w:proofErr w:type="spellStart"/>
-      <w:r>
-        <w:rPr>
-          <w:rFonts w:ascii="Arial Unicode MS" w:eastAsia="Arial Unicode MS" w:hAnsi="Arial Unicode MS" w:cs="Arial Unicode MS"/>
-          <w:color w:val="191919"/>
-          <w:sz w:val="24"/>
-          <w:szCs w:val="24"/>
-        </w:rPr>
-        <w:t>Proven</w:t>
-      </w:r>
-      <w:proofErr w:type="spellEnd"/>
-      <w:r>
-        <w:rPr>
-          <w:rFonts w:ascii="Arial Unicode MS" w:eastAsia="Arial Unicode MS" w:hAnsi="Arial Unicode MS" w:cs="Arial Unicode MS"/>
-          <w:color w:val="191919"/>
-          <w:sz w:val="24"/>
-          <w:szCs w:val="24"/>
-        </w:rPr>
-        <w:t xml:space="preserve"> </w:t>
-      </w:r>
-      <w:proofErr w:type="spellStart"/>
-      <w:r>
-        <w:rPr>
-          <w:rFonts w:ascii="Arial Unicode MS" w:eastAsia="Arial Unicode MS" w:hAnsi="Arial Unicode MS" w:cs="Arial Unicode MS"/>
-          <w:color w:val="191919"/>
-          <w:sz w:val="24"/>
-          <w:szCs w:val="24"/>
-        </w:rPr>
-        <w:t>track</w:t>
-      </w:r>
-      <w:proofErr w:type="spellEnd"/>
-      <w:r>
-        <w:rPr>
-          <w:rFonts w:ascii="Arial Unicode MS" w:eastAsia="Arial Unicode MS" w:hAnsi="Arial Unicode MS" w:cs="Arial Unicode MS"/>
-          <w:color w:val="191919"/>
-          <w:sz w:val="24"/>
-          <w:szCs w:val="24"/>
-        </w:rPr>
-        <w:t xml:space="preserve"> </w:t>
-      </w:r>
-      <w:r>
-        <w:rPr>
-          <w:rFonts w:ascii="Arial Unicode MS" w:eastAsia="Arial Unicode MS" w:hAnsi="Arial Unicode MS" w:cs="Arial Unicode MS"/>
-          <w:color w:val="191919"/>
-          <w:sz w:val="24"/>
-          <w:szCs w:val="24"/>
-        </w:rPr>
-        <w:t xml:space="preserve">record of </w:t>
-      </w:r>
-      <w:proofErr w:type="spellStart"/>
-      <w:r>
-        <w:rPr>
-          <w:rFonts w:ascii="Arial Unicode MS" w:eastAsia="Arial Unicode MS" w:hAnsi="Arial Unicode MS" w:cs="Arial Unicode MS"/>
-          <w:color w:val="191919"/>
-          <w:sz w:val="24"/>
-          <w:szCs w:val="24"/>
-        </w:rPr>
-        <w:t>delivering</w:t>
-      </w:r>
-      <w:proofErr w:type="spellEnd"/>
-      <w:r>
-        <w:rPr>
-          <w:rFonts w:ascii="Arial Unicode MS" w:eastAsia="Arial Unicode MS" w:hAnsi="Arial Unicode MS" w:cs="Arial Unicode MS"/>
-          <w:color w:val="191919"/>
-          <w:sz w:val="24"/>
-          <w:szCs w:val="24"/>
-        </w:rPr>
-        <w:t xml:space="preserve"> robust, </w:t>
-      </w:r>
-      <w:proofErr w:type="spellStart"/>
-      <w:r>
-        <w:rPr>
-          <w:rFonts w:ascii="Arial Unicode MS" w:eastAsia="Arial Unicode MS" w:hAnsi="Arial Unicode MS" w:cs="Arial Unicode MS"/>
-          <w:color w:val="191919"/>
-          <w:sz w:val="24"/>
-          <w:szCs w:val="24"/>
-        </w:rPr>
-        <w:t>high</w:t>
-      </w:r>
-      <w:proofErr w:type="spellEnd"/>
-      <w:r>
-        <w:rPr>
-          <w:rFonts w:ascii="Arial Unicode MS" w:eastAsia="Arial Unicode MS" w:hAnsi="Arial Unicode MS" w:cs="Arial Unicode MS"/>
-          <w:color w:val="191919"/>
-          <w:sz w:val="24"/>
-          <w:szCs w:val="24"/>
-        </w:rPr>
-        <w:t xml:space="preserve">-performance </w:t>
-      </w:r>
-      <w:proofErr w:type="spellStart"/>
-      <w:r>
-        <w:rPr>
-          <w:rFonts w:ascii="Arial Unicode MS" w:eastAsia="Arial Unicode MS" w:hAnsi="Arial Unicode MS" w:cs="Arial Unicode MS"/>
-          <w:color w:val="191919"/>
-          <w:sz w:val="24"/>
-          <w:szCs w:val="24"/>
-        </w:rPr>
-        <w:t>embedded</w:t>
-      </w:r>
-      <w:proofErr w:type="spellEnd"/>
-      <w:r>
-        <w:rPr>
-          <w:rFonts w:ascii="Arial Unicode MS" w:eastAsia="Arial Unicode MS" w:hAnsi="Arial Unicode MS" w:cs="Arial Unicode MS"/>
-          <w:color w:val="191919"/>
-          <w:sz w:val="24"/>
-          <w:szCs w:val="24"/>
-        </w:rPr>
-        <w:t xml:space="preserve"> </w:t>
-      </w:r>
-      <w:proofErr w:type="spellStart"/>
-      <w:r>
-        <w:rPr>
-          <w:rFonts w:ascii="Arial Unicode MS" w:eastAsia="Arial Unicode MS" w:hAnsi="Arial Unicode MS" w:cs="Arial Unicode MS"/>
-          <w:color w:val="191919"/>
-          <w:sz w:val="24"/>
-          <w:szCs w:val="24"/>
-        </w:rPr>
-        <w:t>solutions</w:t>
-      </w:r>
-      <w:proofErr w:type="spellEnd"/>
-      <w:r>
-        <w:rPr>
-          <w:rFonts w:ascii="Arial Unicode MS" w:eastAsia="Arial Unicode MS" w:hAnsi="Arial Unicode MS" w:cs="Arial Unicode MS"/>
-          <w:color w:val="191919"/>
-          <w:sz w:val="24"/>
-          <w:szCs w:val="24"/>
-        </w:rPr>
-        <w:t xml:space="preserve"> for </w:t>
-      </w:r>
-      <w:proofErr w:type="spellStart"/>
-      <w:r>
-        <w:rPr>
-          <w:rFonts w:ascii="Arial Unicode MS" w:eastAsia="Arial Unicode MS" w:hAnsi="Arial Unicode MS" w:cs="Arial Unicode MS"/>
-          <w:color w:val="191919"/>
-          <w:sz w:val="24"/>
-          <w:szCs w:val="24"/>
-        </w:rPr>
-        <w:t>leading</w:t>
-      </w:r>
-      <w:proofErr w:type="spellEnd"/>
-      <w:r>
-        <w:rPr>
-          <w:rFonts w:ascii="Arial Unicode MS" w:eastAsia="Arial Unicode MS" w:hAnsi="Arial Unicode MS" w:cs="Arial Unicode MS"/>
-          <w:color w:val="191919"/>
-          <w:sz w:val="24"/>
-          <w:szCs w:val="24"/>
-        </w:rPr>
-        <w:t xml:space="preserve"> </w:t>
-      </w:r>
-      <w:proofErr w:type="spellStart"/>
-      <w:r>
-        <w:rPr>
-          <w:rFonts w:ascii="Arial Unicode MS" w:eastAsia="Arial Unicode MS" w:hAnsi="Arial Unicode MS" w:cs="Arial Unicode MS"/>
-          <w:color w:val="191919"/>
-          <w:sz w:val="24"/>
-          <w:szCs w:val="24"/>
-        </w:rPr>
-        <w:t>OEMs</w:t>
-      </w:r>
-      <w:proofErr w:type="spellEnd"/>
-      <w:r>
-        <w:rPr>
-          <w:rFonts w:ascii="Arial Unicode MS" w:eastAsia="Arial Unicode MS" w:hAnsi="Arial Unicode MS" w:cs="Arial Unicode MS"/>
-          <w:color w:val="191919"/>
-          <w:sz w:val="24"/>
-          <w:szCs w:val="24"/>
-        </w:rPr>
-        <w:t xml:space="preserve"> </w:t>
-      </w:r>
-      <w:proofErr w:type="spellStart"/>
-      <w:r>
-        <w:rPr>
-          <w:rFonts w:ascii="Arial Unicode MS" w:eastAsia="Arial Unicode MS" w:hAnsi="Arial Unicode MS" w:cs="Arial Unicode MS"/>
-          <w:color w:val="191919"/>
-          <w:sz w:val="24"/>
-          <w:szCs w:val="24"/>
-        </w:rPr>
-        <w:t>including</w:t>
-      </w:r>
-      <w:proofErr w:type="spellEnd"/>
-      <w:r>
-        <w:rPr>
-          <w:rFonts w:ascii="Arial Unicode MS" w:eastAsia="Arial Unicode MS" w:hAnsi="Arial Unicode MS" w:cs="Arial Unicode MS"/>
-          <w:color w:val="191919"/>
-          <w:sz w:val="24"/>
-          <w:szCs w:val="24"/>
-        </w:rPr>
-        <w:t xml:space="preserve"> Daimler, Ford, Renault, Volkswagen, Porsche, </w:t>
-      </w:r>
-      <w:proofErr w:type="spellStart"/>
-      <w:r>
-        <w:rPr>
-          <w:rFonts w:ascii="Arial Unicode MS" w:eastAsia="Arial Unicode MS" w:hAnsi="Arial Unicode MS" w:cs="Arial Unicode MS"/>
-          <w:color w:val="191919"/>
-          <w:sz w:val="24"/>
-          <w:szCs w:val="24"/>
+          <w:sz w:val="21"/>
+          <w:szCs w:val="21"/>
+        </w:rPr>
+        <w:t xml:space="preserve"> Management</w:t>
+      </w:r>
+      <w:r>
+        <w:rPr>
+          <w:rFonts w:ascii="Arial Unicode MS" w:eastAsia="Arial Unicode MS" w:hAnsi="Arial Unicode MS" w:cs="Arial Unicode MS"/>
+          <w:color w:val="191919"/>
+          <w:sz w:val="21"/>
+          <w:szCs w:val="21"/>
+        </w:rPr>
+        <w:t xml:space="preserve">: </w:t>
+      </w:r>
+      <w:proofErr w:type="spellStart"/>
+      <w:r>
+        <w:rPr>
+          <w:rFonts w:ascii="Arial Unicode MS" w:eastAsia="Arial Unicode MS" w:hAnsi="Arial Unicode MS" w:cs="Arial Unicode MS"/>
+          <w:color w:val="191919"/>
+          <w:sz w:val="21"/>
+          <w:szCs w:val="21"/>
+        </w:rPr>
+        <w:t>Created</w:t>
+      </w:r>
+      <w:proofErr w:type="spellEnd"/>
+      <w:r>
+        <w:rPr>
+          <w:rFonts w:ascii="Arial Unicode MS" w:eastAsia="Arial Unicode MS" w:hAnsi="Arial Unicode MS" w:cs="Arial Unicode MS"/>
+          <w:color w:val="191919"/>
+          <w:sz w:val="21"/>
+          <w:szCs w:val="21"/>
+        </w:rPr>
+        <w:t xml:space="preserve"> a </w:t>
+      </w:r>
+      <w:proofErr w:type="spellStart"/>
+      <w:r>
+        <w:rPr>
+          <w:rFonts w:ascii="Arial Unicode MS" w:eastAsia="Arial Unicode MS" w:hAnsi="Arial Unicode MS" w:cs="Arial Unicode MS"/>
+          <w:color w:val="191919"/>
+          <w:sz w:val="21"/>
+          <w:szCs w:val="21"/>
+        </w:rPr>
+        <w:t>centralized</w:t>
+      </w:r>
+      <w:proofErr w:type="spellEnd"/>
+      <w:r>
+        <w:rPr>
+          <w:rFonts w:ascii="Arial Unicode MS" w:eastAsia="Arial Unicode MS" w:hAnsi="Arial Unicode MS" w:cs="Arial Unicode MS"/>
+          <w:color w:val="191919"/>
+          <w:sz w:val="21"/>
+          <w:szCs w:val="21"/>
+        </w:rPr>
+        <w:t xml:space="preserve"> </w:t>
+      </w:r>
+      <w:proofErr w:type="spellStart"/>
+      <w:r>
+        <w:rPr>
+          <w:rFonts w:ascii="Arial Unicode MS" w:eastAsia="Arial Unicode MS" w:hAnsi="Arial Unicode MS" w:cs="Arial Unicode MS"/>
+          <w:color w:val="191919"/>
+          <w:sz w:val="21"/>
+          <w:szCs w:val="21"/>
+        </w:rPr>
+        <w:t>knowledge</w:t>
+      </w:r>
+      <w:proofErr w:type="spellEnd"/>
+      <w:r>
+        <w:rPr>
+          <w:rFonts w:ascii="Arial Unicode MS" w:eastAsia="Arial Unicode MS" w:hAnsi="Arial Unicode MS" w:cs="Arial Unicode MS"/>
+          <w:color w:val="191919"/>
+          <w:sz w:val="21"/>
+          <w:szCs w:val="21"/>
+        </w:rPr>
+        <w:t xml:space="preserve"> </w:t>
+      </w:r>
+      <w:proofErr w:type="spellStart"/>
+      <w:r>
+        <w:rPr>
+          <w:rFonts w:ascii="Arial Unicode MS" w:eastAsia="Arial Unicode MS" w:hAnsi="Arial Unicode MS" w:cs="Arial Unicode MS"/>
+          <w:color w:val="191919"/>
+          <w:sz w:val="21"/>
+          <w:szCs w:val="21"/>
+        </w:rPr>
+        <w:t>base</w:t>
+      </w:r>
+      <w:proofErr w:type="spellEnd"/>
+      <w:r>
+        <w:rPr>
+          <w:rFonts w:ascii="Arial Unicode MS" w:eastAsia="Arial Unicode MS" w:hAnsi="Arial Unicode MS" w:cs="Arial Unicode MS"/>
+          <w:color w:val="191919"/>
+          <w:sz w:val="21"/>
+          <w:szCs w:val="21"/>
+        </w:rPr>
+        <w:t xml:space="preserve"> of 50+ software </w:t>
+      </w:r>
+      <w:proofErr w:type="spellStart"/>
+      <w:r>
+        <w:rPr>
+          <w:rFonts w:ascii="Arial Unicode MS" w:eastAsia="Arial Unicode MS" w:hAnsi="Arial Unicode MS" w:cs="Arial Unicode MS"/>
+          <w:color w:val="191919"/>
+          <w:sz w:val="21"/>
+          <w:szCs w:val="21"/>
+        </w:rPr>
+        <w:t>modules</w:t>
+      </w:r>
+      <w:proofErr w:type="spellEnd"/>
+      <w:r>
+        <w:rPr>
+          <w:rFonts w:ascii="Arial Unicode MS" w:eastAsia="Arial Unicode MS" w:hAnsi="Arial Unicode MS" w:cs="Arial Unicode MS"/>
+          <w:color w:val="191919"/>
+          <w:sz w:val="21"/>
+          <w:szCs w:val="21"/>
+        </w:rPr>
+        <w:t xml:space="preserve">, </w:t>
+      </w:r>
+      <w:proofErr w:type="spellStart"/>
+      <w:r>
+        <w:rPr>
+          <w:rFonts w:ascii="Arial Unicode MS" w:eastAsia="Arial Unicode MS" w:hAnsi="Arial Unicode MS" w:cs="Arial Unicode MS"/>
+          <w:color w:val="191919"/>
+          <w:sz w:val="21"/>
+          <w:szCs w:val="21"/>
+        </w:rPr>
+        <w:t>reducing</w:t>
+      </w:r>
+      <w:proofErr w:type="spellEnd"/>
+      <w:r>
+        <w:rPr>
+          <w:rFonts w:ascii="Arial Unicode MS" w:eastAsia="Arial Unicode MS" w:hAnsi="Arial Unicode MS" w:cs="Arial Unicode MS"/>
+          <w:color w:val="191919"/>
+          <w:sz w:val="21"/>
+          <w:szCs w:val="21"/>
+        </w:rPr>
+        <w:t xml:space="preserve"> </w:t>
+      </w:r>
+      <w:proofErr w:type="spellStart"/>
+      <w:r>
+        <w:rPr>
+          <w:rFonts w:ascii="Arial Unicode MS" w:eastAsia="Arial Unicode MS" w:hAnsi="Arial Unicode MS" w:cs="Arial Unicode MS"/>
+          <w:color w:val="191919"/>
+          <w:sz w:val="21"/>
+          <w:szCs w:val="21"/>
+        </w:rPr>
+        <w:t>integration</w:t>
+      </w:r>
+      <w:proofErr w:type="spellEnd"/>
+      <w:r>
+        <w:rPr>
+          <w:rFonts w:ascii="Arial Unicode MS" w:eastAsia="Arial Unicode MS" w:hAnsi="Arial Unicode MS" w:cs="Arial Unicode MS"/>
+          <w:color w:val="191919"/>
+          <w:sz w:val="21"/>
+          <w:szCs w:val="21"/>
+        </w:rPr>
+        <w:t xml:space="preserve"> </w:t>
+      </w:r>
+      <w:proofErr w:type="spellStart"/>
+      <w:r>
+        <w:rPr>
+          <w:rFonts w:ascii="Arial Unicode MS" w:eastAsia="Arial Unicode MS" w:hAnsi="Arial Unicode MS" w:cs="Arial Unicode MS"/>
+          <w:color w:val="191919"/>
+          <w:sz w:val="21"/>
+          <w:szCs w:val="21"/>
+        </w:rPr>
+        <w:t>errors</w:t>
+      </w:r>
+      <w:proofErr w:type="spellEnd"/>
+      <w:r>
+        <w:rPr>
+          <w:rFonts w:ascii="Arial Unicode MS" w:eastAsia="Arial Unicode MS" w:hAnsi="Arial Unicode MS" w:cs="Arial Unicode MS"/>
+          <w:color w:val="191919"/>
+          <w:sz w:val="21"/>
+          <w:szCs w:val="21"/>
+        </w:rPr>
+        <w:t xml:space="preserve"> </w:t>
+      </w:r>
+      <w:proofErr w:type="spellStart"/>
+      <w:r>
+        <w:rPr>
+          <w:rFonts w:ascii="Arial Unicode MS" w:eastAsia="Arial Unicode MS" w:hAnsi="Arial Unicode MS" w:cs="Arial Unicode MS"/>
+          <w:color w:val="191919"/>
+          <w:sz w:val="21"/>
+          <w:szCs w:val="21"/>
+        </w:rPr>
+        <w:t>by</w:t>
+      </w:r>
+      <w:proofErr w:type="spellEnd"/>
+      <w:r>
+        <w:rPr>
+          <w:rFonts w:ascii="Arial Unicode MS" w:eastAsia="Arial Unicode MS" w:hAnsi="Arial Unicode MS" w:cs="Arial Unicode MS"/>
+          <w:color w:val="191919"/>
+          <w:sz w:val="21"/>
+          <w:szCs w:val="21"/>
+        </w:rPr>
+        <w:t xml:space="preserve"> 20% </w:t>
+      </w:r>
+      <w:proofErr w:type="spellStart"/>
+      <w:r>
+        <w:rPr>
+          <w:rFonts w:ascii="Arial Unicode MS" w:eastAsia="Arial Unicode MS" w:hAnsi="Arial Unicode MS" w:cs="Arial Unicode MS"/>
+          <w:color w:val="191919"/>
+          <w:sz w:val="21"/>
+          <w:szCs w:val="21"/>
         </w:rPr>
         <w:t>and</w:t>
       </w:r>
@@ -1085,1654 +2698,18 @@
         <w:rPr>
           <w:rFonts w:ascii="Arial Unicode MS" w:eastAsia="Arial Unicode MS" w:hAnsi="Arial Unicode MS" w:cs="Arial Unicode MS"/>
           <w:color w:val="191919"/>
-          <w:sz w:val="24"/>
-          <w:szCs w:val="24"/>
-        </w:rPr>
-        <w:t xml:space="preserve"> Audi.</w:t>
-      </w:r>
-    </w:p>
-    <w:p>
-      <w:pPr>
-        <w:spacing w:line="387" w:lineRule="exact"/>
-        <w:jc w:val="both"/>
-        <w:rPr>
-          <w:rFonts w:ascii="Arial Unicode MS" w:eastAsia="Arial Unicode MS" w:hAnsi="Arial Unicode MS" w:cs="Arial Unicode MS"/>
-          <w:color w:val="191919"/>
-          <w:sz w:val="24"/>
-          <w:szCs w:val="24"/>
-        </w:rPr>
-      </w:pPr>
-      <w:proofErr w:type="spellStart"/>
-      <w:r>
-        <w:rPr>
-          <w:rFonts w:ascii="Arial Unicode MS" w:eastAsia="Arial Unicode MS" w:hAnsi="Arial Unicode MS" w:cs="Arial Unicode MS"/>
-          <w:color w:val="191919"/>
-          <w:sz w:val="24"/>
-          <w:szCs w:val="24"/>
-        </w:rPr>
-        <w:t>Proficient</w:t>
-      </w:r>
-      <w:proofErr w:type="spellEnd"/>
-      <w:r>
-        <w:rPr>
-          <w:rFonts w:ascii="Arial Unicode MS" w:eastAsia="Arial Unicode MS" w:hAnsi="Arial Unicode MS" w:cs="Arial Unicode MS"/>
-          <w:color w:val="191919"/>
-          <w:sz w:val="24"/>
-          <w:szCs w:val="24"/>
-        </w:rPr>
-        <w:t xml:space="preserve"> in C, AUTOSAR, </w:t>
-      </w:r>
-      <w:proofErr w:type="spellStart"/>
-      <w:r>
-        <w:rPr>
-          <w:rFonts w:ascii="Arial Unicode MS" w:eastAsia="Arial Unicode MS" w:hAnsi="Arial Unicode MS" w:cs="Arial Unicode MS"/>
-          <w:color w:val="191919"/>
-          <w:sz w:val="24"/>
-          <w:szCs w:val="24"/>
-        </w:rPr>
-        <w:t>CANoe</w:t>
-      </w:r>
-      <w:proofErr w:type="spellEnd"/>
-      <w:r>
-        <w:rPr>
-          <w:rFonts w:ascii="Arial Unicode MS" w:eastAsia="Arial Unicode MS" w:hAnsi="Arial Unicode MS" w:cs="Arial Unicode MS"/>
-          <w:color w:val="191919"/>
-          <w:sz w:val="24"/>
-          <w:szCs w:val="24"/>
-        </w:rPr>
-        <w:t>, Trace32, V-</w:t>
-      </w:r>
-      <w:proofErr w:type="spellStart"/>
-      <w:r>
-        <w:rPr>
-          <w:rFonts w:ascii="Arial Unicode MS" w:eastAsia="Arial Unicode MS" w:hAnsi="Arial Unicode MS" w:cs="Arial Unicode MS"/>
-          <w:color w:val="191919"/>
-          <w:sz w:val="24"/>
-          <w:szCs w:val="24"/>
-        </w:rPr>
-        <w:t>Cycle</w:t>
-      </w:r>
-      <w:proofErr w:type="spellEnd"/>
-      <w:r>
-        <w:rPr>
-          <w:rFonts w:ascii="Arial Unicode MS" w:eastAsia="Arial Unicode MS" w:hAnsi="Arial Unicode MS" w:cs="Arial Unicode MS"/>
-          <w:color w:val="191919"/>
-          <w:sz w:val="24"/>
-          <w:szCs w:val="24"/>
-        </w:rPr>
-        <w:t xml:space="preserve">, Agile </w:t>
-      </w:r>
-      <w:proofErr w:type="spellStart"/>
-      <w:r>
-        <w:rPr>
-          <w:rFonts w:ascii="Arial Unicode MS" w:eastAsia="Arial Unicode MS" w:hAnsi="Arial Unicode MS" w:cs="Arial Unicode MS"/>
-          <w:color w:val="191919"/>
-          <w:sz w:val="24"/>
-          <w:szCs w:val="24"/>
-        </w:rPr>
-        <w:t>methodologies</w:t>
-      </w:r>
-      <w:proofErr w:type="spellEnd"/>
-      <w:r>
-        <w:rPr>
-          <w:rFonts w:ascii="Arial Unicode MS" w:eastAsia="Arial Unicode MS" w:hAnsi="Arial Unicode MS" w:cs="Arial Unicode MS"/>
-          <w:color w:val="191919"/>
-          <w:sz w:val="24"/>
-          <w:szCs w:val="24"/>
-        </w:rPr>
-        <w:t>, diagnostic</w:t>
-      </w:r>
-      <w:r>
-        <w:rPr>
-          <w:rFonts w:ascii="Arial Unicode MS" w:eastAsia="Arial Unicode MS" w:hAnsi="Arial Unicode MS" w:cs="Arial Unicode MS"/>
-          <w:color w:val="191919"/>
-          <w:sz w:val="24"/>
-          <w:szCs w:val="24"/>
-        </w:rPr>
-        <w:t xml:space="preserve"> </w:t>
-      </w:r>
-      <w:proofErr w:type="spellStart"/>
-      <w:r>
-        <w:rPr>
-          <w:rFonts w:ascii="Arial Unicode MS" w:eastAsia="Arial Unicode MS" w:hAnsi="Arial Unicode MS" w:cs="Arial Unicode MS"/>
-          <w:color w:val="191919"/>
-          <w:sz w:val="24"/>
-          <w:szCs w:val="24"/>
-        </w:rPr>
-        <w:t>protocols</w:t>
-      </w:r>
-      <w:proofErr w:type="spellEnd"/>
-      <w:r>
-        <w:rPr>
-          <w:rFonts w:ascii="Arial Unicode MS" w:eastAsia="Arial Unicode MS" w:hAnsi="Arial Unicode MS" w:cs="Arial Unicode MS"/>
-          <w:color w:val="191919"/>
-          <w:sz w:val="24"/>
-          <w:szCs w:val="24"/>
-        </w:rPr>
-        <w:t xml:space="preserve"> (CCP, XCP), </w:t>
-      </w:r>
-      <w:proofErr w:type="spellStart"/>
-      <w:r>
-        <w:rPr>
-          <w:rFonts w:ascii="Arial Unicode MS" w:eastAsia="Arial Unicode MS" w:hAnsi="Arial Unicode MS" w:cs="Arial Unicode MS"/>
-          <w:color w:val="191919"/>
-          <w:sz w:val="24"/>
-          <w:szCs w:val="24"/>
-        </w:rPr>
-        <w:t>and</w:t>
-      </w:r>
-      <w:proofErr w:type="spellEnd"/>
-      <w:r>
-        <w:rPr>
-          <w:rFonts w:ascii="Arial Unicode MS" w:eastAsia="Arial Unicode MS" w:hAnsi="Arial Unicode MS" w:cs="Arial Unicode MS"/>
-          <w:color w:val="191919"/>
-          <w:sz w:val="24"/>
-          <w:szCs w:val="24"/>
-        </w:rPr>
-        <w:t xml:space="preserve"> ISO 26262 </w:t>
-      </w:r>
-      <w:proofErr w:type="spellStart"/>
-      <w:r>
-        <w:rPr>
-          <w:rFonts w:ascii="Arial Unicode MS" w:eastAsia="Arial Unicode MS" w:hAnsi="Arial Unicode MS" w:cs="Arial Unicode MS"/>
-          <w:color w:val="191919"/>
-          <w:sz w:val="24"/>
-          <w:szCs w:val="24"/>
-        </w:rPr>
-        <w:t>compliance</w:t>
-      </w:r>
-      <w:proofErr w:type="spellEnd"/>
-      <w:r>
-        <w:rPr>
-          <w:rFonts w:ascii="Arial Unicode MS" w:eastAsia="Arial Unicode MS" w:hAnsi="Arial Unicode MS" w:cs="Arial Unicode MS"/>
-          <w:color w:val="191919"/>
-          <w:sz w:val="24"/>
-          <w:szCs w:val="24"/>
-        </w:rPr>
-        <w:t xml:space="preserve">. </w:t>
-      </w:r>
-      <w:proofErr w:type="spellStart"/>
-      <w:r>
-        <w:rPr>
-          <w:rFonts w:ascii="Arial Unicode MS" w:eastAsia="Arial Unicode MS" w:hAnsi="Arial Unicode MS" w:cs="Arial Unicode MS"/>
-          <w:color w:val="191919"/>
-          <w:sz w:val="24"/>
-          <w:szCs w:val="24"/>
-        </w:rPr>
-        <w:t>Currently</w:t>
-      </w:r>
-      <w:proofErr w:type="spellEnd"/>
-      <w:r>
-        <w:rPr>
-          <w:rFonts w:ascii="Arial Unicode MS" w:eastAsia="Arial Unicode MS" w:hAnsi="Arial Unicode MS" w:cs="Arial Unicode MS"/>
-          <w:color w:val="191919"/>
-          <w:sz w:val="24"/>
-          <w:szCs w:val="24"/>
-        </w:rPr>
-        <w:t xml:space="preserve"> </w:t>
-      </w:r>
-      <w:proofErr w:type="spellStart"/>
-      <w:r>
-        <w:rPr>
-          <w:rFonts w:ascii="Arial Unicode MS" w:eastAsia="Arial Unicode MS" w:hAnsi="Arial Unicode MS" w:cs="Arial Unicode MS"/>
-          <w:color w:val="191919"/>
-          <w:sz w:val="24"/>
-          <w:szCs w:val="24"/>
-        </w:rPr>
-        <w:t>expanding</w:t>
-      </w:r>
-      <w:proofErr w:type="spellEnd"/>
-      <w:r>
-        <w:rPr>
-          <w:rFonts w:ascii="Arial Unicode MS" w:eastAsia="Arial Unicode MS" w:hAnsi="Arial Unicode MS" w:cs="Arial Unicode MS"/>
-          <w:color w:val="191919"/>
-          <w:sz w:val="24"/>
-          <w:szCs w:val="24"/>
-        </w:rPr>
-        <w:t xml:space="preserve"> </w:t>
-      </w:r>
-      <w:proofErr w:type="spellStart"/>
-      <w:r>
-        <w:rPr>
-          <w:rFonts w:ascii="Arial Unicode MS" w:eastAsia="Arial Unicode MS" w:hAnsi="Arial Unicode MS" w:cs="Arial Unicode MS"/>
-          <w:color w:val="191919"/>
-          <w:sz w:val="24"/>
-          <w:szCs w:val="24"/>
-        </w:rPr>
-        <w:t>expertise</w:t>
-      </w:r>
-      <w:proofErr w:type="spellEnd"/>
-      <w:r>
-        <w:rPr>
-          <w:rFonts w:ascii="Arial Unicode MS" w:eastAsia="Arial Unicode MS" w:hAnsi="Arial Unicode MS" w:cs="Arial Unicode MS"/>
-          <w:color w:val="191919"/>
-          <w:sz w:val="24"/>
-          <w:szCs w:val="24"/>
-        </w:rPr>
-        <w:t xml:space="preserve"> in C++, C#, </w:t>
-      </w:r>
-      <w:proofErr w:type="spellStart"/>
-      <w:r>
-        <w:rPr>
-          <w:rFonts w:ascii="Arial Unicode MS" w:eastAsia="Arial Unicode MS" w:hAnsi="Arial Unicode MS" w:cs="Arial Unicode MS"/>
-          <w:color w:val="191919"/>
-          <w:sz w:val="24"/>
-          <w:szCs w:val="24"/>
-        </w:rPr>
-        <w:t>Python</w:t>
-      </w:r>
-      <w:proofErr w:type="spellEnd"/>
-      <w:r>
-        <w:rPr>
-          <w:rFonts w:ascii="Arial Unicode MS" w:eastAsia="Arial Unicode MS" w:hAnsi="Arial Unicode MS" w:cs="Arial Unicode MS"/>
-          <w:color w:val="191919"/>
-          <w:sz w:val="24"/>
-          <w:szCs w:val="24"/>
-        </w:rPr>
-        <w:t xml:space="preserve">, </w:t>
-      </w:r>
-      <w:proofErr w:type="spellStart"/>
-      <w:r>
-        <w:rPr>
-          <w:rFonts w:ascii="Arial Unicode MS" w:eastAsia="Arial Unicode MS" w:hAnsi="Arial Unicode MS" w:cs="Arial Unicode MS"/>
-          <w:color w:val="191919"/>
-          <w:sz w:val="24"/>
-          <w:szCs w:val="24"/>
-        </w:rPr>
-        <w:t>and</w:t>
-      </w:r>
-      <w:proofErr w:type="spellEnd"/>
-      <w:r>
-        <w:rPr>
-          <w:rFonts w:ascii="Arial Unicode MS" w:eastAsia="Arial Unicode MS" w:hAnsi="Arial Unicode MS" w:cs="Arial Unicode MS"/>
-          <w:color w:val="191919"/>
-          <w:sz w:val="24"/>
-          <w:szCs w:val="24"/>
-        </w:rPr>
-        <w:t xml:space="preserve"> </w:t>
-      </w:r>
-      <w:proofErr w:type="spellStart"/>
-      <w:r>
-        <w:rPr>
-          <w:rFonts w:ascii="Arial Unicode MS" w:eastAsia="Arial Unicode MS" w:hAnsi="Arial Unicode MS" w:cs="Arial Unicode MS"/>
-          <w:color w:val="191919"/>
-          <w:sz w:val="24"/>
-          <w:szCs w:val="24"/>
-        </w:rPr>
-        <w:t>Rust</w:t>
-      </w:r>
-      <w:proofErr w:type="spellEnd"/>
-      <w:r>
-        <w:rPr>
-          <w:rFonts w:ascii="Arial Unicode MS" w:eastAsia="Arial Unicode MS" w:hAnsi="Arial Unicode MS" w:cs="Arial Unicode MS"/>
-          <w:color w:val="191919"/>
-          <w:sz w:val="24"/>
-          <w:szCs w:val="24"/>
-        </w:rPr>
-        <w:t xml:space="preserve"> </w:t>
-      </w:r>
-      <w:proofErr w:type="spellStart"/>
-      <w:r>
-        <w:rPr>
-          <w:rFonts w:ascii="Arial Unicode MS" w:eastAsia="Arial Unicode MS" w:hAnsi="Arial Unicode MS" w:cs="Arial Unicode MS"/>
-          <w:color w:val="191919"/>
-          <w:sz w:val="24"/>
-          <w:szCs w:val="24"/>
-        </w:rPr>
-        <w:t>to</w:t>
-      </w:r>
-      <w:proofErr w:type="spellEnd"/>
-      <w:r>
-        <w:rPr>
-          <w:rFonts w:ascii="Arial Unicode MS" w:eastAsia="Arial Unicode MS" w:hAnsi="Arial Unicode MS" w:cs="Arial Unicode MS"/>
-          <w:color w:val="191919"/>
-          <w:sz w:val="24"/>
-          <w:szCs w:val="24"/>
-        </w:rPr>
-        <w:t xml:space="preserve"> drive </w:t>
-      </w:r>
-      <w:proofErr w:type="spellStart"/>
-      <w:r>
-        <w:rPr>
-          <w:rFonts w:ascii="Arial Unicode MS" w:eastAsia="Arial Unicode MS" w:hAnsi="Arial Unicode MS" w:cs="Arial Unicode MS"/>
-          <w:color w:val="191919"/>
-          <w:sz w:val="24"/>
-          <w:szCs w:val="24"/>
-        </w:rPr>
-        <w:t>innovation</w:t>
-      </w:r>
-      <w:proofErr w:type="spellEnd"/>
-      <w:r>
-        <w:rPr>
-          <w:rFonts w:ascii="Arial Unicode MS" w:eastAsia="Arial Unicode MS" w:hAnsi="Arial Unicode MS" w:cs="Arial Unicode MS"/>
-          <w:color w:val="191919"/>
-          <w:sz w:val="24"/>
-          <w:szCs w:val="24"/>
-        </w:rPr>
-        <w:t xml:space="preserve"> in </w:t>
-      </w:r>
-      <w:proofErr w:type="spellStart"/>
-      <w:r>
-        <w:rPr>
-          <w:rFonts w:ascii="Arial Unicode MS" w:eastAsia="Arial Unicode MS" w:hAnsi="Arial Unicode MS" w:cs="Arial Unicode MS"/>
-          <w:color w:val="191919"/>
-          <w:sz w:val="24"/>
-          <w:szCs w:val="24"/>
-        </w:rPr>
-        <w:t>embedded</w:t>
-      </w:r>
-      <w:proofErr w:type="spellEnd"/>
-      <w:r>
-        <w:rPr>
-          <w:rFonts w:ascii="Arial Unicode MS" w:eastAsia="Arial Unicode MS" w:hAnsi="Arial Unicode MS" w:cs="Arial Unicode MS"/>
-          <w:color w:val="191919"/>
-          <w:sz w:val="24"/>
-          <w:szCs w:val="24"/>
-        </w:rPr>
-        <w:t xml:space="preserve"> </w:t>
-      </w:r>
-      <w:proofErr w:type="spellStart"/>
-      <w:r>
-        <w:rPr>
-          <w:rFonts w:ascii="Arial Unicode MS" w:eastAsia="Arial Unicode MS" w:hAnsi="Arial Unicode MS" w:cs="Arial Unicode MS"/>
-          <w:color w:val="191919"/>
-          <w:sz w:val="24"/>
-          <w:szCs w:val="24"/>
-        </w:rPr>
-        <w:t>systems</w:t>
-      </w:r>
-      <w:proofErr w:type="spellEnd"/>
-      <w:r>
-        <w:rPr>
-          <w:rFonts w:ascii="Arial Unicode MS" w:eastAsia="Arial Unicode MS" w:hAnsi="Arial Unicode MS" w:cs="Arial Unicode MS"/>
-          <w:color w:val="191919"/>
-          <w:sz w:val="24"/>
-          <w:szCs w:val="24"/>
-        </w:rPr>
-        <w:t>.</w:t>
-      </w:r>
-    </w:p>
-    <w:p>
-      <w:pPr>
-        <w:spacing w:line="387" w:lineRule="exact"/>
-        <w:jc w:val="both"/>
-        <w:rPr>
-          <w:rFonts w:ascii="Arial Unicode MS" w:eastAsia="Arial Unicode MS" w:hAnsi="Arial Unicode MS" w:cs="Arial Unicode MS"/>
-          <w:color w:val="191919"/>
-          <w:sz w:val="24"/>
-          <w:szCs w:val="24"/>
-        </w:rPr>
-      </w:pPr>
-      <w:proofErr w:type="spellStart"/>
-      <w:r>
-        <w:rPr>
-          <w:rFonts w:ascii="Arial Unicode MS" w:eastAsia="Arial Unicode MS" w:hAnsi="Arial Unicode MS" w:cs="Arial Unicode MS"/>
-          <w:color w:val="191919"/>
-          <w:sz w:val="24"/>
-          <w:szCs w:val="24"/>
-        </w:rPr>
-        <w:t>Seeking</w:t>
-      </w:r>
-      <w:proofErr w:type="spellEnd"/>
-      <w:r>
-        <w:rPr>
-          <w:rFonts w:ascii="Arial Unicode MS" w:eastAsia="Arial Unicode MS" w:hAnsi="Arial Unicode MS" w:cs="Arial Unicode MS"/>
-          <w:color w:val="191919"/>
-          <w:sz w:val="24"/>
-          <w:szCs w:val="24"/>
-        </w:rPr>
-        <w:t xml:space="preserve"> </w:t>
-      </w:r>
-      <w:proofErr w:type="spellStart"/>
-      <w:r>
-        <w:rPr>
-          <w:rFonts w:ascii="Arial Unicode MS" w:eastAsia="Arial Unicode MS" w:hAnsi="Arial Unicode MS" w:cs="Arial Unicode MS"/>
-          <w:color w:val="191919"/>
-          <w:sz w:val="24"/>
-          <w:szCs w:val="24"/>
-        </w:rPr>
-        <w:t>challenging</w:t>
-      </w:r>
-      <w:proofErr w:type="spellEnd"/>
-      <w:r>
-        <w:rPr>
-          <w:rFonts w:ascii="Arial Unicode MS" w:eastAsia="Arial Unicode MS" w:hAnsi="Arial Unicode MS" w:cs="Arial Unicode MS"/>
-          <w:color w:val="191919"/>
-          <w:sz w:val="24"/>
-          <w:szCs w:val="24"/>
-        </w:rPr>
-        <w:t xml:space="preserve"> </w:t>
-      </w:r>
-      <w:proofErr w:type="spellStart"/>
-      <w:r>
-        <w:rPr>
-          <w:rFonts w:ascii="Arial Unicode MS" w:eastAsia="Arial Unicode MS" w:hAnsi="Arial Unicode MS" w:cs="Arial Unicode MS"/>
-          <w:color w:val="191919"/>
-          <w:sz w:val="24"/>
-          <w:szCs w:val="24"/>
-        </w:rPr>
-        <w:t>opportunities</w:t>
-      </w:r>
-      <w:proofErr w:type="spellEnd"/>
-      <w:r>
-        <w:rPr>
-          <w:rFonts w:ascii="Arial Unicode MS" w:eastAsia="Arial Unicode MS" w:hAnsi="Arial Unicode MS" w:cs="Arial Unicode MS"/>
-          <w:color w:val="191919"/>
-          <w:sz w:val="24"/>
-          <w:szCs w:val="24"/>
-        </w:rPr>
-        <w:t xml:space="preserve"> in </w:t>
-      </w:r>
-      <w:proofErr w:type="spellStart"/>
-      <w:r>
-        <w:rPr>
-          <w:rFonts w:ascii="Arial Unicode MS" w:eastAsia="Arial Unicode MS" w:hAnsi="Arial Unicode MS" w:cs="Arial Unicode MS"/>
-          <w:color w:val="191919"/>
-          <w:sz w:val="24"/>
-          <w:szCs w:val="24"/>
-        </w:rPr>
-        <w:t>collaborative</w:t>
-      </w:r>
-      <w:proofErr w:type="spellEnd"/>
-      <w:r>
-        <w:rPr>
-          <w:rFonts w:ascii="Arial Unicode MS" w:eastAsia="Arial Unicode MS" w:hAnsi="Arial Unicode MS" w:cs="Arial Unicode MS"/>
-          <w:color w:val="191919"/>
-          <w:sz w:val="24"/>
-          <w:szCs w:val="24"/>
-        </w:rPr>
-        <w:t xml:space="preserve">, </w:t>
-      </w:r>
-      <w:proofErr w:type="spellStart"/>
-      <w:r>
-        <w:rPr>
-          <w:rFonts w:ascii="Arial Unicode MS" w:eastAsia="Arial Unicode MS" w:hAnsi="Arial Unicode MS" w:cs="Arial Unicode MS"/>
-          <w:color w:val="191919"/>
-          <w:sz w:val="24"/>
-          <w:szCs w:val="24"/>
-        </w:rPr>
-        <w:t>remote-friendly</w:t>
-      </w:r>
-      <w:proofErr w:type="spellEnd"/>
-      <w:r>
-        <w:rPr>
-          <w:rFonts w:ascii="Arial Unicode MS" w:eastAsia="Arial Unicode MS" w:hAnsi="Arial Unicode MS" w:cs="Arial Unicode MS"/>
-          <w:color w:val="191919"/>
-          <w:sz w:val="24"/>
-          <w:szCs w:val="24"/>
-        </w:rPr>
-        <w:t xml:space="preserve"> </w:t>
-      </w:r>
-      <w:proofErr w:type="spellStart"/>
-      <w:r>
-        <w:rPr>
-          <w:rFonts w:ascii="Arial Unicode MS" w:eastAsia="Arial Unicode MS" w:hAnsi="Arial Unicode MS" w:cs="Arial Unicode MS"/>
-          <w:color w:val="191919"/>
-          <w:sz w:val="24"/>
-          <w:szCs w:val="24"/>
-        </w:rPr>
-        <w:t>environments</w:t>
-      </w:r>
-      <w:proofErr w:type="spellEnd"/>
-      <w:r>
-        <w:rPr>
-          <w:rFonts w:ascii="Arial Unicode MS" w:eastAsia="Arial Unicode MS" w:hAnsi="Arial Unicode MS" w:cs="Arial Unicode MS"/>
-          <w:color w:val="191919"/>
-          <w:sz w:val="24"/>
-          <w:szCs w:val="24"/>
-        </w:rPr>
-        <w:t xml:space="preserve"> </w:t>
-      </w:r>
-      <w:proofErr w:type="spellStart"/>
-      <w:r>
-        <w:rPr>
-          <w:rFonts w:ascii="Arial Unicode MS" w:eastAsia="Arial Unicode MS" w:hAnsi="Arial Unicode MS" w:cs="Arial Unicode MS"/>
-          <w:color w:val="191919"/>
-          <w:sz w:val="24"/>
-          <w:szCs w:val="24"/>
-        </w:rPr>
-        <w:t>that</w:t>
-      </w:r>
-      <w:proofErr w:type="spellEnd"/>
-      <w:r>
-        <w:rPr>
-          <w:rFonts w:ascii="Arial Unicode MS" w:eastAsia="Arial Unicode MS" w:hAnsi="Arial Unicode MS" w:cs="Arial Unicode MS"/>
-          <w:color w:val="191919"/>
-          <w:sz w:val="24"/>
-          <w:szCs w:val="24"/>
-        </w:rPr>
-        <w:t xml:space="preserve"> </w:t>
-      </w:r>
-      <w:proofErr w:type="spellStart"/>
-      <w:r>
-        <w:rPr>
-          <w:rFonts w:ascii="Arial Unicode MS" w:eastAsia="Arial Unicode MS" w:hAnsi="Arial Unicode MS" w:cs="Arial Unicode MS"/>
-          <w:color w:val="191919"/>
-          <w:sz w:val="24"/>
-          <w:szCs w:val="24"/>
-        </w:rPr>
-        <w:t>value</w:t>
-      </w:r>
-      <w:proofErr w:type="spellEnd"/>
-      <w:r>
-        <w:rPr>
-          <w:rFonts w:ascii="Arial Unicode MS" w:eastAsia="Arial Unicode MS" w:hAnsi="Arial Unicode MS" w:cs="Arial Unicode MS"/>
-          <w:color w:val="191919"/>
-          <w:sz w:val="24"/>
-          <w:szCs w:val="24"/>
-        </w:rPr>
-        <w:t xml:space="preserve"> </w:t>
-      </w:r>
-      <w:proofErr w:type="spellStart"/>
-      <w:r>
-        <w:rPr>
-          <w:rFonts w:ascii="Arial Unicode MS" w:eastAsia="Arial Unicode MS" w:hAnsi="Arial Unicode MS" w:cs="Arial Unicode MS"/>
-          <w:color w:val="191919"/>
-          <w:sz w:val="24"/>
-          <w:szCs w:val="24"/>
-        </w:rPr>
-        <w:t>technical</w:t>
-      </w:r>
-      <w:proofErr w:type="spellEnd"/>
-      <w:r>
-        <w:rPr>
-          <w:rFonts w:ascii="Arial Unicode MS" w:eastAsia="Arial Unicode MS" w:hAnsi="Arial Unicode MS" w:cs="Arial Unicode MS"/>
-          <w:color w:val="191919"/>
-          <w:sz w:val="24"/>
-          <w:szCs w:val="24"/>
-        </w:rPr>
-        <w:t xml:space="preserve"> excellence, </w:t>
-      </w:r>
-      <w:proofErr w:type="spellStart"/>
-      <w:r>
-        <w:rPr>
-          <w:rFonts w:ascii="Arial Unicode MS" w:eastAsia="Arial Unicode MS" w:hAnsi="Arial Unicode MS" w:cs="Arial Unicode MS"/>
-          <w:color w:val="191919"/>
-          <w:sz w:val="24"/>
-          <w:szCs w:val="24"/>
-        </w:rPr>
-        <w:t>mentorship</w:t>
-      </w:r>
-      <w:proofErr w:type="spellEnd"/>
-      <w:r>
-        <w:rPr>
-          <w:rFonts w:ascii="Arial Unicode MS" w:eastAsia="Arial Unicode MS" w:hAnsi="Arial Unicode MS" w:cs="Arial Unicode MS"/>
-          <w:color w:val="191919"/>
-          <w:sz w:val="24"/>
-          <w:szCs w:val="24"/>
-        </w:rPr>
-        <w:t xml:space="preserve">, </w:t>
-      </w:r>
-      <w:proofErr w:type="spellStart"/>
-      <w:r>
-        <w:rPr>
-          <w:rFonts w:ascii="Arial Unicode MS" w:eastAsia="Arial Unicode MS" w:hAnsi="Arial Unicode MS" w:cs="Arial Unicode MS"/>
-          <w:color w:val="191919"/>
-          <w:sz w:val="24"/>
-          <w:szCs w:val="24"/>
-        </w:rPr>
-        <w:t>and</w:t>
-      </w:r>
-      <w:proofErr w:type="spellEnd"/>
-      <w:r>
-        <w:rPr>
-          <w:rFonts w:ascii="Arial Unicode MS" w:eastAsia="Arial Unicode MS" w:hAnsi="Arial Unicode MS" w:cs="Arial Unicode MS"/>
-          <w:color w:val="191919"/>
-          <w:sz w:val="24"/>
-          <w:szCs w:val="24"/>
-        </w:rPr>
-        <w:t xml:space="preserve"> </w:t>
-      </w:r>
-      <w:proofErr w:type="spellStart"/>
-      <w:r>
-        <w:rPr>
-          <w:rFonts w:ascii="Arial Unicode MS" w:eastAsia="Arial Unicode MS" w:hAnsi="Arial Unicode MS" w:cs="Arial Unicode MS"/>
-          <w:color w:val="191919"/>
-          <w:sz w:val="24"/>
-          <w:szCs w:val="24"/>
-        </w:rPr>
-        <w:t>continuous</w:t>
-      </w:r>
-      <w:proofErr w:type="spellEnd"/>
-      <w:r>
-        <w:rPr>
-          <w:rFonts w:ascii="Arial Unicode MS" w:eastAsia="Arial Unicode MS" w:hAnsi="Arial Unicode MS" w:cs="Arial Unicode MS"/>
-          <w:color w:val="191919"/>
-          <w:sz w:val="24"/>
-          <w:szCs w:val="24"/>
-        </w:rPr>
-        <w:t xml:space="preserve"> </w:t>
-      </w:r>
-      <w:proofErr w:type="spellStart"/>
-      <w:r>
-        <w:rPr>
-          <w:rFonts w:ascii="Arial Unicode MS" w:eastAsia="Arial Unicode MS" w:hAnsi="Arial Unicode MS" w:cs="Arial Unicode MS"/>
-          <w:color w:val="191919"/>
-          <w:sz w:val="24"/>
-          <w:szCs w:val="24"/>
-        </w:rPr>
-        <w:t>improvement</w:t>
-      </w:r>
-      <w:proofErr w:type="spellEnd"/>
-      <w:r>
-        <w:rPr>
-          <w:rFonts w:ascii="Arial Unicode MS" w:eastAsia="Arial Unicode MS" w:hAnsi="Arial Unicode MS" w:cs="Arial Unicode MS"/>
-          <w:color w:val="191919"/>
-          <w:sz w:val="24"/>
-          <w:szCs w:val="24"/>
-        </w:rPr>
-        <w:t>.</w:t>
-      </w:r>
-    </w:p>
-    <w:p>
-      <w:pPr>
-        <w:spacing w:line="387" w:lineRule="exact"/>
-        <w:jc w:val="both"/>
-        <w:rPr>
-          <w:rFonts w:ascii="Arial Unicode MS" w:eastAsia="Arial Unicode MS" w:hAnsi="Arial Unicode MS" w:cs="Arial Unicode MS"/>
-          <w:color w:val="191919"/>
-          <w:sz w:val="24"/>
-          <w:szCs w:val="24"/>
-        </w:rPr>
-      </w:pPr>
-    </w:p>
-    <w:p>
-      <w:pPr>
-        <w:spacing w:line="387" w:lineRule="exact"/>
-        <w:jc w:val="both"/>
-        <w:rPr>
-          <w:rFonts w:ascii="Arial Unicode MS" w:eastAsia="Arial Unicode MS" w:hAnsi="Arial Unicode MS" w:cs="Arial Unicode MS"/>
-          <w:b/>
-          <w:bCs/>
-          <w:color w:val="191919"/>
-          <w:sz w:val="24"/>
-          <w:szCs w:val="24"/>
-        </w:rPr>
-      </w:pPr>
-      <w:proofErr w:type="spellStart"/>
-      <w:r>
-        <w:rPr>
-          <w:rFonts w:ascii="Arial Unicode MS" w:eastAsia="Arial Unicode MS" w:hAnsi="Arial Unicode MS" w:cs="Arial Unicode MS"/>
-          <w:b/>
-          <w:bCs/>
-          <w:color w:val="191919"/>
-          <w:sz w:val="24"/>
-          <w:szCs w:val="24"/>
-        </w:rPr>
-        <w:t>Key</w:t>
-      </w:r>
-      <w:proofErr w:type="spellEnd"/>
-      <w:r>
-        <w:rPr>
-          <w:rFonts w:ascii="Arial Unicode MS" w:eastAsia="Arial Unicode MS" w:hAnsi="Arial Unicode MS" w:cs="Arial Unicode MS"/>
-          <w:b/>
-          <w:bCs/>
-          <w:color w:val="191919"/>
-          <w:sz w:val="24"/>
-          <w:szCs w:val="24"/>
-        </w:rPr>
-        <w:t xml:space="preserve"> </w:t>
-      </w:r>
-      <w:proofErr w:type="spellStart"/>
-      <w:r>
-        <w:rPr>
-          <w:rFonts w:ascii="Arial Unicode MS" w:eastAsia="Arial Unicode MS" w:hAnsi="Arial Unicode MS" w:cs="Arial Unicode MS"/>
-          <w:b/>
-          <w:bCs/>
-          <w:color w:val="191919"/>
-          <w:sz w:val="24"/>
-          <w:szCs w:val="24"/>
-        </w:rPr>
-        <w:t>Achievements</w:t>
-      </w:r>
-      <w:proofErr w:type="spellEnd"/>
-      <w:r>
-        <w:rPr>
-          <w:rFonts w:ascii="Arial Unicode MS" w:eastAsia="Arial Unicode MS" w:hAnsi="Arial Unicode MS" w:cs="Arial Unicode MS"/>
-          <w:b/>
-          <w:bCs/>
-          <w:color w:val="191919"/>
-          <w:sz w:val="24"/>
-          <w:szCs w:val="24"/>
-        </w:rPr>
-        <w:t>:</w:t>
-      </w:r>
-    </w:p>
-    <w:p>
-      <w:pPr>
-        <w:spacing w:line="387" w:lineRule="exact"/>
-        <w:jc w:val="both"/>
-        <w:rPr>
-          <w:rFonts w:ascii="Arial Unicode MS" w:eastAsia="Arial Unicode MS" w:hAnsi="Arial Unicode MS" w:cs="Arial Unicode MS"/>
-          <w:color w:val="191919"/>
-          <w:sz w:val="24"/>
-          <w:szCs w:val="24"/>
-        </w:rPr>
-      </w:pPr>
-      <w:r>
-        <w:rPr>
-          <w:rFonts w:ascii="Arial Unicode MS" w:eastAsia="Arial Unicode MS" w:hAnsi="Arial Unicode MS" w:cs="Arial Unicode MS"/>
-          <w:color w:val="191919"/>
-          <w:sz w:val="24"/>
-          <w:szCs w:val="24"/>
-        </w:rPr>
-        <w:t xml:space="preserve">* </w:t>
-      </w:r>
-      <w:proofErr w:type="spellStart"/>
-      <w:r>
-        <w:rPr>
-          <w:rFonts w:ascii="Arial Unicode MS" w:eastAsia="Arial Unicode MS" w:hAnsi="Arial Unicode MS" w:cs="Arial Unicode MS"/>
-          <w:b/>
-          <w:bCs/>
-          <w:color w:val="191919"/>
-          <w:sz w:val="24"/>
-          <w:szCs w:val="24"/>
-        </w:rPr>
-        <w:t>Debugging</w:t>
-      </w:r>
-      <w:proofErr w:type="spellEnd"/>
-      <w:r>
-        <w:rPr>
-          <w:rFonts w:ascii="Arial Unicode MS" w:eastAsia="Arial Unicode MS" w:hAnsi="Arial Unicode MS" w:cs="Arial Unicode MS"/>
-          <w:b/>
-          <w:bCs/>
-          <w:color w:val="191919"/>
-          <w:sz w:val="24"/>
-          <w:szCs w:val="24"/>
-        </w:rPr>
-        <w:t xml:space="preserve"> </w:t>
-      </w:r>
-      <w:proofErr w:type="spellStart"/>
-      <w:r>
-        <w:rPr>
-          <w:rFonts w:ascii="Arial Unicode MS" w:eastAsia="Arial Unicode MS" w:hAnsi="Arial Unicode MS" w:cs="Arial Unicode MS"/>
-          <w:b/>
-          <w:bCs/>
-          <w:color w:val="191919"/>
-          <w:sz w:val="24"/>
-          <w:szCs w:val="24"/>
-        </w:rPr>
-        <w:t>Efficiency</w:t>
-      </w:r>
-      <w:proofErr w:type="spellEnd"/>
-      <w:r>
-        <w:rPr>
-          <w:rFonts w:ascii="Arial Unicode MS" w:eastAsia="Arial Unicode MS" w:hAnsi="Arial Unicode MS" w:cs="Arial Unicode MS"/>
-          <w:color w:val="191919"/>
-          <w:sz w:val="24"/>
-          <w:szCs w:val="24"/>
-        </w:rPr>
-        <w:t xml:space="preserve">: </w:t>
-      </w:r>
-      <w:proofErr w:type="spellStart"/>
-      <w:r>
-        <w:rPr>
-          <w:rFonts w:ascii="Arial Unicode MS" w:eastAsia="Arial Unicode MS" w:hAnsi="Arial Unicode MS" w:cs="Arial Unicode MS"/>
-          <w:color w:val="191919"/>
-          <w:sz w:val="24"/>
-          <w:szCs w:val="24"/>
-        </w:rPr>
-        <w:t>Reduced</w:t>
-      </w:r>
-      <w:proofErr w:type="spellEnd"/>
-      <w:r>
-        <w:rPr>
-          <w:rFonts w:ascii="Arial Unicode MS" w:eastAsia="Arial Unicode MS" w:hAnsi="Arial Unicode MS" w:cs="Arial Unicode MS"/>
-          <w:color w:val="191919"/>
-          <w:sz w:val="24"/>
-          <w:szCs w:val="24"/>
-        </w:rPr>
-        <w:t xml:space="preserve"> </w:t>
-      </w:r>
-      <w:proofErr w:type="spellStart"/>
-      <w:r>
-        <w:rPr>
-          <w:rFonts w:ascii="Arial Unicode MS" w:eastAsia="Arial Unicode MS" w:hAnsi="Arial Unicode MS" w:cs="Arial Unicode MS"/>
-          <w:color w:val="191919"/>
-          <w:sz w:val="24"/>
-          <w:szCs w:val="24"/>
-        </w:rPr>
-        <w:t>debugging</w:t>
-      </w:r>
-      <w:proofErr w:type="spellEnd"/>
-      <w:r>
-        <w:rPr>
-          <w:rFonts w:ascii="Arial Unicode MS" w:eastAsia="Arial Unicode MS" w:hAnsi="Arial Unicode MS" w:cs="Arial Unicode MS"/>
-          <w:color w:val="191919"/>
-          <w:sz w:val="24"/>
-          <w:szCs w:val="24"/>
-        </w:rPr>
-        <w:t xml:space="preserve"> </w:t>
-      </w:r>
-      <w:proofErr w:type="spellStart"/>
-      <w:r>
-        <w:rPr>
-          <w:rFonts w:ascii="Arial Unicode MS" w:eastAsia="Arial Unicode MS" w:hAnsi="Arial Unicode MS" w:cs="Arial Unicode MS"/>
-          <w:color w:val="191919"/>
-          <w:sz w:val="24"/>
-          <w:szCs w:val="24"/>
-        </w:rPr>
-        <w:t>time</w:t>
-      </w:r>
-      <w:proofErr w:type="spellEnd"/>
-      <w:r>
-        <w:rPr>
-          <w:rFonts w:ascii="Arial Unicode MS" w:eastAsia="Arial Unicode MS" w:hAnsi="Arial Unicode MS" w:cs="Arial Unicode MS"/>
-          <w:color w:val="191919"/>
-          <w:sz w:val="24"/>
-          <w:szCs w:val="24"/>
-        </w:rPr>
-        <w:t xml:space="preserve"> </w:t>
-      </w:r>
-      <w:proofErr w:type="spellStart"/>
-      <w:r>
-        <w:rPr>
-          <w:rFonts w:ascii="Arial Unicode MS" w:eastAsia="Arial Unicode MS" w:hAnsi="Arial Unicode MS" w:cs="Arial Unicode MS"/>
-          <w:color w:val="191919"/>
-          <w:sz w:val="24"/>
-          <w:szCs w:val="24"/>
-        </w:rPr>
-        <w:t>by</w:t>
-      </w:r>
-      <w:proofErr w:type="spellEnd"/>
-      <w:r>
-        <w:rPr>
-          <w:rFonts w:ascii="Arial Unicode MS" w:eastAsia="Arial Unicode MS" w:hAnsi="Arial Unicode MS" w:cs="Arial Unicode MS"/>
-          <w:color w:val="191919"/>
-          <w:sz w:val="24"/>
-          <w:szCs w:val="24"/>
-        </w:rPr>
-        <w:t xml:space="preserve"> 25% </w:t>
-      </w:r>
-      <w:proofErr w:type="spellStart"/>
-      <w:r>
-        <w:rPr>
-          <w:rFonts w:ascii="Arial Unicode MS" w:eastAsia="Arial Unicode MS" w:hAnsi="Arial Unicode MS" w:cs="Arial Unicode MS"/>
-          <w:color w:val="191919"/>
-          <w:sz w:val="24"/>
-          <w:szCs w:val="24"/>
-        </w:rPr>
-        <w:t>through</w:t>
-      </w:r>
-      <w:proofErr w:type="spellEnd"/>
-      <w:r>
-        <w:rPr>
-          <w:rFonts w:ascii="Arial Unicode MS" w:eastAsia="Arial Unicode MS" w:hAnsi="Arial Unicode MS" w:cs="Arial Unicode MS"/>
-          <w:color w:val="191919"/>
-          <w:sz w:val="24"/>
-          <w:szCs w:val="24"/>
-        </w:rPr>
-        <w:t xml:space="preserve"> </w:t>
-      </w:r>
-      <w:proofErr w:type="spellStart"/>
-      <w:r>
-        <w:rPr>
-          <w:rFonts w:ascii="Arial Unicode MS" w:eastAsia="Arial Unicode MS" w:hAnsi="Arial Unicode MS" w:cs="Arial Unicode MS"/>
-          <w:color w:val="191919"/>
-          <w:sz w:val="24"/>
-          <w:szCs w:val="24"/>
-        </w:rPr>
-        <w:t>rigorous</w:t>
-      </w:r>
-      <w:proofErr w:type="spellEnd"/>
-      <w:r>
-        <w:rPr>
-          <w:rFonts w:ascii="Arial Unicode MS" w:eastAsia="Arial Unicode MS" w:hAnsi="Arial Unicode MS" w:cs="Arial Unicode MS"/>
-          <w:color w:val="191919"/>
-          <w:sz w:val="24"/>
-          <w:szCs w:val="24"/>
-        </w:rPr>
-        <w:t xml:space="preserve"> code </w:t>
-      </w:r>
-      <w:proofErr w:type="spellStart"/>
-      <w:r>
-        <w:rPr>
-          <w:rFonts w:ascii="Arial Unicode MS" w:eastAsia="Arial Unicode MS" w:hAnsi="Arial Unicode MS" w:cs="Arial Unicode MS"/>
-          <w:color w:val="191919"/>
-          <w:sz w:val="24"/>
-          <w:szCs w:val="24"/>
-        </w:rPr>
-        <w:t>reviews</w:t>
-      </w:r>
-      <w:proofErr w:type="spellEnd"/>
-      <w:r>
-        <w:rPr>
-          <w:rFonts w:ascii="Arial Unicode MS" w:eastAsia="Arial Unicode MS" w:hAnsi="Arial Unicode MS" w:cs="Arial Unicode MS"/>
-          <w:color w:val="191919"/>
-          <w:sz w:val="24"/>
-          <w:szCs w:val="24"/>
-        </w:rPr>
-        <w:t xml:space="preserve"> </w:t>
-      </w:r>
-      <w:proofErr w:type="spellStart"/>
-      <w:r>
-        <w:rPr>
-          <w:rFonts w:ascii="Arial Unicode MS" w:eastAsia="Arial Unicode MS" w:hAnsi="Arial Unicode MS" w:cs="Arial Unicode MS"/>
-          <w:color w:val="191919"/>
-          <w:sz w:val="24"/>
-          <w:szCs w:val="24"/>
-        </w:rPr>
-        <w:t>and</w:t>
-      </w:r>
-      <w:proofErr w:type="spellEnd"/>
-      <w:r>
-        <w:rPr>
-          <w:rFonts w:ascii="Arial Unicode MS" w:eastAsia="Arial Unicode MS" w:hAnsi="Arial Unicode MS" w:cs="Arial Unicode MS"/>
-          <w:color w:val="191919"/>
-          <w:sz w:val="24"/>
-          <w:szCs w:val="24"/>
-        </w:rPr>
-        <w:t xml:space="preserve"> </w:t>
-      </w:r>
-      <w:proofErr w:type="spellStart"/>
-      <w:r>
-        <w:rPr>
-          <w:rFonts w:ascii="Arial Unicode MS" w:eastAsia="Arial Unicode MS" w:hAnsi="Arial Unicode MS" w:cs="Arial Unicode MS"/>
-          <w:color w:val="191919"/>
-          <w:sz w:val="24"/>
-          <w:szCs w:val="24"/>
-        </w:rPr>
-        <w:t>adherence</w:t>
-      </w:r>
-      <w:proofErr w:type="spellEnd"/>
-      <w:r>
-        <w:rPr>
-          <w:rFonts w:ascii="Arial Unicode MS" w:eastAsia="Arial Unicode MS" w:hAnsi="Arial Unicode MS" w:cs="Arial Unicode MS"/>
-          <w:color w:val="191919"/>
-          <w:sz w:val="24"/>
-          <w:szCs w:val="24"/>
-        </w:rPr>
-        <w:t xml:space="preserve"> </w:t>
-      </w:r>
-      <w:proofErr w:type="spellStart"/>
-      <w:r>
-        <w:rPr>
-          <w:rFonts w:ascii="Arial Unicode MS" w:eastAsia="Arial Unicode MS" w:hAnsi="Arial Unicode MS" w:cs="Arial Unicode MS"/>
-          <w:color w:val="191919"/>
-          <w:sz w:val="24"/>
-          <w:szCs w:val="24"/>
-        </w:rPr>
-        <w:t>to</w:t>
-      </w:r>
-      <w:proofErr w:type="spellEnd"/>
-      <w:r>
-        <w:rPr>
-          <w:rFonts w:ascii="Arial Unicode MS" w:eastAsia="Arial Unicode MS" w:hAnsi="Arial Unicode MS" w:cs="Arial Unicode MS"/>
-          <w:color w:val="191919"/>
-          <w:sz w:val="24"/>
-          <w:szCs w:val="24"/>
-        </w:rPr>
-        <w:t xml:space="preserve"> </w:t>
-      </w:r>
-      <w:proofErr w:type="spellStart"/>
-      <w:r>
-        <w:rPr>
-          <w:rFonts w:ascii="Arial Unicode MS" w:eastAsia="Arial Unicode MS" w:hAnsi="Arial Unicode MS" w:cs="Arial Unicode MS"/>
-          <w:color w:val="191919"/>
-          <w:sz w:val="24"/>
-          <w:szCs w:val="24"/>
-        </w:rPr>
-        <w:t>coding</w:t>
-      </w:r>
-      <w:proofErr w:type="spellEnd"/>
-      <w:r>
-        <w:rPr>
-          <w:rFonts w:ascii="Arial Unicode MS" w:eastAsia="Arial Unicode MS" w:hAnsi="Arial Unicode MS" w:cs="Arial Unicode MS"/>
-          <w:color w:val="191919"/>
-          <w:sz w:val="24"/>
-          <w:szCs w:val="24"/>
-        </w:rPr>
-        <w:t xml:space="preserve"> </w:t>
-      </w:r>
-      <w:proofErr w:type="spellStart"/>
-      <w:r>
-        <w:rPr>
-          <w:rFonts w:ascii="Arial Unicode MS" w:eastAsia="Arial Unicode MS" w:hAnsi="Arial Unicode MS" w:cs="Arial Unicode MS"/>
-          <w:color w:val="191919"/>
-          <w:sz w:val="24"/>
-          <w:szCs w:val="24"/>
-        </w:rPr>
-        <w:t>standards</w:t>
-      </w:r>
-      <w:proofErr w:type="spellEnd"/>
-      <w:r>
-        <w:rPr>
-          <w:rFonts w:ascii="Arial Unicode MS" w:eastAsia="Arial Unicode MS" w:hAnsi="Arial Unicode MS" w:cs="Arial Unicode MS"/>
-          <w:color w:val="191919"/>
-          <w:sz w:val="24"/>
-          <w:szCs w:val="24"/>
-        </w:rPr>
-        <w:t>.</w:t>
-      </w:r>
-    </w:p>
-    <w:p>
-      <w:pPr>
-        <w:spacing w:line="387" w:lineRule="exact"/>
-        <w:jc w:val="both"/>
-        <w:rPr>
-          <w:rFonts w:ascii="Arial Unicode MS" w:eastAsia="Arial Unicode MS" w:hAnsi="Arial Unicode MS" w:cs="Arial Unicode MS"/>
-          <w:color w:val="191919"/>
-          <w:sz w:val="24"/>
-          <w:szCs w:val="24"/>
-        </w:rPr>
-      </w:pPr>
-      <w:r>
-        <w:rPr>
-          <w:rFonts w:ascii="Arial Unicode MS" w:eastAsia="Arial Unicode MS" w:hAnsi="Arial Unicode MS" w:cs="Arial Unicode MS"/>
-          <w:color w:val="191919"/>
-          <w:sz w:val="24"/>
-          <w:szCs w:val="24"/>
-        </w:rPr>
-        <w:t xml:space="preserve">* </w:t>
-      </w:r>
-      <w:r>
-        <w:rPr>
-          <w:rFonts w:ascii="Arial Unicode MS" w:eastAsia="Arial Unicode MS" w:hAnsi="Arial Unicode MS" w:cs="Arial Unicode MS"/>
-          <w:b/>
-          <w:bCs/>
-          <w:color w:val="191919"/>
-          <w:sz w:val="24"/>
-          <w:szCs w:val="24"/>
-        </w:rPr>
-        <w:t xml:space="preserve">Code </w:t>
-      </w:r>
-      <w:proofErr w:type="spellStart"/>
-      <w:r>
-        <w:rPr>
-          <w:rFonts w:ascii="Arial Unicode MS" w:eastAsia="Arial Unicode MS" w:hAnsi="Arial Unicode MS" w:cs="Arial Unicode MS"/>
-          <w:b/>
-          <w:bCs/>
-          <w:color w:val="191919"/>
-          <w:sz w:val="24"/>
-          <w:szCs w:val="24"/>
-        </w:rPr>
-        <w:t>Reliability</w:t>
-      </w:r>
-      <w:proofErr w:type="spellEnd"/>
-      <w:r>
-        <w:rPr>
-          <w:rFonts w:ascii="Arial Unicode MS" w:eastAsia="Arial Unicode MS" w:hAnsi="Arial Unicode MS" w:cs="Arial Unicode MS"/>
-          <w:color w:val="191919"/>
-          <w:sz w:val="24"/>
-          <w:szCs w:val="24"/>
-        </w:rPr>
-        <w:t xml:space="preserve">: </w:t>
-      </w:r>
-      <w:proofErr w:type="spellStart"/>
-      <w:r>
-        <w:rPr>
-          <w:rFonts w:ascii="Arial Unicode MS" w:eastAsia="Arial Unicode MS" w:hAnsi="Arial Unicode MS" w:cs="Arial Unicode MS"/>
-          <w:color w:val="191919"/>
-          <w:sz w:val="24"/>
-          <w:szCs w:val="24"/>
-        </w:rPr>
-        <w:t>Enhanced</w:t>
-      </w:r>
-      <w:proofErr w:type="spellEnd"/>
-      <w:r>
-        <w:rPr>
-          <w:rFonts w:ascii="Arial Unicode MS" w:eastAsia="Arial Unicode MS" w:hAnsi="Arial Unicode MS" w:cs="Arial Unicode MS"/>
-          <w:color w:val="191919"/>
-          <w:sz w:val="24"/>
-          <w:szCs w:val="24"/>
-        </w:rPr>
-        <w:t xml:space="preserve"> code </w:t>
-      </w:r>
-      <w:proofErr w:type="spellStart"/>
-      <w:r>
-        <w:rPr>
-          <w:rFonts w:ascii="Arial Unicode MS" w:eastAsia="Arial Unicode MS" w:hAnsi="Arial Unicode MS" w:cs="Arial Unicode MS"/>
-          <w:color w:val="191919"/>
-          <w:sz w:val="24"/>
-          <w:szCs w:val="24"/>
-        </w:rPr>
-        <w:t>reliability</w:t>
-      </w:r>
-      <w:proofErr w:type="spellEnd"/>
-      <w:r>
-        <w:rPr>
-          <w:rFonts w:ascii="Arial Unicode MS" w:eastAsia="Arial Unicode MS" w:hAnsi="Arial Unicode MS" w:cs="Arial Unicode MS"/>
-          <w:color w:val="191919"/>
-          <w:sz w:val="24"/>
-          <w:szCs w:val="24"/>
-        </w:rPr>
-        <w:t xml:space="preserve"> </w:t>
-      </w:r>
-      <w:proofErr w:type="spellStart"/>
-      <w:r>
-        <w:rPr>
-          <w:rFonts w:ascii="Arial Unicode MS" w:eastAsia="Arial Unicode MS" w:hAnsi="Arial Unicode MS" w:cs="Arial Unicode MS"/>
-          <w:color w:val="191919"/>
-          <w:sz w:val="24"/>
-          <w:szCs w:val="24"/>
-        </w:rPr>
-        <w:t>by</w:t>
-      </w:r>
-      <w:proofErr w:type="spellEnd"/>
-      <w:r>
-        <w:rPr>
-          <w:rFonts w:ascii="Arial Unicode MS" w:eastAsia="Arial Unicode MS" w:hAnsi="Arial Unicode MS" w:cs="Arial Unicode MS"/>
-          <w:color w:val="191919"/>
-          <w:sz w:val="24"/>
-          <w:szCs w:val="24"/>
-        </w:rPr>
-        <w:t xml:space="preserve"> 25% via comprehensive unit </w:t>
-      </w:r>
-      <w:proofErr w:type="spellStart"/>
-      <w:r>
-        <w:rPr>
-          <w:rFonts w:ascii="Arial Unicode MS" w:eastAsia="Arial Unicode MS" w:hAnsi="Arial Unicode MS" w:cs="Arial Unicode MS"/>
-          <w:color w:val="191919"/>
-          <w:sz w:val="24"/>
-          <w:szCs w:val="24"/>
-        </w:rPr>
-        <w:t>and</w:t>
-      </w:r>
-      <w:proofErr w:type="spellEnd"/>
-      <w:r>
-        <w:rPr>
-          <w:rFonts w:ascii="Arial Unicode MS" w:eastAsia="Arial Unicode MS" w:hAnsi="Arial Unicode MS" w:cs="Arial Unicode MS"/>
-          <w:color w:val="191919"/>
-          <w:sz w:val="24"/>
-          <w:szCs w:val="24"/>
-        </w:rPr>
-        <w:t xml:space="preserve"> component </w:t>
-      </w:r>
-      <w:proofErr w:type="spellStart"/>
-      <w:r>
-        <w:rPr>
-          <w:rFonts w:ascii="Arial Unicode MS" w:eastAsia="Arial Unicode MS" w:hAnsi="Arial Unicode MS" w:cs="Arial Unicode MS"/>
-          <w:color w:val="191919"/>
-          <w:sz w:val="24"/>
-          <w:szCs w:val="24"/>
-        </w:rPr>
-        <w:t>testing</w:t>
-      </w:r>
-      <w:proofErr w:type="spellEnd"/>
-      <w:r>
-        <w:rPr>
-          <w:rFonts w:ascii="Arial Unicode MS" w:eastAsia="Arial Unicode MS" w:hAnsi="Arial Unicode MS" w:cs="Arial Unicode MS"/>
-          <w:color w:val="191919"/>
-          <w:sz w:val="24"/>
-          <w:szCs w:val="24"/>
-        </w:rPr>
-        <w:t xml:space="preserve"> </w:t>
-      </w:r>
-      <w:proofErr w:type="spellStart"/>
-      <w:r>
-        <w:rPr>
-          <w:rFonts w:ascii="Arial Unicode MS" w:eastAsia="Arial Unicode MS" w:hAnsi="Arial Unicode MS" w:cs="Arial Unicode MS"/>
-          <w:color w:val="191919"/>
-          <w:sz w:val="24"/>
-          <w:szCs w:val="24"/>
-        </w:rPr>
-        <w:t>strategies</w:t>
-      </w:r>
-      <w:proofErr w:type="spellEnd"/>
-      <w:r>
-        <w:rPr>
-          <w:rFonts w:ascii="Arial Unicode MS" w:eastAsia="Arial Unicode MS" w:hAnsi="Arial Unicode MS" w:cs="Arial Unicode MS"/>
-          <w:color w:val="191919"/>
-          <w:sz w:val="24"/>
-          <w:szCs w:val="24"/>
-        </w:rPr>
-        <w:t>.</w:t>
-      </w:r>
-    </w:p>
-    <w:p>
-      <w:pPr>
-        <w:spacing w:line="387" w:lineRule="exact"/>
-        <w:jc w:val="both"/>
-        <w:rPr>
-          <w:rFonts w:ascii="Arial Unicode MS" w:eastAsia="Arial Unicode MS" w:hAnsi="Arial Unicode MS" w:cs="Arial Unicode MS"/>
-          <w:color w:val="191919"/>
-          <w:sz w:val="24"/>
-          <w:szCs w:val="24"/>
-        </w:rPr>
-      </w:pPr>
-      <w:r>
-        <w:rPr>
-          <w:rFonts w:ascii="Arial Unicode MS" w:eastAsia="Arial Unicode MS" w:hAnsi="Arial Unicode MS" w:cs="Arial Unicode MS"/>
-          <w:color w:val="191919"/>
-          <w:sz w:val="24"/>
-          <w:szCs w:val="24"/>
-        </w:rPr>
-        <w:t xml:space="preserve">* </w:t>
-      </w:r>
-      <w:r>
-        <w:rPr>
-          <w:rFonts w:ascii="Arial Unicode MS" w:eastAsia="Arial Unicode MS" w:hAnsi="Arial Unicode MS" w:cs="Arial Unicode MS"/>
-          <w:b/>
-          <w:bCs/>
-          <w:color w:val="191919"/>
-          <w:sz w:val="24"/>
-          <w:szCs w:val="24"/>
-        </w:rPr>
-        <w:t xml:space="preserve">Consistent </w:t>
-      </w:r>
-      <w:proofErr w:type="spellStart"/>
-      <w:r>
-        <w:rPr>
-          <w:rFonts w:ascii="Arial Unicode MS" w:eastAsia="Arial Unicode MS" w:hAnsi="Arial Unicode MS" w:cs="Arial Unicode MS"/>
-          <w:b/>
-          <w:bCs/>
-          <w:color w:val="191919"/>
-          <w:sz w:val="24"/>
-          <w:szCs w:val="24"/>
-        </w:rPr>
-        <w:t>Contributions</w:t>
-      </w:r>
-      <w:proofErr w:type="spellEnd"/>
-      <w:r>
-        <w:rPr>
-          <w:rFonts w:ascii="Arial Unicode MS" w:eastAsia="Arial Unicode MS" w:hAnsi="Arial Unicode MS" w:cs="Arial Unicode MS"/>
-          <w:color w:val="191919"/>
-          <w:sz w:val="24"/>
-          <w:szCs w:val="24"/>
-        </w:rPr>
-        <w:t xml:space="preserve">: </w:t>
-      </w:r>
-      <w:proofErr w:type="spellStart"/>
-      <w:r>
-        <w:rPr>
-          <w:rFonts w:ascii="Arial Unicode MS" w:eastAsia="Arial Unicode MS" w:hAnsi="Arial Unicode MS" w:cs="Arial Unicode MS"/>
-          <w:color w:val="191919"/>
-          <w:sz w:val="24"/>
-          <w:szCs w:val="24"/>
-        </w:rPr>
-        <w:t>Delivered</w:t>
-      </w:r>
-      <w:proofErr w:type="spellEnd"/>
-      <w:r>
-        <w:rPr>
-          <w:rFonts w:ascii="Arial Unicode MS" w:eastAsia="Arial Unicode MS" w:hAnsi="Arial Unicode MS" w:cs="Arial Unicode MS"/>
-          <w:color w:val="191919"/>
-          <w:sz w:val="24"/>
-          <w:szCs w:val="24"/>
-        </w:rPr>
-        <w:t xml:space="preserve"> over 300 </w:t>
-      </w:r>
-      <w:proofErr w:type="spellStart"/>
-      <w:r>
-        <w:rPr>
-          <w:rFonts w:ascii="Arial Unicode MS" w:eastAsia="Arial Unicode MS" w:hAnsi="Arial Unicode MS" w:cs="Arial Unicode MS"/>
-          <w:color w:val="191919"/>
-          <w:sz w:val="24"/>
-          <w:szCs w:val="24"/>
-        </w:rPr>
-        <w:t>high</w:t>
-      </w:r>
-      <w:proofErr w:type="spellEnd"/>
-      <w:r>
-        <w:rPr>
-          <w:rFonts w:ascii="Arial Unicode MS" w:eastAsia="Arial Unicode MS" w:hAnsi="Arial Unicode MS" w:cs="Arial Unicode MS"/>
-          <w:color w:val="191919"/>
-          <w:sz w:val="24"/>
-          <w:szCs w:val="24"/>
-        </w:rPr>
-        <w:t xml:space="preserve">-quality code </w:t>
-      </w:r>
-      <w:proofErr w:type="spellStart"/>
-      <w:r>
-        <w:rPr>
-          <w:rFonts w:ascii="Arial Unicode MS" w:eastAsia="Arial Unicode MS" w:hAnsi="Arial Unicode MS" w:cs="Arial Unicode MS"/>
-          <w:color w:val="191919"/>
-          <w:sz w:val="24"/>
-          <w:szCs w:val="24"/>
-        </w:rPr>
-        <w:t>commits</w:t>
-      </w:r>
-      <w:proofErr w:type="spellEnd"/>
-      <w:r>
-        <w:rPr>
-          <w:rFonts w:ascii="Arial Unicode MS" w:eastAsia="Arial Unicode MS" w:hAnsi="Arial Unicode MS" w:cs="Arial Unicode MS"/>
-          <w:color w:val="191919"/>
-          <w:sz w:val="24"/>
-          <w:szCs w:val="24"/>
-        </w:rPr>
-        <w:t xml:space="preserve">, </w:t>
-      </w:r>
-      <w:proofErr w:type="spellStart"/>
-      <w:r>
-        <w:rPr>
-          <w:rFonts w:ascii="Arial Unicode MS" w:eastAsia="Arial Unicode MS" w:hAnsi="Arial Unicode MS" w:cs="Arial Unicode MS"/>
-          <w:color w:val="191919"/>
-          <w:sz w:val="24"/>
-          <w:szCs w:val="24"/>
-        </w:rPr>
-        <w:t>ensuring</w:t>
-      </w:r>
-      <w:proofErr w:type="spellEnd"/>
-      <w:r>
-        <w:rPr>
-          <w:rFonts w:ascii="Arial Unicode MS" w:eastAsia="Arial Unicode MS" w:hAnsi="Arial Unicode MS" w:cs="Arial Unicode MS"/>
-          <w:color w:val="191919"/>
-          <w:sz w:val="24"/>
-          <w:szCs w:val="24"/>
-        </w:rPr>
-        <w:t xml:space="preserve"> consistent quality </w:t>
-      </w:r>
-      <w:proofErr w:type="spellStart"/>
-      <w:r>
-        <w:rPr>
-          <w:rFonts w:ascii="Arial Unicode MS" w:eastAsia="Arial Unicode MS" w:hAnsi="Arial Unicode MS" w:cs="Arial Unicode MS"/>
-          <w:color w:val="191919"/>
-          <w:sz w:val="24"/>
-          <w:szCs w:val="24"/>
-        </w:rPr>
-        <w:t>and</w:t>
-      </w:r>
-      <w:proofErr w:type="spellEnd"/>
-      <w:r>
-        <w:rPr>
-          <w:rFonts w:ascii="Arial Unicode MS" w:eastAsia="Arial Unicode MS" w:hAnsi="Arial Unicode MS" w:cs="Arial Unicode MS"/>
-          <w:color w:val="191919"/>
-          <w:sz w:val="24"/>
-          <w:szCs w:val="24"/>
-        </w:rPr>
-        <w:t xml:space="preserve"> </w:t>
-      </w:r>
-      <w:proofErr w:type="spellStart"/>
-      <w:r>
-        <w:rPr>
-          <w:rFonts w:ascii="Arial Unicode MS" w:eastAsia="Arial Unicode MS" w:hAnsi="Arial Unicode MS" w:cs="Arial Unicode MS"/>
-          <w:color w:val="191919"/>
-          <w:sz w:val="24"/>
-          <w:szCs w:val="24"/>
-        </w:rPr>
-        <w:t>timely</w:t>
-      </w:r>
-      <w:proofErr w:type="spellEnd"/>
-      <w:r>
-        <w:rPr>
-          <w:rFonts w:ascii="Arial Unicode MS" w:eastAsia="Arial Unicode MS" w:hAnsi="Arial Unicode MS" w:cs="Arial Unicode MS"/>
-          <w:color w:val="191919"/>
-          <w:sz w:val="24"/>
-          <w:szCs w:val="24"/>
-        </w:rPr>
-        <w:t xml:space="preserve"> </w:t>
-      </w:r>
-      <w:proofErr w:type="spellStart"/>
-      <w:r>
-        <w:rPr>
-          <w:rFonts w:ascii="Arial Unicode MS" w:eastAsia="Arial Unicode MS" w:hAnsi="Arial Unicode MS" w:cs="Arial Unicode MS"/>
-          <w:color w:val="191919"/>
-          <w:sz w:val="24"/>
-          <w:szCs w:val="24"/>
-        </w:rPr>
-        <w:t>releases</w:t>
-      </w:r>
-      <w:proofErr w:type="spellEnd"/>
-      <w:r>
-        <w:rPr>
-          <w:rFonts w:ascii="Arial Unicode MS" w:eastAsia="Arial Unicode MS" w:hAnsi="Arial Unicode MS" w:cs="Arial Unicode MS"/>
-          <w:color w:val="191919"/>
-          <w:sz w:val="24"/>
-          <w:szCs w:val="24"/>
-        </w:rPr>
-        <w:t>.</w:t>
-      </w:r>
-    </w:p>
-    <w:p>
-      <w:pPr>
-        <w:spacing w:line="387" w:lineRule="exact"/>
-        <w:jc w:val="both"/>
-        <w:rPr>
-          <w:rFonts w:ascii="Arial Unicode MS" w:eastAsia="Arial Unicode MS" w:hAnsi="Arial Unicode MS" w:cs="Arial Unicode MS"/>
-          <w:color w:val="191919"/>
-          <w:sz w:val="24"/>
-          <w:szCs w:val="24"/>
-        </w:rPr>
-      </w:pPr>
-      <w:r>
-        <w:rPr>
-          <w:rFonts w:ascii="Arial Unicode MS" w:eastAsia="Arial Unicode MS" w:hAnsi="Arial Unicode MS" w:cs="Arial Unicode MS"/>
-          <w:color w:val="191919"/>
-          <w:sz w:val="24"/>
-          <w:szCs w:val="24"/>
-        </w:rPr>
-        <w:t xml:space="preserve">* </w:t>
-      </w:r>
-      <w:proofErr w:type="spellStart"/>
-      <w:r>
-        <w:rPr>
-          <w:rFonts w:ascii="Arial Unicode MS" w:eastAsia="Arial Unicode MS" w:hAnsi="Arial Unicode MS" w:cs="Arial Unicode MS"/>
-          <w:b/>
-          <w:bCs/>
-          <w:color w:val="191919"/>
-          <w:sz w:val="24"/>
-          <w:szCs w:val="24"/>
-        </w:rPr>
-        <w:t>Knowledge</w:t>
-      </w:r>
-      <w:proofErr w:type="spellEnd"/>
-      <w:r>
-        <w:rPr>
-          <w:rFonts w:ascii="Arial Unicode MS" w:eastAsia="Arial Unicode MS" w:hAnsi="Arial Unicode MS" w:cs="Arial Unicode MS"/>
-          <w:b/>
-          <w:bCs/>
-          <w:color w:val="191919"/>
-          <w:sz w:val="24"/>
-          <w:szCs w:val="24"/>
-        </w:rPr>
-        <w:t xml:space="preserve"> Management</w:t>
-      </w:r>
-      <w:r>
-        <w:rPr>
-          <w:rFonts w:ascii="Arial Unicode MS" w:eastAsia="Arial Unicode MS" w:hAnsi="Arial Unicode MS" w:cs="Arial Unicode MS"/>
-          <w:color w:val="191919"/>
-          <w:sz w:val="24"/>
-          <w:szCs w:val="24"/>
-        </w:rPr>
-        <w:t xml:space="preserve">: </w:t>
-      </w:r>
-      <w:proofErr w:type="spellStart"/>
-      <w:r>
-        <w:rPr>
-          <w:rFonts w:ascii="Arial Unicode MS" w:eastAsia="Arial Unicode MS" w:hAnsi="Arial Unicode MS" w:cs="Arial Unicode MS"/>
-          <w:color w:val="191919"/>
-          <w:sz w:val="24"/>
-          <w:szCs w:val="24"/>
-        </w:rPr>
-        <w:t>Created</w:t>
-      </w:r>
-      <w:proofErr w:type="spellEnd"/>
-      <w:r>
-        <w:rPr>
-          <w:rFonts w:ascii="Arial Unicode MS" w:eastAsia="Arial Unicode MS" w:hAnsi="Arial Unicode MS" w:cs="Arial Unicode MS"/>
-          <w:color w:val="191919"/>
-          <w:sz w:val="24"/>
-          <w:szCs w:val="24"/>
-        </w:rPr>
-        <w:t xml:space="preserve"> a </w:t>
-      </w:r>
-      <w:proofErr w:type="spellStart"/>
-      <w:r>
-        <w:rPr>
-          <w:rFonts w:ascii="Arial Unicode MS" w:eastAsia="Arial Unicode MS" w:hAnsi="Arial Unicode MS" w:cs="Arial Unicode MS"/>
-          <w:color w:val="191919"/>
-          <w:sz w:val="24"/>
-          <w:szCs w:val="24"/>
-        </w:rPr>
-        <w:t>centralized</w:t>
-      </w:r>
-      <w:proofErr w:type="spellEnd"/>
-      <w:r>
-        <w:rPr>
-          <w:rFonts w:ascii="Arial Unicode MS" w:eastAsia="Arial Unicode MS" w:hAnsi="Arial Unicode MS" w:cs="Arial Unicode MS"/>
-          <w:color w:val="191919"/>
-          <w:sz w:val="24"/>
-          <w:szCs w:val="24"/>
-        </w:rPr>
-        <w:t xml:space="preserve"> </w:t>
-      </w:r>
-      <w:proofErr w:type="spellStart"/>
-      <w:r>
-        <w:rPr>
-          <w:rFonts w:ascii="Arial Unicode MS" w:eastAsia="Arial Unicode MS" w:hAnsi="Arial Unicode MS" w:cs="Arial Unicode MS"/>
-          <w:color w:val="191919"/>
-          <w:sz w:val="24"/>
-          <w:szCs w:val="24"/>
-        </w:rPr>
-        <w:t>knowledge</w:t>
-      </w:r>
-      <w:proofErr w:type="spellEnd"/>
-      <w:r>
-        <w:rPr>
-          <w:rFonts w:ascii="Arial Unicode MS" w:eastAsia="Arial Unicode MS" w:hAnsi="Arial Unicode MS" w:cs="Arial Unicode MS"/>
-          <w:color w:val="191919"/>
-          <w:sz w:val="24"/>
-          <w:szCs w:val="24"/>
-        </w:rPr>
-        <w:t xml:space="preserve"> </w:t>
-      </w:r>
-      <w:proofErr w:type="spellStart"/>
-      <w:r>
-        <w:rPr>
-          <w:rFonts w:ascii="Arial Unicode MS" w:eastAsia="Arial Unicode MS" w:hAnsi="Arial Unicode MS" w:cs="Arial Unicode MS"/>
-          <w:color w:val="191919"/>
-          <w:sz w:val="24"/>
-          <w:szCs w:val="24"/>
-        </w:rPr>
-        <w:t>base</w:t>
-      </w:r>
-      <w:proofErr w:type="spellEnd"/>
-      <w:r>
-        <w:rPr>
-          <w:rFonts w:ascii="Arial Unicode MS" w:eastAsia="Arial Unicode MS" w:hAnsi="Arial Unicode MS" w:cs="Arial Unicode MS"/>
-          <w:color w:val="191919"/>
-          <w:sz w:val="24"/>
-          <w:szCs w:val="24"/>
-        </w:rPr>
-        <w:t xml:space="preserve"> of 50+ software </w:t>
-      </w:r>
-      <w:proofErr w:type="spellStart"/>
-      <w:r>
-        <w:rPr>
-          <w:rFonts w:ascii="Arial Unicode MS" w:eastAsia="Arial Unicode MS" w:hAnsi="Arial Unicode MS" w:cs="Arial Unicode MS"/>
-          <w:color w:val="191919"/>
-          <w:sz w:val="24"/>
-          <w:szCs w:val="24"/>
-        </w:rPr>
-        <w:t>modules</w:t>
-      </w:r>
-      <w:proofErr w:type="spellEnd"/>
-      <w:r>
-        <w:rPr>
-          <w:rFonts w:ascii="Arial Unicode MS" w:eastAsia="Arial Unicode MS" w:hAnsi="Arial Unicode MS" w:cs="Arial Unicode MS"/>
-          <w:color w:val="191919"/>
-          <w:sz w:val="24"/>
-          <w:szCs w:val="24"/>
-        </w:rPr>
-        <w:t xml:space="preserve">, </w:t>
-      </w:r>
-      <w:proofErr w:type="spellStart"/>
-      <w:r>
-        <w:rPr>
-          <w:rFonts w:ascii="Arial Unicode MS" w:eastAsia="Arial Unicode MS" w:hAnsi="Arial Unicode MS" w:cs="Arial Unicode MS"/>
-          <w:color w:val="191919"/>
-          <w:sz w:val="24"/>
-          <w:szCs w:val="24"/>
-        </w:rPr>
-        <w:t>reducing</w:t>
-      </w:r>
-      <w:proofErr w:type="spellEnd"/>
-      <w:r>
-        <w:rPr>
-          <w:rFonts w:ascii="Arial Unicode MS" w:eastAsia="Arial Unicode MS" w:hAnsi="Arial Unicode MS" w:cs="Arial Unicode MS"/>
-          <w:color w:val="191919"/>
-          <w:sz w:val="24"/>
-          <w:szCs w:val="24"/>
-        </w:rPr>
-        <w:t xml:space="preserve"> </w:t>
-      </w:r>
-      <w:proofErr w:type="spellStart"/>
-      <w:r>
-        <w:rPr>
-          <w:rFonts w:ascii="Arial Unicode MS" w:eastAsia="Arial Unicode MS" w:hAnsi="Arial Unicode MS" w:cs="Arial Unicode MS"/>
-          <w:color w:val="191919"/>
-          <w:sz w:val="24"/>
-          <w:szCs w:val="24"/>
-        </w:rPr>
-        <w:t>integration</w:t>
-      </w:r>
-      <w:proofErr w:type="spellEnd"/>
-      <w:r>
-        <w:rPr>
-          <w:rFonts w:ascii="Arial Unicode MS" w:eastAsia="Arial Unicode MS" w:hAnsi="Arial Unicode MS" w:cs="Arial Unicode MS"/>
-          <w:color w:val="191919"/>
-          <w:sz w:val="24"/>
-          <w:szCs w:val="24"/>
-        </w:rPr>
-        <w:t xml:space="preserve"> </w:t>
-      </w:r>
-      <w:proofErr w:type="spellStart"/>
-      <w:r>
-        <w:rPr>
-          <w:rFonts w:ascii="Arial Unicode MS" w:eastAsia="Arial Unicode MS" w:hAnsi="Arial Unicode MS" w:cs="Arial Unicode MS"/>
-          <w:color w:val="191919"/>
-          <w:sz w:val="24"/>
-          <w:szCs w:val="24"/>
-        </w:rPr>
-        <w:t>errors</w:t>
-      </w:r>
-      <w:proofErr w:type="spellEnd"/>
-      <w:r>
-        <w:rPr>
-          <w:rFonts w:ascii="Arial Unicode MS" w:eastAsia="Arial Unicode MS" w:hAnsi="Arial Unicode MS" w:cs="Arial Unicode MS"/>
-          <w:color w:val="191919"/>
-          <w:sz w:val="24"/>
-          <w:szCs w:val="24"/>
-        </w:rPr>
-        <w:t xml:space="preserve"> </w:t>
-      </w:r>
-      <w:proofErr w:type="spellStart"/>
-      <w:r>
-        <w:rPr>
-          <w:rFonts w:ascii="Arial Unicode MS" w:eastAsia="Arial Unicode MS" w:hAnsi="Arial Unicode MS" w:cs="Arial Unicode MS"/>
-          <w:color w:val="191919"/>
-          <w:sz w:val="24"/>
-          <w:szCs w:val="24"/>
-        </w:rPr>
-        <w:t>by</w:t>
-      </w:r>
-      <w:proofErr w:type="spellEnd"/>
-      <w:r>
-        <w:rPr>
-          <w:rFonts w:ascii="Arial Unicode MS" w:eastAsia="Arial Unicode MS" w:hAnsi="Arial Unicode MS" w:cs="Arial Unicode MS"/>
-          <w:color w:val="191919"/>
-          <w:sz w:val="24"/>
-          <w:szCs w:val="24"/>
-        </w:rPr>
-        <w:t xml:space="preserve"> 20% </w:t>
-      </w:r>
-      <w:proofErr w:type="spellStart"/>
-      <w:r>
-        <w:rPr>
-          <w:rFonts w:ascii="Arial Unicode MS" w:eastAsia="Arial Unicode MS" w:hAnsi="Arial Unicode MS" w:cs="Arial Unicode MS"/>
-          <w:color w:val="191919"/>
-          <w:sz w:val="24"/>
-          <w:szCs w:val="24"/>
-        </w:rPr>
-        <w:t>and</w:t>
-      </w:r>
-      <w:proofErr w:type="spellEnd"/>
-      <w:r>
-        <w:rPr>
-          <w:rFonts w:ascii="Arial Unicode MS" w:eastAsia="Arial Unicode MS" w:hAnsi="Arial Unicode MS" w:cs="Arial Unicode MS"/>
-          <w:color w:val="191919"/>
-          <w:sz w:val="24"/>
-          <w:szCs w:val="24"/>
-        </w:rPr>
-        <w:t xml:space="preserve"> </w:t>
-      </w:r>
-      <w:proofErr w:type="spellStart"/>
-      <w:r>
-        <w:rPr>
-          <w:rFonts w:ascii="Arial Unicode MS" w:eastAsia="Arial Unicode MS" w:hAnsi="Arial Unicode MS" w:cs="Arial Unicode MS"/>
-          <w:color w:val="191919"/>
-          <w:sz w:val="24"/>
-          <w:szCs w:val="24"/>
+          <w:sz w:val="21"/>
+          <w:szCs w:val="21"/>
+        </w:rPr>
+        <w:t xml:space="preserve"> </w:t>
+      </w:r>
+      <w:proofErr w:type="spellStart"/>
+      <w:r>
+        <w:rPr>
+          <w:rFonts w:ascii="Arial Unicode MS" w:eastAsia="Arial Unicode MS" w:hAnsi="Arial Unicode MS" w:cs="Arial Unicode MS"/>
+          <w:color w:val="191919"/>
+          <w:sz w:val="21"/>
+          <w:szCs w:val="21"/>
         </w:rPr>
         <w:t>improving</w:t>
       </w:r>
@@ -2741,18 +2718,18 @@
         <w:rPr>
           <w:rFonts w:ascii="Arial Unicode MS" w:eastAsia="Arial Unicode MS" w:hAnsi="Arial Unicode MS" w:cs="Arial Unicode MS"/>
           <w:color w:val="191919"/>
-          <w:sz w:val="24"/>
-          <w:szCs w:val="24"/>
-        </w:rPr>
-        <w:t xml:space="preserve"> </w:t>
-      </w:r>
-      <w:proofErr w:type="spellStart"/>
-      <w:r>
-        <w:rPr>
-          <w:rFonts w:ascii="Arial Unicode MS" w:eastAsia="Arial Unicode MS" w:hAnsi="Arial Unicode MS" w:cs="Arial Unicode MS"/>
-          <w:color w:val="191919"/>
-          <w:sz w:val="24"/>
-          <w:szCs w:val="24"/>
+          <w:sz w:val="21"/>
+          <w:szCs w:val="21"/>
+        </w:rPr>
+        <w:t xml:space="preserve"> </w:t>
+      </w:r>
+      <w:proofErr w:type="spellStart"/>
+      <w:r>
+        <w:rPr>
+          <w:rFonts w:ascii="Arial Unicode MS" w:eastAsia="Arial Unicode MS" w:hAnsi="Arial Unicode MS" w:cs="Arial Unicode MS"/>
+          <w:color w:val="191919"/>
+          <w:sz w:val="21"/>
+          <w:szCs w:val="21"/>
         </w:rPr>
         <w:t>cross</w:t>
       </w:r>
@@ -2761,8 +2738,8 @@
         <w:rPr>
           <w:rFonts w:ascii="Arial Unicode MS" w:eastAsia="Arial Unicode MS" w:hAnsi="Arial Unicode MS" w:cs="Arial Unicode MS"/>
           <w:color w:val="191919"/>
-          <w:sz w:val="24"/>
-          <w:szCs w:val="24"/>
+          <w:sz w:val="21"/>
+          <w:szCs w:val="21"/>
         </w:rPr>
         <w:t xml:space="preserve">-team </w:t>
       </w:r>
@@ -2771,8 +2748,8 @@
         <w:rPr>
           <w:rFonts w:ascii="Arial Unicode MS" w:eastAsia="Arial Unicode MS" w:hAnsi="Arial Unicode MS" w:cs="Arial Unicode MS"/>
           <w:color w:val="191919"/>
-          <w:sz w:val="24"/>
-          <w:szCs w:val="24"/>
+          <w:sz w:val="21"/>
+          <w:szCs w:val="21"/>
         </w:rPr>
         <w:t>collaboration</w:t>
       </w:r>
@@ -2814,8 +2791,8 @@
           <w:pgSz w:w="12240" w:h="15840"/>
           <w:pgMar w:top="750" w:right="460" w:bottom="0" w:left="440" w:header="0" w:footer="0" w:gutter="0"/>
           <w:cols w:num="2" w:space="708" w:equalWidth="0">
-            <w:col w:w="3875" w:space="-668"/>
-            <w:col w:w="8133"/>
+            <w:col w:w="2240" w:space="1727"/>
+            <w:col w:w="8040"/>
           </w:cols>
         </w:sectPr>
       </w:pPr>
@@ -2968,16 +2945,16 @@
         <w:rPr>
           <w:rFonts w:ascii="Arial Unicode MS" w:eastAsia="Arial Unicode MS" w:hAnsi="Arial Unicode MS" w:cs="Arial Unicode MS"/>
           <w:color w:val="191919"/>
-          <w:sz w:val="24"/>
-          <w:szCs w:val="24"/>
-        </w:rPr>
-      </w:pPr>
-      <w:r>
-        <w:rPr>
-          <w:rFonts w:ascii="Arial Unicode MS" w:eastAsia="Arial Unicode MS" w:hAnsi="Arial Unicode MS" w:cs="Arial Unicode MS"/>
-          <w:color w:val="191919"/>
-          <w:sz w:val="24"/>
-          <w:szCs w:val="24"/>
+          <w:sz w:val="21"/>
+          <w:szCs w:val="21"/>
+        </w:rPr>
+      </w:pPr>
+      <w:r>
+        <w:rPr>
+          <w:rFonts w:ascii="Arial Unicode MS" w:eastAsia="Arial Unicode MS" w:hAnsi="Arial Unicode MS" w:cs="Arial Unicode MS"/>
+          <w:color w:val="191919"/>
+          <w:sz w:val="21"/>
+          <w:szCs w:val="21"/>
         </w:rPr>
         <w:t xml:space="preserve">* </w:t>
       </w:r>
@@ -2988,8 +2965,8 @@
           <w:b/>
           <w:bCs/>
           <w:color w:val="191919"/>
-          <w:sz w:val="24"/>
-          <w:szCs w:val="24"/>
+          <w:sz w:val="21"/>
+          <w:szCs w:val="21"/>
         </w:rPr>
         <w:t>Programming</w:t>
       </w:r>
@@ -3000,8 +2977,8 @@
           <w:b/>
           <w:bCs/>
           <w:color w:val="191919"/>
-          <w:sz w:val="24"/>
-          <w:szCs w:val="24"/>
+          <w:sz w:val="21"/>
+          <w:szCs w:val="21"/>
         </w:rPr>
         <w:t xml:space="preserve"> </w:t>
       </w:r>
@@ -3012,8 +2989,8 @@
           <w:b/>
           <w:bCs/>
           <w:color w:val="191919"/>
-          <w:sz w:val="24"/>
-          <w:szCs w:val="24"/>
+          <w:sz w:val="21"/>
+          <w:szCs w:val="21"/>
         </w:rPr>
         <w:t>Languages</w:t>
       </w:r>
@@ -3022,8 +2999,8 @@
         <w:rPr>
           <w:rFonts w:ascii="Arial Unicode MS" w:eastAsia="Arial Unicode MS" w:hAnsi="Arial Unicode MS" w:cs="Arial Unicode MS"/>
           <w:color w:val="191919"/>
-          <w:sz w:val="24"/>
-          <w:szCs w:val="24"/>
+          <w:sz w:val="21"/>
+          <w:szCs w:val="21"/>
         </w:rPr>
         <w:t xml:space="preserve">: </w:t>
       </w:r>
@@ -3032,8 +3009,8 @@
         <w:rPr>
           <w:rFonts w:ascii="Arial Unicode MS" w:eastAsia="Arial Unicode MS" w:hAnsi="Arial Unicode MS" w:cs="Arial Unicode MS"/>
           <w:color w:val="191919"/>
-          <w:sz w:val="24"/>
-          <w:szCs w:val="24"/>
+          <w:sz w:val="21"/>
+          <w:szCs w:val="21"/>
         </w:rPr>
         <w:t>Embedded</w:t>
       </w:r>
@@ -3042,8 +3019,8 @@
         <w:rPr>
           <w:rFonts w:ascii="Arial Unicode MS" w:eastAsia="Arial Unicode MS" w:hAnsi="Arial Unicode MS" w:cs="Arial Unicode MS"/>
           <w:color w:val="191919"/>
-          <w:sz w:val="24"/>
-          <w:szCs w:val="24"/>
+          <w:sz w:val="21"/>
+          <w:szCs w:val="21"/>
         </w:rPr>
         <w:t xml:space="preserve"> C, ANSI C, C++ (Intermediate), C# (Intermediate), </w:t>
       </w:r>
@@ -3052,8 +3029,8 @@
         <w:rPr>
           <w:rFonts w:ascii="Arial Unicode MS" w:eastAsia="Arial Unicode MS" w:hAnsi="Arial Unicode MS" w:cs="Arial Unicode MS"/>
           <w:color w:val="191919"/>
-          <w:sz w:val="24"/>
-          <w:szCs w:val="24"/>
+          <w:sz w:val="21"/>
+          <w:szCs w:val="21"/>
         </w:rPr>
         <w:t>Python</w:t>
       </w:r>
@@ -3062,8 +3039,8 @@
         <w:rPr>
           <w:rFonts w:ascii="Arial Unicode MS" w:eastAsia="Arial Unicode MS" w:hAnsi="Arial Unicode MS" w:cs="Arial Unicode MS"/>
           <w:color w:val="191919"/>
-          <w:sz w:val="24"/>
-          <w:szCs w:val="24"/>
+          <w:sz w:val="21"/>
+          <w:szCs w:val="21"/>
         </w:rPr>
         <w:t xml:space="preserve"> (Intermediate), </w:t>
       </w:r>
@@ -3072,8 +3049,8 @@
         <w:rPr>
           <w:rFonts w:ascii="Arial Unicode MS" w:eastAsia="Arial Unicode MS" w:hAnsi="Arial Unicode MS" w:cs="Arial Unicode MS"/>
           <w:color w:val="191919"/>
-          <w:sz w:val="24"/>
-          <w:szCs w:val="24"/>
+          <w:sz w:val="21"/>
+          <w:szCs w:val="21"/>
         </w:rPr>
         <w:t>Rust</w:t>
       </w:r>
@@ -3082,8 +3059,8 @@
         <w:rPr>
           <w:rFonts w:ascii="Arial Unicode MS" w:eastAsia="Arial Unicode MS" w:hAnsi="Arial Unicode MS" w:cs="Arial Unicode MS"/>
           <w:color w:val="191919"/>
-          <w:sz w:val="24"/>
-          <w:szCs w:val="24"/>
+          <w:sz w:val="21"/>
+          <w:szCs w:val="21"/>
         </w:rPr>
         <w:t xml:space="preserve"> (</w:t>
       </w:r>
@@ -3092,8 +3069,8 @@
         <w:rPr>
           <w:rFonts w:ascii="Arial Unicode MS" w:eastAsia="Arial Unicode MS" w:hAnsi="Arial Unicode MS" w:cs="Arial Unicode MS"/>
           <w:color w:val="191919"/>
-          <w:sz w:val="24"/>
-          <w:szCs w:val="24"/>
+          <w:sz w:val="21"/>
+          <w:szCs w:val="21"/>
         </w:rPr>
         <w:t>Exploring</w:t>
       </w:r>
@@ -3102,8 +3079,8 @@
         <w:rPr>
           <w:rFonts w:ascii="Arial Unicode MS" w:eastAsia="Arial Unicode MS" w:hAnsi="Arial Unicode MS" w:cs="Arial Unicode MS"/>
           <w:color w:val="191919"/>
-          <w:sz w:val="24"/>
-          <w:szCs w:val="24"/>
+          <w:sz w:val="21"/>
+          <w:szCs w:val="21"/>
         </w:rPr>
         <w:t xml:space="preserve">), Java (Basic), PHP (Basic), HTML (Basic), </w:t>
       </w:r>
@@ -3112,8 +3089,8 @@
         <w:rPr>
           <w:rFonts w:ascii="Arial Unicode MS" w:eastAsia="Arial Unicode MS" w:hAnsi="Arial Unicode MS" w:cs="Arial Unicode MS"/>
           <w:color w:val="191919"/>
-          <w:sz w:val="24"/>
-          <w:szCs w:val="24"/>
+          <w:sz w:val="21"/>
+          <w:szCs w:val="21"/>
         </w:rPr>
         <w:t>JavaScript</w:t>
       </w:r>
@@ -3122,8 +3099,8 @@
         <w:rPr>
           <w:rFonts w:ascii="Arial Unicode MS" w:eastAsia="Arial Unicode MS" w:hAnsi="Arial Unicode MS" w:cs="Arial Unicode MS"/>
           <w:color w:val="191919"/>
-          <w:sz w:val="24"/>
-          <w:szCs w:val="24"/>
+          <w:sz w:val="21"/>
+          <w:szCs w:val="21"/>
         </w:rPr>
         <w:t xml:space="preserve"> (Basic), CSS (Basic)</w:t>
       </w:r>
@@ -3136,16 +3113,16 @@
         <w:rPr>
           <w:rFonts w:ascii="Arial Unicode MS" w:eastAsia="Arial Unicode MS" w:hAnsi="Arial Unicode MS" w:cs="Arial Unicode MS"/>
           <w:color w:val="191919"/>
-          <w:sz w:val="24"/>
-          <w:szCs w:val="24"/>
-        </w:rPr>
-      </w:pPr>
-      <w:r>
-        <w:rPr>
-          <w:rFonts w:ascii="Arial Unicode MS" w:eastAsia="Arial Unicode MS" w:hAnsi="Arial Unicode MS" w:cs="Arial Unicode MS"/>
-          <w:color w:val="191919"/>
-          <w:sz w:val="24"/>
-          <w:szCs w:val="24"/>
+          <w:sz w:val="21"/>
+          <w:szCs w:val="21"/>
+        </w:rPr>
+      </w:pPr>
+      <w:r>
+        <w:rPr>
+          <w:rFonts w:ascii="Arial Unicode MS" w:eastAsia="Arial Unicode MS" w:hAnsi="Arial Unicode MS" w:cs="Arial Unicode MS"/>
+          <w:color w:val="191919"/>
+          <w:sz w:val="21"/>
+          <w:szCs w:val="21"/>
         </w:rPr>
         <w:t xml:space="preserve">* </w:t>
       </w:r>
@@ -3156,8 +3133,8 @@
           <w:b/>
           <w:bCs/>
           <w:color w:val="191919"/>
-          <w:sz w:val="24"/>
-          <w:szCs w:val="24"/>
+          <w:sz w:val="21"/>
+          <w:szCs w:val="21"/>
         </w:rPr>
         <w:t>Automotive</w:t>
       </w:r>
@@ -3168,8 +3145,8 @@
           <w:b/>
           <w:bCs/>
           <w:color w:val="191919"/>
-          <w:sz w:val="24"/>
-          <w:szCs w:val="24"/>
+          <w:sz w:val="21"/>
+          <w:szCs w:val="21"/>
         </w:rPr>
         <w:t xml:space="preserve"> &amp; </w:t>
       </w:r>
@@ -3180,8 +3157,8 @@
           <w:b/>
           <w:bCs/>
           <w:color w:val="191919"/>
-          <w:sz w:val="24"/>
-          <w:szCs w:val="24"/>
+          <w:sz w:val="21"/>
+          <w:szCs w:val="21"/>
         </w:rPr>
         <w:t>Space</w:t>
       </w:r>
@@ -3192,8 +3169,8 @@
           <w:b/>
           <w:bCs/>
           <w:color w:val="191919"/>
-          <w:sz w:val="24"/>
-          <w:szCs w:val="24"/>
+          <w:sz w:val="21"/>
+          <w:szCs w:val="21"/>
         </w:rPr>
         <w:t xml:space="preserve"> </w:t>
       </w:r>
@@ -3204,8 +3181,8 @@
           <w:b/>
           <w:bCs/>
           <w:color w:val="191919"/>
-          <w:sz w:val="24"/>
-          <w:szCs w:val="24"/>
+          <w:sz w:val="21"/>
+          <w:szCs w:val="21"/>
         </w:rPr>
         <w:t>Systems</w:t>
       </w:r>
@@ -3214,8 +3191,8 @@
         <w:rPr>
           <w:rFonts w:ascii="Arial Unicode MS" w:eastAsia="Arial Unicode MS" w:hAnsi="Arial Unicode MS" w:cs="Arial Unicode MS"/>
           <w:color w:val="191919"/>
-          <w:sz w:val="24"/>
-          <w:szCs w:val="24"/>
+          <w:sz w:val="21"/>
+          <w:szCs w:val="21"/>
         </w:rPr>
         <w:t xml:space="preserve">: </w:t>
       </w:r>
@@ -3223,8 +3200,8 @@
         <w:rPr>
           <w:rFonts w:ascii="Arial Unicode MS" w:eastAsia="Arial Unicode MS" w:hAnsi="Arial Unicode MS" w:cs="Arial Unicode MS"/>
           <w:color w:val="191919"/>
-          <w:sz w:val="24"/>
-          <w:szCs w:val="24"/>
+          <w:sz w:val="21"/>
+          <w:szCs w:val="21"/>
         </w:rPr>
         <w:t xml:space="preserve">AUTOSAR </w:t>
       </w:r>
@@ -3233,8 +3210,8 @@
         <w:rPr>
           <w:rFonts w:ascii="Arial Unicode MS" w:eastAsia="Arial Unicode MS" w:hAnsi="Arial Unicode MS" w:cs="Arial Unicode MS"/>
           <w:color w:val="191919"/>
-          <w:sz w:val="24"/>
-          <w:szCs w:val="24"/>
+          <w:sz w:val="21"/>
+          <w:szCs w:val="21"/>
         </w:rPr>
         <w:t>Classic</w:t>
       </w:r>
@@ -3243,18 +3220,18 @@
         <w:rPr>
           <w:rFonts w:ascii="Arial Unicode MS" w:eastAsia="Arial Unicode MS" w:hAnsi="Arial Unicode MS" w:cs="Arial Unicode MS"/>
           <w:color w:val="191919"/>
-          <w:sz w:val="24"/>
-          <w:szCs w:val="24"/>
-        </w:rPr>
-        <w:t xml:space="preserve"> </w:t>
-      </w:r>
-      <w:proofErr w:type="spellStart"/>
-      <w:r>
-        <w:rPr>
-          <w:rFonts w:ascii="Arial Unicode MS" w:eastAsia="Arial Unicode MS" w:hAnsi="Arial Unicode MS" w:cs="Arial Unicode MS"/>
-          <w:color w:val="191919"/>
-          <w:sz w:val="24"/>
-          <w:szCs w:val="24"/>
+          <w:sz w:val="21"/>
+          <w:szCs w:val="21"/>
+        </w:rPr>
+        <w:t xml:space="preserve"> </w:t>
+      </w:r>
+      <w:proofErr w:type="spellStart"/>
+      <w:r>
+        <w:rPr>
+          <w:rFonts w:ascii="Arial Unicode MS" w:eastAsia="Arial Unicode MS" w:hAnsi="Arial Unicode MS" w:cs="Arial Unicode MS"/>
+          <w:color w:val="191919"/>
+          <w:sz w:val="21"/>
+          <w:szCs w:val="21"/>
         </w:rPr>
         <w:t>Platform</w:t>
       </w:r>
@@ -3263,8 +3240,8 @@
         <w:rPr>
           <w:rFonts w:ascii="Arial Unicode MS" w:eastAsia="Arial Unicode MS" w:hAnsi="Arial Unicode MS" w:cs="Arial Unicode MS"/>
           <w:color w:val="191919"/>
-          <w:sz w:val="24"/>
-          <w:szCs w:val="24"/>
+          <w:sz w:val="21"/>
+          <w:szCs w:val="21"/>
         </w:rPr>
         <w:t xml:space="preserve">, CAN </w:t>
       </w:r>
@@ -3273,8 +3250,8 @@
         <w:rPr>
           <w:rFonts w:ascii="Arial Unicode MS" w:eastAsia="Arial Unicode MS" w:hAnsi="Arial Unicode MS" w:cs="Arial Unicode MS"/>
           <w:color w:val="191919"/>
-          <w:sz w:val="24"/>
-          <w:szCs w:val="24"/>
+          <w:sz w:val="21"/>
+          <w:szCs w:val="21"/>
         </w:rPr>
         <w:t>communication</w:t>
       </w:r>
@@ -3283,8 +3260,8 @@
         <w:rPr>
           <w:rFonts w:ascii="Arial Unicode MS" w:eastAsia="Arial Unicode MS" w:hAnsi="Arial Unicode MS" w:cs="Arial Unicode MS"/>
           <w:color w:val="191919"/>
-          <w:sz w:val="24"/>
-          <w:szCs w:val="24"/>
+          <w:sz w:val="21"/>
+          <w:szCs w:val="21"/>
         </w:rPr>
         <w:t xml:space="preserve">, OSEK RTOS, </w:t>
       </w:r>
@@ -3293,8 +3270,8 @@
         <w:rPr>
           <w:rFonts w:ascii="Arial Unicode MS" w:eastAsia="Arial Unicode MS" w:hAnsi="Arial Unicode MS" w:cs="Arial Unicode MS"/>
           <w:color w:val="191919"/>
-          <w:sz w:val="24"/>
-          <w:szCs w:val="24"/>
+          <w:sz w:val="21"/>
+          <w:szCs w:val="21"/>
         </w:rPr>
         <w:t>Powertrain</w:t>
       </w:r>
@@ -3303,18 +3280,18 @@
         <w:rPr>
           <w:rFonts w:ascii="Arial Unicode MS" w:eastAsia="Arial Unicode MS" w:hAnsi="Arial Unicode MS" w:cs="Arial Unicode MS"/>
           <w:color w:val="191919"/>
-          <w:sz w:val="24"/>
-          <w:szCs w:val="24"/>
-        </w:rPr>
-        <w:t xml:space="preserve"> </w:t>
-      </w:r>
-      <w:proofErr w:type="spellStart"/>
-      <w:r>
-        <w:rPr>
-          <w:rFonts w:ascii="Arial Unicode MS" w:eastAsia="Arial Unicode MS" w:hAnsi="Arial Unicode MS" w:cs="Arial Unicode MS"/>
-          <w:color w:val="191919"/>
-          <w:sz w:val="24"/>
-          <w:szCs w:val="24"/>
+          <w:sz w:val="21"/>
+          <w:szCs w:val="21"/>
+        </w:rPr>
+        <w:t xml:space="preserve"> </w:t>
+      </w:r>
+      <w:proofErr w:type="spellStart"/>
+      <w:r>
+        <w:rPr>
+          <w:rFonts w:ascii="Arial Unicode MS" w:eastAsia="Arial Unicode MS" w:hAnsi="Arial Unicode MS" w:cs="Arial Unicode MS"/>
+          <w:color w:val="191919"/>
+          <w:sz w:val="21"/>
+          <w:szCs w:val="21"/>
         </w:rPr>
         <w:t>systems</w:t>
       </w:r>
@@ -3323,8 +3300,8 @@
         <w:rPr>
           <w:rFonts w:ascii="Arial Unicode MS" w:eastAsia="Arial Unicode MS" w:hAnsi="Arial Unicode MS" w:cs="Arial Unicode MS"/>
           <w:color w:val="191919"/>
-          <w:sz w:val="24"/>
-          <w:szCs w:val="24"/>
+          <w:sz w:val="21"/>
+          <w:szCs w:val="21"/>
         </w:rPr>
         <w:t>, Inter-</w:t>
       </w:r>
@@ -3333,8 +3310,8 @@
         <w:rPr>
           <w:rFonts w:ascii="Arial Unicode MS" w:eastAsia="Arial Unicode MS" w:hAnsi="Arial Unicode MS" w:cs="Arial Unicode MS"/>
           <w:color w:val="191919"/>
-          <w:sz w:val="24"/>
-          <w:szCs w:val="24"/>
+          <w:sz w:val="21"/>
+          <w:szCs w:val="21"/>
         </w:rPr>
         <w:t>process</w:t>
       </w:r>
@@ -3343,18 +3320,18 @@
         <w:rPr>
           <w:rFonts w:ascii="Arial Unicode MS" w:eastAsia="Arial Unicode MS" w:hAnsi="Arial Unicode MS" w:cs="Arial Unicode MS"/>
           <w:color w:val="191919"/>
-          <w:sz w:val="24"/>
-          <w:szCs w:val="24"/>
-        </w:rPr>
-        <w:t xml:space="preserve"> </w:t>
-      </w:r>
-      <w:proofErr w:type="spellStart"/>
-      <w:r>
-        <w:rPr>
-          <w:rFonts w:ascii="Arial Unicode MS" w:eastAsia="Arial Unicode MS" w:hAnsi="Arial Unicode MS" w:cs="Arial Unicode MS"/>
-          <w:color w:val="191919"/>
-          <w:sz w:val="24"/>
-          <w:szCs w:val="24"/>
+          <w:sz w:val="21"/>
+          <w:szCs w:val="21"/>
+        </w:rPr>
+        <w:t xml:space="preserve"> </w:t>
+      </w:r>
+      <w:proofErr w:type="spellStart"/>
+      <w:r>
+        <w:rPr>
+          <w:rFonts w:ascii="Arial Unicode MS" w:eastAsia="Arial Unicode MS" w:hAnsi="Arial Unicode MS" w:cs="Arial Unicode MS"/>
+          <w:color w:val="191919"/>
+          <w:sz w:val="21"/>
+          <w:szCs w:val="21"/>
         </w:rPr>
         <w:t>communication</w:t>
       </w:r>
@@ -3368,16 +3345,16 @@
         <w:rPr>
           <w:rFonts w:ascii="Arial Unicode MS" w:eastAsia="Arial Unicode MS" w:hAnsi="Arial Unicode MS" w:cs="Arial Unicode MS"/>
           <w:color w:val="191919"/>
-          <w:sz w:val="24"/>
-          <w:szCs w:val="24"/>
-        </w:rPr>
-      </w:pPr>
-      <w:r>
-        <w:rPr>
-          <w:rFonts w:ascii="Arial Unicode MS" w:eastAsia="Arial Unicode MS" w:hAnsi="Arial Unicode MS" w:cs="Arial Unicode MS"/>
-          <w:color w:val="191919"/>
-          <w:sz w:val="24"/>
-          <w:szCs w:val="24"/>
+          <w:sz w:val="21"/>
+          <w:szCs w:val="21"/>
+        </w:rPr>
+      </w:pPr>
+      <w:r>
+        <w:rPr>
+          <w:rFonts w:ascii="Arial Unicode MS" w:eastAsia="Arial Unicode MS" w:hAnsi="Arial Unicode MS" w:cs="Arial Unicode MS"/>
+          <w:color w:val="191919"/>
+          <w:sz w:val="21"/>
+          <w:szCs w:val="21"/>
         </w:rPr>
         <w:t xml:space="preserve">* </w:t>
       </w:r>
@@ -3388,8 +3365,8 @@
           <w:b/>
           <w:bCs/>
           <w:color w:val="191919"/>
-          <w:sz w:val="24"/>
-          <w:szCs w:val="24"/>
+          <w:sz w:val="21"/>
+          <w:szCs w:val="21"/>
         </w:rPr>
         <w:t>Tools</w:t>
       </w:r>
@@ -3400,8 +3377,8 @@
           <w:b/>
           <w:bCs/>
           <w:color w:val="191919"/>
-          <w:sz w:val="24"/>
-          <w:szCs w:val="24"/>
+          <w:sz w:val="21"/>
+          <w:szCs w:val="21"/>
         </w:rPr>
         <w:t xml:space="preserve"> &amp; Technologies</w:t>
       </w:r>
@@ -3409,8 +3386,8 @@
         <w:rPr>
           <w:rFonts w:ascii="Arial Unicode MS" w:eastAsia="Arial Unicode MS" w:hAnsi="Arial Unicode MS" w:cs="Arial Unicode MS"/>
           <w:color w:val="191919"/>
-          <w:sz w:val="24"/>
-          <w:szCs w:val="24"/>
+          <w:sz w:val="21"/>
+          <w:szCs w:val="21"/>
         </w:rPr>
         <w:t xml:space="preserve">: </w:t>
       </w:r>
@@ -3419,8 +3396,8 @@
         <w:rPr>
           <w:rFonts w:ascii="Arial Unicode MS" w:eastAsia="Arial Unicode MS" w:hAnsi="Arial Unicode MS" w:cs="Arial Unicode MS"/>
           <w:color w:val="191919"/>
-          <w:sz w:val="24"/>
-          <w:szCs w:val="24"/>
+          <w:sz w:val="21"/>
+          <w:szCs w:val="21"/>
         </w:rPr>
         <w:t>Git</w:t>
       </w:r>
@@ -3429,8 +3406,8 @@
         <w:rPr>
           <w:rFonts w:ascii="Arial Unicode MS" w:eastAsia="Arial Unicode MS" w:hAnsi="Arial Unicode MS" w:cs="Arial Unicode MS"/>
           <w:color w:val="191919"/>
-          <w:sz w:val="24"/>
-          <w:szCs w:val="24"/>
+          <w:sz w:val="21"/>
+          <w:szCs w:val="21"/>
         </w:rPr>
         <w:t xml:space="preserve">, </w:t>
       </w:r>
@@ -3439,8 +3416,8 @@
         <w:rPr>
           <w:rFonts w:ascii="Arial Unicode MS" w:eastAsia="Arial Unicode MS" w:hAnsi="Arial Unicode MS" w:cs="Arial Unicode MS"/>
           <w:color w:val="191919"/>
-          <w:sz w:val="24"/>
-          <w:szCs w:val="24"/>
+          <w:sz w:val="21"/>
+          <w:szCs w:val="21"/>
         </w:rPr>
         <w:t>Gitlab</w:t>
       </w:r>
@@ -3449,8 +3426,8 @@
         <w:rPr>
           <w:rFonts w:ascii="Arial Unicode MS" w:eastAsia="Arial Unicode MS" w:hAnsi="Arial Unicode MS" w:cs="Arial Unicode MS"/>
           <w:color w:val="191919"/>
-          <w:sz w:val="24"/>
-          <w:szCs w:val="24"/>
+          <w:sz w:val="21"/>
+          <w:szCs w:val="21"/>
         </w:rPr>
         <w:t xml:space="preserve">, </w:t>
       </w:r>
@@ -3459,8 +3436,8 @@
         <w:rPr>
           <w:rFonts w:ascii="Arial Unicode MS" w:eastAsia="Arial Unicode MS" w:hAnsi="Arial Unicode MS" w:cs="Arial Unicode MS"/>
           <w:color w:val="191919"/>
-          <w:sz w:val="24"/>
-          <w:szCs w:val="24"/>
+          <w:sz w:val="21"/>
+          <w:szCs w:val="21"/>
         </w:rPr>
         <w:t>Jira</w:t>
       </w:r>
@@ -3469,8 +3446,8 @@
         <w:rPr>
           <w:rFonts w:ascii="Arial Unicode MS" w:eastAsia="Arial Unicode MS" w:hAnsi="Arial Unicode MS" w:cs="Arial Unicode MS"/>
           <w:color w:val="191919"/>
-          <w:sz w:val="24"/>
-          <w:szCs w:val="24"/>
+          <w:sz w:val="21"/>
+          <w:szCs w:val="21"/>
         </w:rPr>
         <w:t xml:space="preserve">, Microsoft Visual Studio Code, </w:t>
       </w:r>
@@ -3479,8 +3456,8 @@
         <w:rPr>
           <w:rFonts w:ascii="Arial Unicode MS" w:eastAsia="Arial Unicode MS" w:hAnsi="Arial Unicode MS" w:cs="Arial Unicode MS"/>
           <w:color w:val="191919"/>
-          <w:sz w:val="24"/>
-          <w:szCs w:val="24"/>
+          <w:sz w:val="21"/>
+          <w:szCs w:val="21"/>
         </w:rPr>
         <w:t>Lauterbach</w:t>
       </w:r>
@@ -3489,8 +3466,8 @@
         <w:rPr>
           <w:rFonts w:ascii="Arial Unicode MS" w:eastAsia="Arial Unicode MS" w:hAnsi="Arial Unicode MS" w:cs="Arial Unicode MS"/>
           <w:color w:val="191919"/>
-          <w:sz w:val="24"/>
-          <w:szCs w:val="24"/>
+          <w:sz w:val="21"/>
+          <w:szCs w:val="21"/>
         </w:rPr>
         <w:t xml:space="preserve"> TRACE32, INCA, </w:t>
       </w:r>
@@ -3499,8 +3476,8 @@
         <w:rPr>
           <w:rFonts w:ascii="Arial Unicode MS" w:eastAsia="Arial Unicode MS" w:hAnsi="Arial Unicode MS" w:cs="Arial Unicode MS"/>
           <w:color w:val="191919"/>
-          <w:sz w:val="24"/>
-          <w:szCs w:val="24"/>
+          <w:sz w:val="21"/>
+          <w:szCs w:val="21"/>
         </w:rPr>
         <w:t>CANoe</w:t>
       </w:r>
@@ -3509,8 +3486,8 @@
         <w:rPr>
           <w:rFonts w:ascii="Arial Unicode MS" w:eastAsia="Arial Unicode MS" w:hAnsi="Arial Unicode MS" w:cs="Arial Unicode MS"/>
           <w:color w:val="191919"/>
-          <w:sz w:val="24"/>
-          <w:szCs w:val="24"/>
+          <w:sz w:val="21"/>
+          <w:szCs w:val="21"/>
         </w:rPr>
         <w:t xml:space="preserve">, </w:t>
       </w:r>
@@ -3519,8 +3496,8 @@
         <w:rPr>
           <w:rFonts w:ascii="Arial Unicode MS" w:eastAsia="Arial Unicode MS" w:hAnsi="Arial Unicode MS" w:cs="Arial Unicode MS"/>
           <w:color w:val="191919"/>
-          <w:sz w:val="24"/>
-          <w:szCs w:val="24"/>
+          <w:sz w:val="21"/>
+          <w:szCs w:val="21"/>
         </w:rPr>
         <w:t>CANalyzer</w:t>
       </w:r>
@@ -3529,8 +3506,8 @@
         <w:rPr>
           <w:rFonts w:ascii="Arial Unicode MS" w:eastAsia="Arial Unicode MS" w:hAnsi="Arial Unicode MS" w:cs="Arial Unicode MS"/>
           <w:color w:val="191919"/>
-          <w:sz w:val="24"/>
-          <w:szCs w:val="24"/>
+          <w:sz w:val="21"/>
+          <w:szCs w:val="21"/>
         </w:rPr>
         <w:t xml:space="preserve">, Google Test, </w:t>
       </w:r>
@@ -3539,8 +3516,8 @@
         <w:rPr>
           <w:rFonts w:ascii="Arial Unicode MS" w:eastAsia="Arial Unicode MS" w:hAnsi="Arial Unicode MS" w:cs="Arial Unicode MS"/>
           <w:color w:val="191919"/>
-          <w:sz w:val="24"/>
-          <w:szCs w:val="24"/>
+          <w:sz w:val="21"/>
+          <w:szCs w:val="21"/>
         </w:rPr>
         <w:t>Jenkins</w:t>
       </w:r>
@@ -3549,8 +3526,8 @@
         <w:rPr>
           <w:rFonts w:ascii="Arial Unicode MS" w:eastAsia="Arial Unicode MS" w:hAnsi="Arial Unicode MS" w:cs="Arial Unicode MS"/>
           <w:color w:val="191919"/>
-          <w:sz w:val="24"/>
-          <w:szCs w:val="24"/>
+          <w:sz w:val="21"/>
+          <w:szCs w:val="21"/>
         </w:rPr>
         <w:t xml:space="preserve">, </w:t>
       </w:r>
@@ -3559,8 +3536,8 @@
         <w:rPr>
           <w:rFonts w:ascii="Arial Unicode MS" w:eastAsia="Arial Unicode MS" w:hAnsi="Arial Unicode MS" w:cs="Arial Unicode MS"/>
           <w:color w:val="191919"/>
-          <w:sz w:val="24"/>
-          <w:szCs w:val="24"/>
+          <w:sz w:val="21"/>
+          <w:szCs w:val="21"/>
         </w:rPr>
         <w:t>Xilinx</w:t>
       </w:r>
@@ -3569,8 +3546,8 @@
         <w:rPr>
           <w:rFonts w:ascii="Arial Unicode MS" w:eastAsia="Arial Unicode MS" w:hAnsi="Arial Unicode MS" w:cs="Arial Unicode MS"/>
           <w:color w:val="191919"/>
-          <w:sz w:val="24"/>
-          <w:szCs w:val="24"/>
+          <w:sz w:val="21"/>
+          <w:szCs w:val="21"/>
         </w:rPr>
         <w:t xml:space="preserve"> SDK, </w:t>
       </w:r>
@@ -3579,8 +3556,8 @@
         <w:rPr>
           <w:rFonts w:ascii="Arial Unicode MS" w:eastAsia="Arial Unicode MS" w:hAnsi="Arial Unicode MS" w:cs="Arial Unicode MS"/>
           <w:color w:val="191919"/>
-          <w:sz w:val="24"/>
-          <w:szCs w:val="24"/>
+          <w:sz w:val="21"/>
+          <w:szCs w:val="21"/>
         </w:rPr>
         <w:t>Zynq</w:t>
       </w:r>
@@ -3589,8 +3566,8 @@
         <w:rPr>
           <w:rFonts w:ascii="Arial Unicode MS" w:eastAsia="Arial Unicode MS" w:hAnsi="Arial Unicode MS" w:cs="Arial Unicode MS"/>
           <w:color w:val="191919"/>
-          <w:sz w:val="24"/>
-          <w:szCs w:val="24"/>
+          <w:sz w:val="21"/>
+          <w:szCs w:val="21"/>
         </w:rPr>
         <w:t xml:space="preserve">®-7000 </w:t>
       </w:r>
@@ -3599,8 +3576,8 @@
         <w:rPr>
           <w:rFonts w:ascii="Arial Unicode MS" w:eastAsia="Arial Unicode MS" w:hAnsi="Arial Unicode MS" w:cs="Arial Unicode MS"/>
           <w:color w:val="191919"/>
-          <w:sz w:val="24"/>
-          <w:szCs w:val="24"/>
+          <w:sz w:val="21"/>
+          <w:szCs w:val="21"/>
         </w:rPr>
         <w:t>SoC</w:t>
       </w:r>
@@ -3609,8 +3586,8 @@
         <w:rPr>
           <w:rFonts w:ascii="Arial Unicode MS" w:eastAsia="Arial Unicode MS" w:hAnsi="Arial Unicode MS" w:cs="Arial Unicode MS"/>
           <w:color w:val="191919"/>
-          <w:sz w:val="24"/>
-          <w:szCs w:val="24"/>
+          <w:sz w:val="21"/>
+          <w:szCs w:val="21"/>
         </w:rPr>
         <w:t xml:space="preserve">, </w:t>
       </w:r>
@@ -3619,8 +3596,8 @@
         <w:rPr>
           <w:rFonts w:ascii="Arial Unicode MS" w:eastAsia="Arial Unicode MS" w:hAnsi="Arial Unicode MS" w:cs="Arial Unicode MS"/>
           <w:color w:val="191919"/>
-          <w:sz w:val="24"/>
-          <w:szCs w:val="24"/>
+          <w:sz w:val="21"/>
+          <w:szCs w:val="21"/>
         </w:rPr>
         <w:t>VectorCast</w:t>
       </w:r>
@@ -3629,8 +3606,8 @@
         <w:rPr>
           <w:rFonts w:ascii="Arial Unicode MS" w:eastAsia="Arial Unicode MS" w:hAnsi="Arial Unicode MS" w:cs="Arial Unicode MS"/>
           <w:color w:val="191919"/>
-          <w:sz w:val="24"/>
-          <w:szCs w:val="24"/>
+          <w:sz w:val="21"/>
+          <w:szCs w:val="21"/>
         </w:rPr>
         <w:t>, PVCS, MKS, IMS, RTC (</w:t>
       </w:r>
@@ -3639,8 +3616,8 @@
         <w:rPr>
           <w:rFonts w:ascii="Arial Unicode MS" w:eastAsia="Arial Unicode MS" w:hAnsi="Arial Unicode MS" w:cs="Arial Unicode MS"/>
           <w:color w:val="191919"/>
-          <w:sz w:val="24"/>
-          <w:szCs w:val="24"/>
+          <w:sz w:val="21"/>
+          <w:szCs w:val="21"/>
         </w:rPr>
         <w:t>Rational</w:t>
       </w:r>
@@ -3649,8 +3626,8 @@
         <w:rPr>
           <w:rFonts w:ascii="Arial Unicode MS" w:eastAsia="Arial Unicode MS" w:hAnsi="Arial Unicode MS" w:cs="Arial Unicode MS"/>
           <w:color w:val="191919"/>
-          <w:sz w:val="24"/>
-          <w:szCs w:val="24"/>
+          <w:sz w:val="21"/>
+          <w:szCs w:val="21"/>
         </w:rPr>
         <w:t xml:space="preserve"> Team Concert), </w:t>
       </w:r>
@@ -3659,8 +3636,8 @@
         <w:rPr>
           <w:rFonts w:ascii="Arial Unicode MS" w:eastAsia="Arial Unicode MS" w:hAnsi="Arial Unicode MS" w:cs="Arial Unicode MS"/>
           <w:color w:val="191919"/>
-          <w:sz w:val="24"/>
-          <w:szCs w:val="24"/>
+          <w:sz w:val="21"/>
+          <w:szCs w:val="21"/>
         </w:rPr>
         <w:t>Multi</w:t>
       </w:r>
@@ -3669,36 +3646,18 @@
         <w:rPr>
           <w:rFonts w:ascii="Arial Unicode MS" w:eastAsia="Arial Unicode MS" w:hAnsi="Arial Unicode MS" w:cs="Arial Unicode MS"/>
           <w:color w:val="191919"/>
-          <w:sz w:val="24"/>
-          <w:szCs w:val="24"/>
-        </w:rPr>
-        <w:t xml:space="preserve"> IDE,</w:t>
-      </w:r>
-      <w:r>
-        <w:rPr>
-          <w:rFonts w:ascii="Arial Unicode MS" w:eastAsia="Arial Unicode MS" w:hAnsi="Arial Unicode MS" w:cs="Arial Unicode MS"/>
-          <w:color w:val="191919"/>
-          <w:sz w:val="24"/>
-          <w:szCs w:val="24"/>
-        </w:rPr>
-        <w:t xml:space="preserve"> </w:t>
-      </w:r>
-      <w:r>
-        <w:rPr>
-          <w:rFonts w:ascii="Arial Unicode MS" w:eastAsia="Arial Unicode MS" w:hAnsi="Arial Unicode MS" w:cs="Arial Unicode MS"/>
-          <w:color w:val="191919"/>
-          <w:sz w:val="24"/>
-          <w:szCs w:val="24"/>
-        </w:rPr>
-        <w:t xml:space="preserve">Serena </w:t>
-      </w:r>
-      <w:proofErr w:type="spellStart"/>
-      <w:r>
-        <w:rPr>
-          <w:rFonts w:ascii="Arial Unicode MS" w:eastAsia="Arial Unicode MS" w:hAnsi="Arial Unicode MS" w:cs="Arial Unicode MS"/>
-          <w:color w:val="191919"/>
-          <w:sz w:val="24"/>
-          <w:szCs w:val="24"/>
+          <w:sz w:val="21"/>
+          <w:szCs w:val="21"/>
+        </w:rPr>
+        <w:t xml:space="preserve"> IDE, Serena </w:t>
+      </w:r>
+      <w:proofErr w:type="spellStart"/>
+      <w:r>
+        <w:rPr>
+          <w:rFonts w:ascii="Arial Unicode MS" w:eastAsia="Arial Unicode MS" w:hAnsi="Arial Unicode MS" w:cs="Arial Unicode MS"/>
+          <w:color w:val="191919"/>
+          <w:sz w:val="21"/>
+          <w:szCs w:val="21"/>
         </w:rPr>
         <w:t>TeamTrack</w:t>
       </w:r>
@@ -3707,8 +3666,8 @@
         <w:rPr>
           <w:rFonts w:ascii="Arial Unicode MS" w:eastAsia="Arial Unicode MS" w:hAnsi="Arial Unicode MS" w:cs="Arial Unicode MS"/>
           <w:color w:val="191919"/>
-          <w:sz w:val="24"/>
-          <w:szCs w:val="24"/>
+          <w:sz w:val="21"/>
+          <w:szCs w:val="21"/>
         </w:rPr>
         <w:t xml:space="preserve">, Linux, Visual C++ 6.0 IDE, </w:t>
       </w:r>
@@ -3717,8 +3676,8 @@
         <w:rPr>
           <w:rFonts w:ascii="Arial Unicode MS" w:eastAsia="Arial Unicode MS" w:hAnsi="Arial Unicode MS" w:cs="Arial Unicode MS"/>
           <w:color w:val="191919"/>
-          <w:sz w:val="24"/>
-          <w:szCs w:val="24"/>
+          <w:sz w:val="21"/>
+          <w:szCs w:val="21"/>
         </w:rPr>
         <w:t>Renesas</w:t>
       </w:r>
@@ -3727,18 +3686,18 @@
         <w:rPr>
           <w:rFonts w:ascii="Arial Unicode MS" w:eastAsia="Arial Unicode MS" w:hAnsi="Arial Unicode MS" w:cs="Arial Unicode MS"/>
           <w:color w:val="191919"/>
-          <w:sz w:val="24"/>
-          <w:szCs w:val="24"/>
-        </w:rPr>
-        <w:t xml:space="preserve"> </w:t>
-      </w:r>
-      <w:proofErr w:type="spellStart"/>
-      <w:r>
-        <w:rPr>
-          <w:rFonts w:ascii="Arial Unicode MS" w:eastAsia="Arial Unicode MS" w:hAnsi="Arial Unicode MS" w:cs="Arial Unicode MS"/>
-          <w:color w:val="191919"/>
-          <w:sz w:val="24"/>
-          <w:szCs w:val="24"/>
+          <w:sz w:val="21"/>
+          <w:szCs w:val="21"/>
+        </w:rPr>
+        <w:t xml:space="preserve"> </w:t>
+      </w:r>
+      <w:proofErr w:type="spellStart"/>
+      <w:r>
+        <w:rPr>
+          <w:rFonts w:ascii="Arial Unicode MS" w:eastAsia="Arial Unicode MS" w:hAnsi="Arial Unicode MS" w:cs="Arial Unicode MS"/>
+          <w:color w:val="191919"/>
+          <w:sz w:val="21"/>
+          <w:szCs w:val="21"/>
         </w:rPr>
         <w:t>flashing</w:t>
       </w:r>
@@ -3747,18 +3706,18 @@
         <w:rPr>
           <w:rFonts w:ascii="Arial Unicode MS" w:eastAsia="Arial Unicode MS" w:hAnsi="Arial Unicode MS" w:cs="Arial Unicode MS"/>
           <w:color w:val="191919"/>
-          <w:sz w:val="24"/>
-          <w:szCs w:val="24"/>
-        </w:rPr>
-        <w:t xml:space="preserve"> </w:t>
-      </w:r>
-      <w:proofErr w:type="spellStart"/>
-      <w:r>
-        <w:rPr>
-          <w:rFonts w:ascii="Arial Unicode MS" w:eastAsia="Arial Unicode MS" w:hAnsi="Arial Unicode MS" w:cs="Arial Unicode MS"/>
-          <w:color w:val="191919"/>
-          <w:sz w:val="24"/>
-          <w:szCs w:val="24"/>
+          <w:sz w:val="21"/>
+          <w:szCs w:val="21"/>
+        </w:rPr>
+        <w:t xml:space="preserve"> </w:t>
+      </w:r>
+      <w:proofErr w:type="spellStart"/>
+      <w:r>
+        <w:rPr>
+          <w:rFonts w:ascii="Arial Unicode MS" w:eastAsia="Arial Unicode MS" w:hAnsi="Arial Unicode MS" w:cs="Arial Unicode MS"/>
+          <w:color w:val="191919"/>
+          <w:sz w:val="21"/>
+          <w:szCs w:val="21"/>
         </w:rPr>
         <w:t>tools</w:t>
       </w:r>
@@ -3772,16 +3731,16 @@
         <w:rPr>
           <w:rFonts w:ascii="Arial Unicode MS" w:eastAsia="Arial Unicode MS" w:hAnsi="Arial Unicode MS" w:cs="Arial Unicode MS"/>
           <w:color w:val="191919"/>
-          <w:sz w:val="24"/>
-          <w:szCs w:val="24"/>
-        </w:rPr>
-      </w:pPr>
-      <w:r>
-        <w:rPr>
-          <w:rFonts w:ascii="Arial Unicode MS" w:eastAsia="Arial Unicode MS" w:hAnsi="Arial Unicode MS" w:cs="Arial Unicode MS"/>
-          <w:color w:val="191919"/>
-          <w:sz w:val="24"/>
-          <w:szCs w:val="24"/>
+          <w:sz w:val="21"/>
+          <w:szCs w:val="21"/>
+        </w:rPr>
+      </w:pPr>
+      <w:r>
+        <w:rPr>
+          <w:rFonts w:ascii="Arial Unicode MS" w:eastAsia="Arial Unicode MS" w:hAnsi="Arial Unicode MS" w:cs="Arial Unicode MS"/>
+          <w:color w:val="191919"/>
+          <w:sz w:val="21"/>
+          <w:szCs w:val="21"/>
         </w:rPr>
         <w:t xml:space="preserve">* </w:t>
       </w:r>
@@ -3792,8 +3751,8 @@
           <w:b/>
           <w:bCs/>
           <w:color w:val="191919"/>
-          <w:sz w:val="24"/>
-          <w:szCs w:val="24"/>
+          <w:sz w:val="21"/>
+          <w:szCs w:val="21"/>
         </w:rPr>
         <w:t>Protocols</w:t>
       </w:r>
@@ -3802,8 +3761,8 @@
         <w:rPr>
           <w:rFonts w:ascii="Arial Unicode MS" w:eastAsia="Arial Unicode MS" w:hAnsi="Arial Unicode MS" w:cs="Arial Unicode MS"/>
           <w:color w:val="191919"/>
-          <w:sz w:val="24"/>
-          <w:szCs w:val="24"/>
+          <w:sz w:val="21"/>
+          <w:szCs w:val="21"/>
         </w:rPr>
         <w:t xml:space="preserve">: CCP, XCP, </w:t>
       </w:r>
@@ -3812,8 +3771,8 @@
         <w:rPr>
           <w:rFonts w:ascii="Arial Unicode MS" w:eastAsia="Arial Unicode MS" w:hAnsi="Arial Unicode MS" w:cs="Arial Unicode MS"/>
           <w:color w:val="191919"/>
-          <w:sz w:val="24"/>
-          <w:szCs w:val="24"/>
+          <w:sz w:val="21"/>
+          <w:szCs w:val="21"/>
         </w:rPr>
         <w:t>SpaceWire</w:t>
       </w:r>
@@ -3822,8 +3781,8 @@
         <w:rPr>
           <w:rFonts w:ascii="Arial Unicode MS" w:eastAsia="Arial Unicode MS" w:hAnsi="Arial Unicode MS" w:cs="Arial Unicode MS"/>
           <w:color w:val="191919"/>
-          <w:sz w:val="24"/>
-          <w:szCs w:val="24"/>
+          <w:sz w:val="21"/>
+          <w:szCs w:val="21"/>
         </w:rPr>
         <w:t xml:space="preserve"> driver, Franca IDL (.</w:t>
       </w:r>
@@ -3832,8 +3791,8 @@
         <w:rPr>
           <w:rFonts w:ascii="Arial Unicode MS" w:eastAsia="Arial Unicode MS" w:hAnsi="Arial Unicode MS" w:cs="Arial Unicode MS"/>
           <w:color w:val="191919"/>
-          <w:sz w:val="24"/>
-          <w:szCs w:val="24"/>
+          <w:sz w:val="21"/>
+          <w:szCs w:val="21"/>
         </w:rPr>
         <w:t>fidl</w:t>
       </w:r>
@@ -3842,8 +3801,8 @@
         <w:rPr>
           <w:rFonts w:ascii="Arial Unicode MS" w:eastAsia="Arial Unicode MS" w:hAnsi="Arial Unicode MS" w:cs="Arial Unicode MS"/>
           <w:color w:val="191919"/>
-          <w:sz w:val="24"/>
-          <w:szCs w:val="24"/>
+          <w:sz w:val="21"/>
+          <w:szCs w:val="21"/>
         </w:rPr>
         <w:t>)</w:t>
       </w:r>
@@ -3856,16 +3815,16 @@
         <w:rPr>
           <w:rFonts w:ascii="Arial Unicode MS" w:eastAsia="Arial Unicode MS" w:hAnsi="Arial Unicode MS" w:cs="Arial Unicode MS"/>
           <w:color w:val="191919"/>
-          <w:sz w:val="24"/>
-          <w:szCs w:val="24"/>
-        </w:rPr>
-      </w:pPr>
-      <w:r>
-        <w:rPr>
-          <w:rFonts w:ascii="Arial Unicode MS" w:eastAsia="Arial Unicode MS" w:hAnsi="Arial Unicode MS" w:cs="Arial Unicode MS"/>
-          <w:color w:val="191919"/>
-          <w:sz w:val="24"/>
-          <w:szCs w:val="24"/>
+          <w:sz w:val="21"/>
+          <w:szCs w:val="21"/>
+        </w:rPr>
+      </w:pPr>
+      <w:r>
+        <w:rPr>
+          <w:rFonts w:ascii="Arial Unicode MS" w:eastAsia="Arial Unicode MS" w:hAnsi="Arial Unicode MS" w:cs="Arial Unicode MS"/>
+          <w:color w:val="191919"/>
+          <w:sz w:val="21"/>
+          <w:szCs w:val="21"/>
         </w:rPr>
         <w:t xml:space="preserve">* </w:t>
       </w:r>
@@ -3876,8 +3835,8 @@
           <w:b/>
           <w:bCs/>
           <w:color w:val="191919"/>
-          <w:sz w:val="24"/>
-          <w:szCs w:val="24"/>
+          <w:sz w:val="21"/>
+          <w:szCs w:val="21"/>
         </w:rPr>
         <w:t>Methodologies</w:t>
       </w:r>
@@ -3886,8 +3845,8 @@
         <w:rPr>
           <w:rFonts w:ascii="Arial Unicode MS" w:eastAsia="Arial Unicode MS" w:hAnsi="Arial Unicode MS" w:cs="Arial Unicode MS"/>
           <w:color w:val="191919"/>
-          <w:sz w:val="24"/>
-          <w:szCs w:val="24"/>
+          <w:sz w:val="21"/>
+          <w:szCs w:val="21"/>
         </w:rPr>
         <w:t>: V-</w:t>
       </w:r>
@@ -3896,8 +3855,8 @@
         <w:rPr>
           <w:rFonts w:ascii="Arial Unicode MS" w:eastAsia="Arial Unicode MS" w:hAnsi="Arial Unicode MS" w:cs="Arial Unicode MS"/>
           <w:color w:val="191919"/>
-          <w:sz w:val="24"/>
-          <w:szCs w:val="24"/>
+          <w:sz w:val="21"/>
+          <w:szCs w:val="21"/>
         </w:rPr>
         <w:t>Cycle</w:t>
       </w:r>
@@ -3906,8 +3865,8 @@
         <w:rPr>
           <w:rFonts w:ascii="Arial Unicode MS" w:eastAsia="Arial Unicode MS" w:hAnsi="Arial Unicode MS" w:cs="Arial Unicode MS"/>
           <w:color w:val="191919"/>
-          <w:sz w:val="24"/>
-          <w:szCs w:val="24"/>
+          <w:sz w:val="21"/>
+          <w:szCs w:val="21"/>
         </w:rPr>
         <w:t xml:space="preserve">, Agile </w:t>
       </w:r>
@@ -3916,8 +3875,8 @@
         <w:rPr>
           <w:rFonts w:ascii="Arial Unicode MS" w:eastAsia="Arial Unicode MS" w:hAnsi="Arial Unicode MS" w:cs="Arial Unicode MS"/>
           <w:color w:val="191919"/>
-          <w:sz w:val="24"/>
-          <w:szCs w:val="24"/>
+          <w:sz w:val="21"/>
+          <w:szCs w:val="21"/>
         </w:rPr>
         <w:t>Development</w:t>
       </w:r>
@@ -3931,16 +3890,16 @@
         <w:rPr>
           <w:rFonts w:ascii="Arial Unicode MS" w:eastAsia="Arial Unicode MS" w:hAnsi="Arial Unicode MS" w:cs="Arial Unicode MS"/>
           <w:color w:val="191919"/>
-          <w:sz w:val="24"/>
-          <w:szCs w:val="24"/>
-        </w:rPr>
-      </w:pPr>
-      <w:r>
-        <w:rPr>
-          <w:rFonts w:ascii="Arial Unicode MS" w:eastAsia="Arial Unicode MS" w:hAnsi="Arial Unicode MS" w:cs="Arial Unicode MS"/>
-          <w:color w:val="191919"/>
-          <w:sz w:val="24"/>
-          <w:szCs w:val="24"/>
+          <w:sz w:val="21"/>
+          <w:szCs w:val="21"/>
+        </w:rPr>
+      </w:pPr>
+      <w:r>
+        <w:rPr>
+          <w:rFonts w:ascii="Arial Unicode MS" w:eastAsia="Arial Unicode MS" w:hAnsi="Arial Unicode MS" w:cs="Arial Unicode MS"/>
+          <w:color w:val="191919"/>
+          <w:sz w:val="21"/>
+          <w:szCs w:val="21"/>
         </w:rPr>
         <w:t xml:space="preserve">* </w:t>
       </w:r>
@@ -3951,8 +3910,8 @@
           <w:b/>
           <w:bCs/>
           <w:color w:val="191919"/>
-          <w:sz w:val="24"/>
-          <w:szCs w:val="24"/>
+          <w:sz w:val="21"/>
+          <w:szCs w:val="21"/>
         </w:rPr>
         <w:t>Databases</w:t>
       </w:r>
@@ -3961,8 +3920,8 @@
         <w:rPr>
           <w:rFonts w:ascii="Arial Unicode MS" w:eastAsia="Arial Unicode MS" w:hAnsi="Arial Unicode MS" w:cs="Arial Unicode MS"/>
           <w:color w:val="191919"/>
-          <w:sz w:val="24"/>
-          <w:szCs w:val="24"/>
+          <w:sz w:val="21"/>
+          <w:szCs w:val="21"/>
         </w:rPr>
         <w:t xml:space="preserve"> (Basic): </w:t>
       </w:r>
@@ -3971,8 +3930,8 @@
         <w:rPr>
           <w:rFonts w:ascii="Arial Unicode MS" w:eastAsia="Arial Unicode MS" w:hAnsi="Arial Unicode MS" w:cs="Arial Unicode MS"/>
           <w:color w:val="191919"/>
-          <w:sz w:val="24"/>
-          <w:szCs w:val="24"/>
+          <w:sz w:val="21"/>
+          <w:szCs w:val="21"/>
         </w:rPr>
         <w:t>MySQL</w:t>
       </w:r>
@@ -3981,8 +3940,8 @@
         <w:rPr>
           <w:rFonts w:ascii="Arial Unicode MS" w:eastAsia="Arial Unicode MS" w:hAnsi="Arial Unicode MS" w:cs="Arial Unicode MS"/>
           <w:color w:val="191919"/>
-          <w:sz w:val="24"/>
-          <w:szCs w:val="24"/>
+          <w:sz w:val="21"/>
+          <w:szCs w:val="21"/>
         </w:rPr>
         <w:t xml:space="preserve">, </w:t>
       </w:r>
@@ -3991,8 +3950,8 @@
         <w:rPr>
           <w:rFonts w:ascii="Arial Unicode MS" w:eastAsia="Arial Unicode MS" w:hAnsi="Arial Unicode MS" w:cs="Arial Unicode MS"/>
           <w:color w:val="191919"/>
-          <w:sz w:val="24"/>
-          <w:szCs w:val="24"/>
+          <w:sz w:val="21"/>
+          <w:szCs w:val="21"/>
         </w:rPr>
         <w:t>PostgreSQL</w:t>
       </w:r>
@@ -4001,8 +3960,8 @@
         <w:rPr>
           <w:rFonts w:ascii="Arial Unicode MS" w:eastAsia="Arial Unicode MS" w:hAnsi="Arial Unicode MS" w:cs="Arial Unicode MS"/>
           <w:color w:val="191919"/>
-          <w:sz w:val="24"/>
-          <w:szCs w:val="24"/>
+          <w:sz w:val="21"/>
+          <w:szCs w:val="21"/>
         </w:rPr>
         <w:t>, Oracle</w:t>
       </w:r>
@@ -4015,16 +3974,16 @@
         <w:rPr>
           <w:rFonts w:ascii="Arial Unicode MS" w:eastAsia="Arial Unicode MS" w:hAnsi="Arial Unicode MS" w:cs="Arial Unicode MS"/>
           <w:color w:val="191919"/>
-          <w:sz w:val="24"/>
-          <w:szCs w:val="24"/>
-        </w:rPr>
-      </w:pPr>
-      <w:r>
-        <w:rPr>
-          <w:rFonts w:ascii="Arial Unicode MS" w:eastAsia="Arial Unicode MS" w:hAnsi="Arial Unicode MS" w:cs="Arial Unicode MS"/>
-          <w:color w:val="191919"/>
-          <w:sz w:val="24"/>
-          <w:szCs w:val="24"/>
+          <w:sz w:val="21"/>
+          <w:szCs w:val="21"/>
+        </w:rPr>
+      </w:pPr>
+      <w:r>
+        <w:rPr>
+          <w:rFonts w:ascii="Arial Unicode MS" w:eastAsia="Arial Unicode MS" w:hAnsi="Arial Unicode MS" w:cs="Arial Unicode MS"/>
+          <w:color w:val="191919"/>
+          <w:sz w:val="21"/>
+          <w:szCs w:val="21"/>
         </w:rPr>
         <w:t xml:space="preserve">* </w:t>
       </w:r>
@@ -4034,8 +3993,8 @@
           <w:b/>
           <w:bCs/>
           <w:color w:val="191919"/>
-          <w:sz w:val="24"/>
-          <w:szCs w:val="24"/>
+          <w:sz w:val="21"/>
+          <w:szCs w:val="21"/>
         </w:rPr>
         <w:t>Web</w:t>
       </w:r>
@@ -4043,8 +4002,8 @@
         <w:rPr>
           <w:rFonts w:ascii="Arial Unicode MS" w:eastAsia="Arial Unicode MS" w:hAnsi="Arial Unicode MS" w:cs="Arial Unicode MS"/>
           <w:color w:val="191919"/>
-          <w:sz w:val="24"/>
-          <w:szCs w:val="24"/>
+          <w:sz w:val="21"/>
+          <w:szCs w:val="21"/>
         </w:rPr>
         <w:t xml:space="preserve"> (Basic): HTML, </w:t>
       </w:r>
@@ -4053,8 +4012,8 @@
         <w:rPr>
           <w:rFonts w:ascii="Arial Unicode MS" w:eastAsia="Arial Unicode MS" w:hAnsi="Arial Unicode MS" w:cs="Arial Unicode MS"/>
           <w:color w:val="191919"/>
-          <w:sz w:val="24"/>
-          <w:szCs w:val="24"/>
+          <w:sz w:val="21"/>
+          <w:szCs w:val="21"/>
         </w:rPr>
         <w:t>JavaScript</w:t>
       </w:r>
@@ -4063,8 +4022,8 @@
         <w:rPr>
           <w:rFonts w:ascii="Arial Unicode MS" w:eastAsia="Arial Unicode MS" w:hAnsi="Arial Unicode MS" w:cs="Arial Unicode MS"/>
           <w:color w:val="191919"/>
-          <w:sz w:val="24"/>
-          <w:szCs w:val="24"/>
+          <w:sz w:val="21"/>
+          <w:szCs w:val="21"/>
         </w:rPr>
         <w:t>, CSS</w:t>
       </w:r>
@@ -4426,16 +4385,37 @@
           <w:sz w:val="21"/>
           <w:szCs w:val="21"/>
         </w:rPr>
-        <w:t xml:space="preserve"> by 20% and</w:t>
-      </w:r>
-      <w:r>
-        <w:rPr>
-          <w:rFonts w:ascii="Arial Unicode MS" w:eastAsia="Arial Unicode MS" w:hAnsi="Arial Unicode MS" w:cs="Arial Unicode MS"/>
-          <w:color w:val="191919"/>
-          <w:sz w:val="21"/>
-          <w:szCs w:val="21"/>
-        </w:rPr>
-        <w:t xml:space="preserve"> improv</w:t>
+        <w:t xml:space="preserve"> by 20% </w:t>
+      </w:r>
+      <w:proofErr w:type="spellStart"/>
+      <w:r>
+        <w:rPr>
+          <w:rFonts w:ascii="Arial Unicode MS" w:eastAsia="Arial Unicode MS" w:hAnsi="Arial Unicode MS" w:cs="Arial Unicode MS"/>
+          <w:color w:val="191919"/>
+          <w:sz w:val="21"/>
+          <w:szCs w:val="21"/>
+        </w:rPr>
+        <w:t>and</w:t>
+      </w:r>
+      <w:proofErr w:type="spellEnd"/>
+      <w:r>
+        <w:rPr>
+          <w:rFonts w:ascii="Arial Unicode MS" w:eastAsia="Arial Unicode MS" w:hAnsi="Arial Unicode MS" w:cs="Arial Unicode MS"/>
+          <w:color w:val="191919"/>
+          <w:sz w:val="21"/>
+          <w:szCs w:val="21"/>
+        </w:rPr>
+        <w:t xml:space="preserve"> </w:t>
+      </w:r>
+      <w:proofErr w:type="spellStart"/>
+      <w:r>
+        <w:rPr>
+          <w:rFonts w:ascii="Arial Unicode MS" w:eastAsia="Arial Unicode MS" w:hAnsi="Arial Unicode MS" w:cs="Arial Unicode MS"/>
+          <w:color w:val="191919"/>
+          <w:sz w:val="21"/>
+          <w:szCs w:val="21"/>
+        </w:rPr>
+        <w:t>improv</w:t>
       </w:r>
       <w:r>
         <w:rPr>
@@ -4446,6 +4426,7 @@
         </w:rPr>
         <w:t>ing</w:t>
       </w:r>
+      <w:proofErr w:type="spellEnd"/>
       <w:r>
         <w:rPr>
           <w:rFonts w:ascii="Arial Unicode MS" w:eastAsia="Arial Unicode MS" w:hAnsi="Arial Unicode MS" w:cs="Arial Unicode MS"/>
@@ -4895,7 +4876,47 @@
           <w:sz w:val="21"/>
           <w:szCs w:val="21"/>
         </w:rPr>
-        <w:t xml:space="preserve"> by refining </w:t>
+        <w:t xml:space="preserve"> </w:t>
+      </w:r>
+      <w:proofErr w:type="spellStart"/>
+      <w:r>
+        <w:rPr>
+          <w:rFonts w:ascii="Arial Unicode MS" w:eastAsia="Arial Unicode MS" w:hAnsi="Arial Unicode MS" w:cs="Arial Unicode MS"/>
+          <w:color w:val="191919"/>
+          <w:sz w:val="21"/>
+          <w:szCs w:val="21"/>
+        </w:rPr>
+        <w:t>by</w:t>
+      </w:r>
+      <w:proofErr w:type="spellEnd"/>
+      <w:r>
+        <w:rPr>
+          <w:rFonts w:ascii="Arial Unicode MS" w:eastAsia="Arial Unicode MS" w:hAnsi="Arial Unicode MS" w:cs="Arial Unicode MS"/>
+          <w:color w:val="191919"/>
+          <w:sz w:val="21"/>
+          <w:szCs w:val="21"/>
+        </w:rPr>
+        <w:t xml:space="preserve"> </w:t>
+      </w:r>
+      <w:proofErr w:type="spellStart"/>
+      <w:r>
+        <w:rPr>
+          <w:rFonts w:ascii="Arial Unicode MS" w:eastAsia="Arial Unicode MS" w:hAnsi="Arial Unicode MS" w:cs="Arial Unicode MS"/>
+          <w:color w:val="191919"/>
+          <w:sz w:val="21"/>
+          <w:szCs w:val="21"/>
+        </w:rPr>
+        <w:t>refining</w:t>
+      </w:r>
+      <w:proofErr w:type="spellEnd"/>
+      <w:r>
+        <w:rPr>
+          <w:rFonts w:ascii="Arial Unicode MS" w:eastAsia="Arial Unicode MS" w:hAnsi="Arial Unicode MS" w:cs="Arial Unicode MS"/>
+          <w:color w:val="191919"/>
+          <w:sz w:val="21"/>
+          <w:szCs w:val="21"/>
+        </w:rPr>
+        <w:t xml:space="preserve"> </w:t>
       </w:r>
       <w:r>
         <w:rPr>
@@ -5269,7 +5290,27 @@
           <w:sz w:val="21"/>
           <w:szCs w:val="21"/>
         </w:rPr>
-        <w:t>code commits via Git, ensuring 100% adherence to established coding standards and project timelines, which led to a 25% reduction in debugging time for subsequent releases.</w:t>
+        <w:t xml:space="preserve">code </w:t>
+      </w:r>
+      <w:proofErr w:type="spellStart"/>
+      <w:r>
+        <w:rPr>
+          <w:rFonts w:ascii="Arial Unicode MS" w:eastAsia="Arial Unicode MS" w:hAnsi="Arial Unicode MS" w:cs="Arial Unicode MS"/>
+          <w:color w:val="191919"/>
+          <w:sz w:val="21"/>
+          <w:szCs w:val="21"/>
+        </w:rPr>
+        <w:t>commits</w:t>
+      </w:r>
+      <w:proofErr w:type="spellEnd"/>
+      <w:r>
+        <w:rPr>
+          <w:rFonts w:ascii="Arial Unicode MS" w:eastAsia="Arial Unicode MS" w:hAnsi="Arial Unicode MS" w:cs="Arial Unicode MS"/>
+          <w:color w:val="191919"/>
+          <w:sz w:val="21"/>
+          <w:szCs w:val="21"/>
+        </w:rPr>
+        <w:t xml:space="preserve"> via Git, ensuring 100% adherence to established coding standards and project timelines, which led to a 25% reduction in debugging time for subsequent releases.</w:t>
       </w:r>
     </w:p>
     <w:p>
@@ -5459,7 +5500,27 @@
           <w:sz w:val="21"/>
           <w:szCs w:val="21"/>
         </w:rPr>
-        <w:t xml:space="preserve"> in C/C++ using Visual Studio Code, with a focus on modularity and maintainability.</w:t>
+        <w:t xml:space="preserve"> in C/C++ </w:t>
+      </w:r>
+      <w:proofErr w:type="spellStart"/>
+      <w:r>
+        <w:rPr>
+          <w:rFonts w:ascii="Arial Unicode MS" w:eastAsia="Arial Unicode MS" w:hAnsi="Arial Unicode MS" w:cs="Arial Unicode MS"/>
+          <w:color w:val="191919"/>
+          <w:sz w:val="21"/>
+          <w:szCs w:val="21"/>
+        </w:rPr>
+        <w:t>using</w:t>
+      </w:r>
+      <w:proofErr w:type="spellEnd"/>
+      <w:r>
+        <w:rPr>
+          <w:rFonts w:ascii="Arial Unicode MS" w:eastAsia="Arial Unicode MS" w:hAnsi="Arial Unicode MS" w:cs="Arial Unicode MS"/>
+          <w:color w:val="191919"/>
+          <w:sz w:val="21"/>
+          <w:szCs w:val="21"/>
+        </w:rPr>
+        <w:t xml:space="preserve"> Visual Studio Code, with a focus on modularity and maintainability.</w:t>
       </w:r>
     </w:p>
     <w:p>
@@ -5484,7 +5545,6 @@
           <w:sz w:val="21"/>
           <w:szCs w:val="21"/>
         </w:rPr>
-        <w:lastRenderedPageBreak/>
         <w:t xml:space="preserve">* </w:t>
       </w:r>
       <w:proofErr w:type="spellStart"/>
@@ -5565,7 +5625,47 @@
           <w:sz w:val="21"/>
           <w:szCs w:val="21"/>
         </w:rPr>
-        <w:t xml:space="preserve"> new team members </w:t>
+        <w:t xml:space="preserve"> </w:t>
+      </w:r>
+      <w:proofErr w:type="spellStart"/>
+      <w:r>
+        <w:rPr>
+          <w:rFonts w:ascii="Arial Unicode MS" w:eastAsia="Arial Unicode MS" w:hAnsi="Arial Unicode MS" w:cs="Arial Unicode MS"/>
+          <w:color w:val="191919"/>
+          <w:sz w:val="21"/>
+          <w:szCs w:val="21"/>
+        </w:rPr>
+        <w:t>new</w:t>
+      </w:r>
+      <w:proofErr w:type="spellEnd"/>
+      <w:r>
+        <w:rPr>
+          <w:rFonts w:ascii="Arial Unicode MS" w:eastAsia="Arial Unicode MS" w:hAnsi="Arial Unicode MS" w:cs="Arial Unicode MS"/>
+          <w:color w:val="191919"/>
+          <w:sz w:val="21"/>
+          <w:szCs w:val="21"/>
+        </w:rPr>
+        <w:t xml:space="preserve"> team </w:t>
+      </w:r>
+      <w:proofErr w:type="spellStart"/>
+      <w:r>
+        <w:rPr>
+          <w:rFonts w:ascii="Arial Unicode MS" w:eastAsia="Arial Unicode MS" w:hAnsi="Arial Unicode MS" w:cs="Arial Unicode MS"/>
+          <w:color w:val="191919"/>
+          <w:sz w:val="21"/>
+          <w:szCs w:val="21"/>
+        </w:rPr>
+        <w:t>members</w:t>
+      </w:r>
+      <w:proofErr w:type="spellEnd"/>
+      <w:r>
+        <w:rPr>
+          <w:rFonts w:ascii="Arial Unicode MS" w:eastAsia="Arial Unicode MS" w:hAnsi="Arial Unicode MS" w:cs="Arial Unicode MS"/>
+          <w:color w:val="191919"/>
+          <w:sz w:val="21"/>
+          <w:szCs w:val="21"/>
+        </w:rPr>
+        <w:t xml:space="preserve"> </w:t>
       </w:r>
       <w:r>
         <w:rPr>
@@ -5627,6 +5727,7 @@
           <w:sz w:val="21"/>
           <w:szCs w:val="21"/>
         </w:rPr>
+        <w:lastRenderedPageBreak/>
         <w:drawing>
           <wp:anchor distT="0" distB="0" distL="114300" distR="114300" simplePos="0" relativeHeight="251666944" behindDoc="1" locked="0" layoutInCell="0" allowOverlap="1" wp14:anchorId="2E445866" wp14:editId="6EE73BEC">
             <wp:simplePos x="0" y="0"/>
@@ -5784,7 +5885,67 @@
           <w:sz w:val="21"/>
           <w:szCs w:val="21"/>
         </w:rPr>
-        <w:t xml:space="preserve"> project continuity, interfacing directly with clients, leading technical discussions, and resolving five critical roadblocks that preserved project timeline, </w:t>
+        <w:t xml:space="preserve"> project continuity, interfacing directly with clients, leading technical discussions, and resolving five critical roadblocks that </w:t>
+      </w:r>
+      <w:proofErr w:type="spellStart"/>
+      <w:r>
+        <w:rPr>
+          <w:rFonts w:ascii="Arial Unicode MS" w:eastAsia="Arial Unicode MS" w:hAnsi="Arial Unicode MS" w:cs="Arial Unicode MS"/>
+          <w:color w:val="191919"/>
+          <w:sz w:val="21"/>
+          <w:szCs w:val="21"/>
+        </w:rPr>
+        <w:t>preserved</w:t>
+      </w:r>
+      <w:proofErr w:type="spellEnd"/>
+      <w:r>
+        <w:rPr>
+          <w:rFonts w:ascii="Arial Unicode MS" w:eastAsia="Arial Unicode MS" w:hAnsi="Arial Unicode MS" w:cs="Arial Unicode MS"/>
+          <w:color w:val="191919"/>
+          <w:sz w:val="21"/>
+          <w:szCs w:val="21"/>
+        </w:rPr>
+        <w:t xml:space="preserve"> </w:t>
+      </w:r>
+      <w:proofErr w:type="spellStart"/>
+      <w:r>
+        <w:rPr>
+          <w:rFonts w:ascii="Arial Unicode MS" w:eastAsia="Arial Unicode MS" w:hAnsi="Arial Unicode MS" w:cs="Arial Unicode MS"/>
+          <w:color w:val="191919"/>
+          <w:sz w:val="21"/>
+          <w:szCs w:val="21"/>
+        </w:rPr>
+        <w:t>project</w:t>
+      </w:r>
+      <w:proofErr w:type="spellEnd"/>
+      <w:r>
+        <w:rPr>
+          <w:rFonts w:ascii="Arial Unicode MS" w:eastAsia="Arial Unicode MS" w:hAnsi="Arial Unicode MS" w:cs="Arial Unicode MS"/>
+          <w:color w:val="191919"/>
+          <w:sz w:val="21"/>
+          <w:szCs w:val="21"/>
+        </w:rPr>
+        <w:t xml:space="preserve"> </w:t>
+      </w:r>
+      <w:proofErr w:type="spellStart"/>
+      <w:r>
+        <w:rPr>
+          <w:rFonts w:ascii="Arial Unicode MS" w:eastAsia="Arial Unicode MS" w:hAnsi="Arial Unicode MS" w:cs="Arial Unicode MS"/>
+          <w:color w:val="191919"/>
+          <w:sz w:val="21"/>
+          <w:szCs w:val="21"/>
+        </w:rPr>
+        <w:t>timeline</w:t>
+      </w:r>
+      <w:proofErr w:type="spellEnd"/>
+      <w:r>
+        <w:rPr>
+          <w:rFonts w:ascii="Arial Unicode MS" w:eastAsia="Arial Unicode MS" w:hAnsi="Arial Unicode MS" w:cs="Arial Unicode MS"/>
+          <w:color w:val="191919"/>
+          <w:sz w:val="21"/>
+          <w:szCs w:val="21"/>
+        </w:rPr>
+        <w:t xml:space="preserve">, </w:t>
       </w:r>
       <w:proofErr w:type="spellStart"/>
       <w:r>
@@ -6338,7 +6499,47 @@
           <w:sz w:val="21"/>
           <w:szCs w:val="21"/>
         </w:rPr>
-        <w:t xml:space="preserve"> latency in command handling </w:t>
+        <w:t xml:space="preserve"> </w:t>
+      </w:r>
+      <w:proofErr w:type="spellStart"/>
+      <w:r>
+        <w:rPr>
+          <w:rFonts w:ascii="Arial Unicode MS" w:eastAsia="Arial Unicode MS" w:hAnsi="Arial Unicode MS" w:cs="Arial Unicode MS"/>
+          <w:color w:val="191919"/>
+          <w:sz w:val="21"/>
+          <w:szCs w:val="21"/>
+        </w:rPr>
+        <w:t>latency</w:t>
+      </w:r>
+      <w:proofErr w:type="spellEnd"/>
+      <w:r>
+        <w:rPr>
+          <w:rFonts w:ascii="Arial Unicode MS" w:eastAsia="Arial Unicode MS" w:hAnsi="Arial Unicode MS" w:cs="Arial Unicode MS"/>
+          <w:color w:val="191919"/>
+          <w:sz w:val="21"/>
+          <w:szCs w:val="21"/>
+        </w:rPr>
+        <w:t xml:space="preserve"> in </w:t>
+      </w:r>
+      <w:proofErr w:type="spellStart"/>
+      <w:r>
+        <w:rPr>
+          <w:rFonts w:ascii="Arial Unicode MS" w:eastAsia="Arial Unicode MS" w:hAnsi="Arial Unicode MS" w:cs="Arial Unicode MS"/>
+          <w:color w:val="191919"/>
+          <w:sz w:val="21"/>
+          <w:szCs w:val="21"/>
+        </w:rPr>
+        <w:t>command</w:t>
+      </w:r>
+      <w:proofErr w:type="spellEnd"/>
+      <w:r>
+        <w:rPr>
+          <w:rFonts w:ascii="Arial Unicode MS" w:eastAsia="Arial Unicode MS" w:hAnsi="Arial Unicode MS" w:cs="Arial Unicode MS"/>
+          <w:color w:val="191919"/>
+          <w:sz w:val="21"/>
+          <w:szCs w:val="21"/>
+        </w:rPr>
+        <w:t xml:space="preserve"> handling </w:t>
       </w:r>
       <w:r>
         <w:rPr>
@@ -6479,7 +6680,47 @@
           <w:sz w:val="21"/>
           <w:szCs w:val="21"/>
         </w:rPr>
-        <w:t xml:space="preserve"> on Zynq®-7000 SoC with dual-core ARM® Cortex™-A9 processors, optimizing performance for constrained environments.</w:t>
+        <w:t xml:space="preserve"> on </w:t>
+      </w:r>
+      <w:proofErr w:type="spellStart"/>
+      <w:r>
+        <w:rPr>
+          <w:rFonts w:ascii="Arial Unicode MS" w:eastAsia="Arial Unicode MS" w:hAnsi="Arial Unicode MS" w:cs="Arial Unicode MS"/>
+          <w:color w:val="191919"/>
+          <w:sz w:val="21"/>
+          <w:szCs w:val="21"/>
+        </w:rPr>
+        <w:t>Zynq</w:t>
+      </w:r>
+      <w:proofErr w:type="spellEnd"/>
+      <w:r>
+        <w:rPr>
+          <w:rFonts w:ascii="Arial Unicode MS" w:eastAsia="Arial Unicode MS" w:hAnsi="Arial Unicode MS" w:cs="Arial Unicode MS"/>
+          <w:color w:val="191919"/>
+          <w:sz w:val="21"/>
+          <w:szCs w:val="21"/>
+        </w:rPr>
+        <w:t xml:space="preserve">®-7000 </w:t>
+      </w:r>
+      <w:proofErr w:type="spellStart"/>
+      <w:r>
+        <w:rPr>
+          <w:rFonts w:ascii="Arial Unicode MS" w:eastAsia="Arial Unicode MS" w:hAnsi="Arial Unicode MS" w:cs="Arial Unicode MS"/>
+          <w:color w:val="191919"/>
+          <w:sz w:val="21"/>
+          <w:szCs w:val="21"/>
+        </w:rPr>
+        <w:t>SoC</w:t>
+      </w:r>
+      <w:proofErr w:type="spellEnd"/>
+      <w:r>
+        <w:rPr>
+          <w:rFonts w:ascii="Arial Unicode MS" w:eastAsia="Arial Unicode MS" w:hAnsi="Arial Unicode MS" w:cs="Arial Unicode MS"/>
+          <w:color w:val="191919"/>
+          <w:sz w:val="21"/>
+          <w:szCs w:val="21"/>
+        </w:rPr>
+        <w:t xml:space="preserve"> with dual-core ARM® Cortex™-A9 processors, optimizing performance for constrained environments.</w:t>
       </w:r>
     </w:p>
     <w:p>
@@ -6739,7 +6980,67 @@
           <w:sz w:val="21"/>
           <w:szCs w:val="21"/>
         </w:rPr>
-        <w:t xml:space="preserve"> manage communication flow between the RendezVous Sensor Processing Unit and the On-Board Computer.</w:t>
+        <w:t xml:space="preserve"> </w:t>
+      </w:r>
+      <w:proofErr w:type="spellStart"/>
+      <w:r>
+        <w:rPr>
+          <w:rFonts w:ascii="Arial Unicode MS" w:eastAsia="Arial Unicode MS" w:hAnsi="Arial Unicode MS" w:cs="Arial Unicode MS"/>
+          <w:color w:val="191919"/>
+          <w:sz w:val="21"/>
+          <w:szCs w:val="21"/>
+        </w:rPr>
+        <w:t>manage</w:t>
+      </w:r>
+      <w:proofErr w:type="spellEnd"/>
+      <w:r>
+        <w:rPr>
+          <w:rFonts w:ascii="Arial Unicode MS" w:eastAsia="Arial Unicode MS" w:hAnsi="Arial Unicode MS" w:cs="Arial Unicode MS"/>
+          <w:color w:val="191919"/>
+          <w:sz w:val="21"/>
+          <w:szCs w:val="21"/>
+        </w:rPr>
+        <w:t xml:space="preserve"> </w:t>
+      </w:r>
+      <w:proofErr w:type="spellStart"/>
+      <w:r>
+        <w:rPr>
+          <w:rFonts w:ascii="Arial Unicode MS" w:eastAsia="Arial Unicode MS" w:hAnsi="Arial Unicode MS" w:cs="Arial Unicode MS"/>
+          <w:color w:val="191919"/>
+          <w:sz w:val="21"/>
+          <w:szCs w:val="21"/>
+        </w:rPr>
+        <w:t>communication</w:t>
+      </w:r>
+      <w:proofErr w:type="spellEnd"/>
+      <w:r>
+        <w:rPr>
+          <w:rFonts w:ascii="Arial Unicode MS" w:eastAsia="Arial Unicode MS" w:hAnsi="Arial Unicode MS" w:cs="Arial Unicode MS"/>
+          <w:color w:val="191919"/>
+          <w:sz w:val="21"/>
+          <w:szCs w:val="21"/>
+        </w:rPr>
+        <w:t xml:space="preserve"> </w:t>
+      </w:r>
+      <w:proofErr w:type="spellStart"/>
+      <w:r>
+        <w:rPr>
+          <w:rFonts w:ascii="Arial Unicode MS" w:eastAsia="Arial Unicode MS" w:hAnsi="Arial Unicode MS" w:cs="Arial Unicode MS"/>
+          <w:color w:val="191919"/>
+          <w:sz w:val="21"/>
+          <w:szCs w:val="21"/>
+        </w:rPr>
+        <w:t>flow</w:t>
+      </w:r>
+      <w:proofErr w:type="spellEnd"/>
+      <w:r>
+        <w:rPr>
+          <w:rFonts w:ascii="Arial Unicode MS" w:eastAsia="Arial Unicode MS" w:hAnsi="Arial Unicode MS" w:cs="Arial Unicode MS"/>
+          <w:color w:val="191919"/>
+          <w:sz w:val="21"/>
+          <w:szCs w:val="21"/>
+        </w:rPr>
+        <w:t xml:space="preserve"> between the RendezVous Sensor Processing Unit and the On-Board Computer.</w:t>
       </w:r>
     </w:p>
     <w:p>
@@ -6918,7 +7219,47 @@
           <w:sz w:val="21"/>
           <w:szCs w:val="21"/>
         </w:rPr>
-        <w:t xml:space="preserve"> Interface specifications, Module descriptions, and Integration guidelines.</w:t>
+        <w:t xml:space="preserve"> </w:t>
+      </w:r>
+      <w:proofErr w:type="spellStart"/>
+      <w:r>
+        <w:rPr>
+          <w:rFonts w:ascii="Arial Unicode MS" w:eastAsia="Arial Unicode MS" w:hAnsi="Arial Unicode MS" w:cs="Arial Unicode MS"/>
+          <w:color w:val="191919"/>
+          <w:sz w:val="21"/>
+          <w:szCs w:val="21"/>
+        </w:rPr>
+        <w:t>Interface</w:t>
+      </w:r>
+      <w:proofErr w:type="spellEnd"/>
+      <w:r>
+        <w:rPr>
+          <w:rFonts w:ascii="Arial Unicode MS" w:eastAsia="Arial Unicode MS" w:hAnsi="Arial Unicode MS" w:cs="Arial Unicode MS"/>
+          <w:color w:val="191919"/>
+          <w:sz w:val="21"/>
+          <w:szCs w:val="21"/>
+        </w:rPr>
+        <w:t xml:space="preserve"> </w:t>
+      </w:r>
+      <w:proofErr w:type="spellStart"/>
+      <w:r>
+        <w:rPr>
+          <w:rFonts w:ascii="Arial Unicode MS" w:eastAsia="Arial Unicode MS" w:hAnsi="Arial Unicode MS" w:cs="Arial Unicode MS"/>
+          <w:color w:val="191919"/>
+          <w:sz w:val="21"/>
+          <w:szCs w:val="21"/>
+        </w:rPr>
+        <w:t>specifications</w:t>
+      </w:r>
+      <w:proofErr w:type="spellEnd"/>
+      <w:r>
+        <w:rPr>
+          <w:rFonts w:ascii="Arial Unicode MS" w:eastAsia="Arial Unicode MS" w:hAnsi="Arial Unicode MS" w:cs="Arial Unicode MS"/>
+          <w:color w:val="191919"/>
+          <w:sz w:val="21"/>
+          <w:szCs w:val="21"/>
+        </w:rPr>
+        <w:t>, Module descriptions, and Integration guidelines.</w:t>
       </w:r>
     </w:p>
     <w:p>
@@ -7003,7 +7344,47 @@
           <w:sz w:val="21"/>
           <w:szCs w:val="21"/>
         </w:rPr>
-        <w:t xml:space="preserve"> knowledge base of </w:t>
+        <w:t xml:space="preserve"> </w:t>
+      </w:r>
+      <w:proofErr w:type="spellStart"/>
+      <w:r>
+        <w:rPr>
+          <w:rFonts w:ascii="Arial Unicode MS" w:eastAsia="Arial Unicode MS" w:hAnsi="Arial Unicode MS" w:cs="Arial Unicode MS"/>
+          <w:color w:val="191919"/>
+          <w:sz w:val="21"/>
+          <w:szCs w:val="21"/>
+        </w:rPr>
+        <w:t>knowledge</w:t>
+      </w:r>
+      <w:proofErr w:type="spellEnd"/>
+      <w:r>
+        <w:rPr>
+          <w:rFonts w:ascii="Arial Unicode MS" w:eastAsia="Arial Unicode MS" w:hAnsi="Arial Unicode MS" w:cs="Arial Unicode MS"/>
+          <w:color w:val="191919"/>
+          <w:sz w:val="21"/>
+          <w:szCs w:val="21"/>
+        </w:rPr>
+        <w:t xml:space="preserve"> </w:t>
+      </w:r>
+      <w:proofErr w:type="spellStart"/>
+      <w:r>
+        <w:rPr>
+          <w:rFonts w:ascii="Arial Unicode MS" w:eastAsia="Arial Unicode MS" w:hAnsi="Arial Unicode MS" w:cs="Arial Unicode MS"/>
+          <w:color w:val="191919"/>
+          <w:sz w:val="21"/>
+          <w:szCs w:val="21"/>
+        </w:rPr>
+        <w:t>base</w:t>
+      </w:r>
+      <w:proofErr w:type="spellEnd"/>
+      <w:r>
+        <w:rPr>
+          <w:rFonts w:ascii="Arial Unicode MS" w:eastAsia="Arial Unicode MS" w:hAnsi="Arial Unicode MS" w:cs="Arial Unicode MS"/>
+          <w:color w:val="191919"/>
+          <w:sz w:val="21"/>
+          <w:szCs w:val="21"/>
+        </w:rPr>
+        <w:t xml:space="preserve"> of </w:t>
       </w:r>
       <w:r>
         <w:rPr>
@@ -7146,7 +7527,67 @@
           <w:sz w:val="21"/>
           <w:szCs w:val="21"/>
         </w:rPr>
-        <w:t xml:space="preserve"> validation teams to ensure documentation accuracy and completeness, contributing to long-term maintainability and knowledge transfer.</w:t>
+        <w:t xml:space="preserve"> </w:t>
+      </w:r>
+      <w:proofErr w:type="spellStart"/>
+      <w:r>
+        <w:rPr>
+          <w:rFonts w:ascii="Arial Unicode MS" w:eastAsia="Arial Unicode MS" w:hAnsi="Arial Unicode MS" w:cs="Arial Unicode MS"/>
+          <w:color w:val="191919"/>
+          <w:sz w:val="21"/>
+          <w:szCs w:val="21"/>
+        </w:rPr>
+        <w:t>validation</w:t>
+      </w:r>
+      <w:proofErr w:type="spellEnd"/>
+      <w:r>
+        <w:rPr>
+          <w:rFonts w:ascii="Arial Unicode MS" w:eastAsia="Arial Unicode MS" w:hAnsi="Arial Unicode MS" w:cs="Arial Unicode MS"/>
+          <w:color w:val="191919"/>
+          <w:sz w:val="21"/>
+          <w:szCs w:val="21"/>
+        </w:rPr>
+        <w:t xml:space="preserve"> </w:t>
+      </w:r>
+      <w:proofErr w:type="spellStart"/>
+      <w:r>
+        <w:rPr>
+          <w:rFonts w:ascii="Arial Unicode MS" w:eastAsia="Arial Unicode MS" w:hAnsi="Arial Unicode MS" w:cs="Arial Unicode MS"/>
+          <w:color w:val="191919"/>
+          <w:sz w:val="21"/>
+          <w:szCs w:val="21"/>
+        </w:rPr>
+        <w:t>teams</w:t>
+      </w:r>
+      <w:proofErr w:type="spellEnd"/>
+      <w:r>
+        <w:rPr>
+          <w:rFonts w:ascii="Arial Unicode MS" w:eastAsia="Arial Unicode MS" w:hAnsi="Arial Unicode MS" w:cs="Arial Unicode MS"/>
+          <w:color w:val="191919"/>
+          <w:sz w:val="21"/>
+          <w:szCs w:val="21"/>
+        </w:rPr>
+        <w:t xml:space="preserve"> </w:t>
+      </w:r>
+      <w:proofErr w:type="spellStart"/>
+      <w:r>
+        <w:rPr>
+          <w:rFonts w:ascii="Arial Unicode MS" w:eastAsia="Arial Unicode MS" w:hAnsi="Arial Unicode MS" w:cs="Arial Unicode MS"/>
+          <w:color w:val="191919"/>
+          <w:sz w:val="21"/>
+          <w:szCs w:val="21"/>
+        </w:rPr>
+        <w:t>to</w:t>
+      </w:r>
+      <w:proofErr w:type="spellEnd"/>
+      <w:r>
+        <w:rPr>
+          <w:rFonts w:ascii="Arial Unicode MS" w:eastAsia="Arial Unicode MS" w:hAnsi="Arial Unicode MS" w:cs="Arial Unicode MS"/>
+          <w:color w:val="191919"/>
+          <w:sz w:val="21"/>
+          <w:szCs w:val="21"/>
+        </w:rPr>
+        <w:t xml:space="preserve"> ensure documentation accuracy and completeness, contributing to long-term maintainability and knowledge transfer.</w:t>
       </w:r>
     </w:p>
     <w:p>
@@ -7558,6 +7999,7 @@
           <w:sz w:val="21"/>
           <w:szCs w:val="21"/>
         </w:rPr>
+        <w:lastRenderedPageBreak/>
         <w:drawing>
           <wp:anchor distT="0" distB="0" distL="114300" distR="114300" simplePos="0" relativeHeight="251662848" behindDoc="1" locked="0" layoutInCell="0" allowOverlap="1" wp14:anchorId="0A2FCD58" wp14:editId="24D3DE0A">
             <wp:simplePos x="0" y="0"/>
@@ -7684,16 +8126,67 @@
           <w:sz w:val="21"/>
           <w:szCs w:val="21"/>
         </w:rPr>
-        <w:t xml:space="preserve">automotive platforms, </w:t>
-      </w:r>
-      <w:r>
-        <w:rPr>
-          <w:rFonts w:ascii="Arial Unicode MS" w:eastAsia="Arial Unicode MS" w:hAnsi="Arial Unicode MS" w:cs="Arial Unicode MS"/>
-          <w:color w:val="191919"/>
-          <w:sz w:val="21"/>
-          <w:szCs w:val="21"/>
-        </w:rPr>
-        <w:t xml:space="preserve">improving feature </w:t>
+        <w:t xml:space="preserve">automotive </w:t>
+      </w:r>
+      <w:proofErr w:type="spellStart"/>
+      <w:r>
+        <w:rPr>
+          <w:rFonts w:ascii="Arial Unicode MS" w:eastAsia="Arial Unicode MS" w:hAnsi="Arial Unicode MS" w:cs="Arial Unicode MS"/>
+          <w:color w:val="191919"/>
+          <w:sz w:val="21"/>
+          <w:szCs w:val="21"/>
+        </w:rPr>
+        <w:t>platforms</w:t>
+      </w:r>
+      <w:proofErr w:type="spellEnd"/>
+      <w:r>
+        <w:rPr>
+          <w:rFonts w:ascii="Arial Unicode MS" w:eastAsia="Arial Unicode MS" w:hAnsi="Arial Unicode MS" w:cs="Arial Unicode MS"/>
+          <w:color w:val="191919"/>
+          <w:sz w:val="21"/>
+          <w:szCs w:val="21"/>
+        </w:rPr>
+        <w:t xml:space="preserve">, </w:t>
+      </w:r>
+      <w:proofErr w:type="spellStart"/>
+      <w:r>
+        <w:rPr>
+          <w:rFonts w:ascii="Arial Unicode MS" w:eastAsia="Arial Unicode MS" w:hAnsi="Arial Unicode MS" w:cs="Arial Unicode MS"/>
+          <w:color w:val="191919"/>
+          <w:sz w:val="21"/>
+          <w:szCs w:val="21"/>
+        </w:rPr>
+        <w:t>improving</w:t>
+      </w:r>
+      <w:proofErr w:type="spellEnd"/>
+      <w:r>
+        <w:rPr>
+          <w:rFonts w:ascii="Arial Unicode MS" w:eastAsia="Arial Unicode MS" w:hAnsi="Arial Unicode MS" w:cs="Arial Unicode MS"/>
+          <w:color w:val="191919"/>
+          <w:sz w:val="21"/>
+          <w:szCs w:val="21"/>
+        </w:rPr>
+        <w:t xml:space="preserve"> </w:t>
+      </w:r>
+      <w:proofErr w:type="spellStart"/>
+      <w:r>
+        <w:rPr>
+          <w:rFonts w:ascii="Arial Unicode MS" w:eastAsia="Arial Unicode MS" w:hAnsi="Arial Unicode MS" w:cs="Arial Unicode MS"/>
+          <w:color w:val="191919"/>
+          <w:sz w:val="21"/>
+          <w:szCs w:val="21"/>
+        </w:rPr>
+        <w:t>feature</w:t>
+      </w:r>
+      <w:proofErr w:type="spellEnd"/>
+      <w:r>
+        <w:rPr>
+          <w:rFonts w:ascii="Arial Unicode MS" w:eastAsia="Arial Unicode MS" w:hAnsi="Arial Unicode MS" w:cs="Arial Unicode MS"/>
+          <w:color w:val="191919"/>
+          <w:sz w:val="21"/>
+          <w:szCs w:val="21"/>
+        </w:rPr>
+        <w:t xml:space="preserve"> </w:t>
       </w:r>
       <w:proofErr w:type="spellStart"/>
       <w:r>
@@ -7885,7 +8378,27 @@
           <w:sz w:val="21"/>
           <w:szCs w:val="21"/>
         </w:rPr>
-        <w:t xml:space="preserve">, reducing test </w:t>
+        <w:t xml:space="preserve">, </w:t>
+      </w:r>
+      <w:proofErr w:type="spellStart"/>
+      <w:r>
+        <w:rPr>
+          <w:rFonts w:ascii="Arial Unicode MS" w:eastAsia="Arial Unicode MS" w:hAnsi="Arial Unicode MS" w:cs="Arial Unicode MS"/>
+          <w:color w:val="191919"/>
+          <w:sz w:val="21"/>
+          <w:szCs w:val="21"/>
+        </w:rPr>
+        <w:t>reducing</w:t>
+      </w:r>
+      <w:proofErr w:type="spellEnd"/>
+      <w:r>
+        <w:rPr>
+          <w:rFonts w:ascii="Arial Unicode MS" w:eastAsia="Arial Unicode MS" w:hAnsi="Arial Unicode MS" w:cs="Arial Unicode MS"/>
+          <w:color w:val="191919"/>
+          <w:sz w:val="21"/>
+          <w:szCs w:val="21"/>
+        </w:rPr>
+        <w:t xml:space="preserve"> test </w:t>
       </w:r>
       <w:proofErr w:type="spellStart"/>
       <w:r>
@@ -8039,8 +8552,19 @@
           <w:sz w:val="21"/>
           <w:szCs w:val="21"/>
         </w:rPr>
-        <w:t xml:space="preserve"> features</w:t>
-      </w:r>
+        <w:t xml:space="preserve"> </w:t>
+      </w:r>
+      <w:proofErr w:type="spellStart"/>
+      <w:r>
+        <w:rPr>
+          <w:rFonts w:ascii="Arial Unicode MS" w:eastAsia="Arial Unicode MS" w:hAnsi="Arial Unicode MS" w:cs="Arial Unicode MS"/>
+          <w:color w:val="191919"/>
+          <w:sz w:val="21"/>
+          <w:szCs w:val="21"/>
+        </w:rPr>
+        <w:t>features</w:t>
+      </w:r>
+      <w:proofErr w:type="spellEnd"/>
       <w:r>
         <w:rPr>
           <w:rFonts w:ascii="Arial Unicode MS" w:eastAsia="Arial Unicode MS" w:hAnsi="Arial Unicode MS" w:cs="Arial Unicode MS"/>
@@ -8198,16 +8722,67 @@
           <w:sz w:val="21"/>
           <w:szCs w:val="21"/>
         </w:rPr>
-        <w:t xml:space="preserve"> using VectorCast</w:t>
-      </w:r>
-      <w:r>
-        <w:rPr>
-          <w:rFonts w:ascii="Arial Unicode MS" w:eastAsia="Arial Unicode MS" w:hAnsi="Arial Unicode MS" w:cs="Arial Unicode MS"/>
-          <w:color w:val="191919"/>
-          <w:sz w:val="21"/>
-          <w:szCs w:val="21"/>
-        </w:rPr>
-        <w:t xml:space="preserve">, improving </w:t>
+        <w:t xml:space="preserve"> </w:t>
+      </w:r>
+      <w:proofErr w:type="spellStart"/>
+      <w:r>
+        <w:rPr>
+          <w:rFonts w:ascii="Arial Unicode MS" w:eastAsia="Arial Unicode MS" w:hAnsi="Arial Unicode MS" w:cs="Arial Unicode MS"/>
+          <w:color w:val="191919"/>
+          <w:sz w:val="21"/>
+          <w:szCs w:val="21"/>
+        </w:rPr>
+        <w:t>using</w:t>
+      </w:r>
+      <w:proofErr w:type="spellEnd"/>
+      <w:r>
+        <w:rPr>
+          <w:rFonts w:ascii="Arial Unicode MS" w:eastAsia="Arial Unicode MS" w:hAnsi="Arial Unicode MS" w:cs="Arial Unicode MS"/>
+          <w:color w:val="191919"/>
+          <w:sz w:val="21"/>
+          <w:szCs w:val="21"/>
+        </w:rPr>
+        <w:t xml:space="preserve"> </w:t>
+      </w:r>
+      <w:proofErr w:type="spellStart"/>
+      <w:r>
+        <w:rPr>
+          <w:rFonts w:ascii="Arial Unicode MS" w:eastAsia="Arial Unicode MS" w:hAnsi="Arial Unicode MS" w:cs="Arial Unicode MS"/>
+          <w:color w:val="191919"/>
+          <w:sz w:val="21"/>
+          <w:szCs w:val="21"/>
+        </w:rPr>
+        <w:t>VectorCast</w:t>
+      </w:r>
+      <w:proofErr w:type="spellEnd"/>
+      <w:r>
+        <w:rPr>
+          <w:rFonts w:ascii="Arial Unicode MS" w:eastAsia="Arial Unicode MS" w:hAnsi="Arial Unicode MS" w:cs="Arial Unicode MS"/>
+          <w:color w:val="191919"/>
+          <w:sz w:val="21"/>
+          <w:szCs w:val="21"/>
+        </w:rPr>
+        <w:t xml:space="preserve">, </w:t>
+      </w:r>
+      <w:proofErr w:type="spellStart"/>
+      <w:r>
+        <w:rPr>
+          <w:rFonts w:ascii="Arial Unicode MS" w:eastAsia="Arial Unicode MS" w:hAnsi="Arial Unicode MS" w:cs="Arial Unicode MS"/>
+          <w:color w:val="191919"/>
+          <w:sz w:val="21"/>
+          <w:szCs w:val="21"/>
+        </w:rPr>
+        <w:t>improving</w:t>
+      </w:r>
+      <w:proofErr w:type="spellEnd"/>
+      <w:r>
+        <w:rPr>
+          <w:rFonts w:ascii="Arial Unicode MS" w:eastAsia="Arial Unicode MS" w:hAnsi="Arial Unicode MS" w:cs="Arial Unicode MS"/>
+          <w:color w:val="191919"/>
+          <w:sz w:val="21"/>
+          <w:szCs w:val="21"/>
+        </w:rPr>
+        <w:t xml:space="preserve"> </w:t>
       </w:r>
       <w:r>
         <w:rPr>
@@ -8330,7 +8905,47 @@
           <w:sz w:val="21"/>
           <w:szCs w:val="21"/>
         </w:rPr>
-        <w:t xml:space="preserve"> Definition Language </w:t>
+        <w:t xml:space="preserve"> </w:t>
+      </w:r>
+      <w:proofErr w:type="spellStart"/>
+      <w:r>
+        <w:rPr>
+          <w:rFonts w:ascii="Arial Unicode MS" w:eastAsia="Arial Unicode MS" w:hAnsi="Arial Unicode MS" w:cs="Arial Unicode MS"/>
+          <w:color w:val="191919"/>
+          <w:sz w:val="21"/>
+          <w:szCs w:val="21"/>
+        </w:rPr>
+        <w:t>Definition</w:t>
+      </w:r>
+      <w:proofErr w:type="spellEnd"/>
+      <w:r>
+        <w:rPr>
+          <w:rFonts w:ascii="Arial Unicode MS" w:eastAsia="Arial Unicode MS" w:hAnsi="Arial Unicode MS" w:cs="Arial Unicode MS"/>
+          <w:color w:val="191919"/>
+          <w:sz w:val="21"/>
+          <w:szCs w:val="21"/>
+        </w:rPr>
+        <w:t xml:space="preserve"> </w:t>
+      </w:r>
+      <w:proofErr w:type="spellStart"/>
+      <w:r>
+        <w:rPr>
+          <w:rFonts w:ascii="Arial Unicode MS" w:eastAsia="Arial Unicode MS" w:hAnsi="Arial Unicode MS" w:cs="Arial Unicode MS"/>
+          <w:color w:val="191919"/>
+          <w:sz w:val="21"/>
+          <w:szCs w:val="21"/>
+        </w:rPr>
+        <w:t>Language</w:t>
+      </w:r>
+      <w:proofErr w:type="spellEnd"/>
+      <w:r>
+        <w:rPr>
+          <w:rFonts w:ascii="Arial Unicode MS" w:eastAsia="Arial Unicode MS" w:hAnsi="Arial Unicode MS" w:cs="Arial Unicode MS"/>
+          <w:color w:val="191919"/>
+          <w:sz w:val="21"/>
+          <w:szCs w:val="21"/>
+        </w:rPr>
+        <w:t xml:space="preserve"> </w:t>
       </w:r>
       <w:r>
         <w:rPr>
@@ -8348,8 +8963,19 @@
           <w:sz w:val="21"/>
           <w:szCs w:val="21"/>
         </w:rPr>
-        <w:t>.fidl</w:t>
-      </w:r>
+        <w:t>.</w:t>
+      </w:r>
+      <w:proofErr w:type="spellStart"/>
+      <w:r>
+        <w:rPr>
+          <w:rFonts w:ascii="Arial Unicode MS" w:eastAsia="Arial Unicode MS" w:hAnsi="Arial Unicode MS" w:cs="Arial Unicode MS"/>
+          <w:color w:val="191919"/>
+          <w:sz w:val="21"/>
+          <w:szCs w:val="21"/>
+        </w:rPr>
+        <w:t>fidl</w:t>
+      </w:r>
+      <w:proofErr w:type="spellEnd"/>
       <w:r>
         <w:rPr>
           <w:rFonts w:ascii="Arial Unicode MS" w:eastAsia="Arial Unicode MS" w:hAnsi="Arial Unicode MS" w:cs="Arial Unicode MS"/>
@@ -8545,7 +9171,67 @@
           <w:sz w:val="21"/>
           <w:szCs w:val="21"/>
         </w:rPr>
-        <w:t xml:space="preserve"> ensure alignment with AUTOSAR RTE architecture and project specifications.</w:t>
+        <w:t xml:space="preserve"> </w:t>
+      </w:r>
+      <w:proofErr w:type="spellStart"/>
+      <w:r>
+        <w:rPr>
+          <w:rFonts w:ascii="Arial Unicode MS" w:eastAsia="Arial Unicode MS" w:hAnsi="Arial Unicode MS" w:cs="Arial Unicode MS"/>
+          <w:color w:val="191919"/>
+          <w:sz w:val="21"/>
+          <w:szCs w:val="21"/>
+        </w:rPr>
+        <w:t>ensure</w:t>
+      </w:r>
+      <w:proofErr w:type="spellEnd"/>
+      <w:r>
+        <w:rPr>
+          <w:rFonts w:ascii="Arial Unicode MS" w:eastAsia="Arial Unicode MS" w:hAnsi="Arial Unicode MS" w:cs="Arial Unicode MS"/>
+          <w:color w:val="191919"/>
+          <w:sz w:val="21"/>
+          <w:szCs w:val="21"/>
+        </w:rPr>
+        <w:t xml:space="preserve"> </w:t>
+      </w:r>
+      <w:proofErr w:type="spellStart"/>
+      <w:r>
+        <w:rPr>
+          <w:rFonts w:ascii="Arial Unicode MS" w:eastAsia="Arial Unicode MS" w:hAnsi="Arial Unicode MS" w:cs="Arial Unicode MS"/>
+          <w:color w:val="191919"/>
+          <w:sz w:val="21"/>
+          <w:szCs w:val="21"/>
+        </w:rPr>
+        <w:t>alignment</w:t>
+      </w:r>
+      <w:proofErr w:type="spellEnd"/>
+      <w:r>
+        <w:rPr>
+          <w:rFonts w:ascii="Arial Unicode MS" w:eastAsia="Arial Unicode MS" w:hAnsi="Arial Unicode MS" w:cs="Arial Unicode MS"/>
+          <w:color w:val="191919"/>
+          <w:sz w:val="21"/>
+          <w:szCs w:val="21"/>
+        </w:rPr>
+        <w:t xml:space="preserve"> </w:t>
+      </w:r>
+      <w:proofErr w:type="spellStart"/>
+      <w:r>
+        <w:rPr>
+          <w:rFonts w:ascii="Arial Unicode MS" w:eastAsia="Arial Unicode MS" w:hAnsi="Arial Unicode MS" w:cs="Arial Unicode MS"/>
+          <w:color w:val="191919"/>
+          <w:sz w:val="21"/>
+          <w:szCs w:val="21"/>
+        </w:rPr>
+        <w:t>with</w:t>
+      </w:r>
+      <w:proofErr w:type="spellEnd"/>
+      <w:r>
+        <w:rPr>
+          <w:rFonts w:ascii="Arial Unicode MS" w:eastAsia="Arial Unicode MS" w:hAnsi="Arial Unicode MS" w:cs="Arial Unicode MS"/>
+          <w:color w:val="191919"/>
+          <w:sz w:val="21"/>
+          <w:szCs w:val="21"/>
+        </w:rPr>
+        <w:t xml:space="preserve"> AUTOSAR RTE architecture and project specifications.</w:t>
       </w:r>
     </w:p>
     <w:p>
@@ -9252,14 +9938,45 @@
         </w:rPr>
         <w:t xml:space="preserve"> unit </w:t>
       </w:r>
-      <w:r>
-        <w:rPr>
-          <w:rFonts w:ascii="Arial Unicode MS" w:eastAsia="Arial Unicode MS" w:hAnsi="Arial Unicode MS" w:cs="Arial Unicode MS"/>
-          <w:color w:val="191919"/>
-          <w:sz w:val="21"/>
-          <w:szCs w:val="21"/>
-        </w:rPr>
-        <w:t xml:space="preserve">and integration </w:t>
+      <w:proofErr w:type="spellStart"/>
+      <w:r>
+        <w:rPr>
+          <w:rFonts w:ascii="Arial Unicode MS" w:eastAsia="Arial Unicode MS" w:hAnsi="Arial Unicode MS" w:cs="Arial Unicode MS"/>
+          <w:color w:val="191919"/>
+          <w:sz w:val="21"/>
+          <w:szCs w:val="21"/>
+        </w:rPr>
+        <w:t>and</w:t>
+      </w:r>
+      <w:proofErr w:type="spellEnd"/>
+      <w:r>
+        <w:rPr>
+          <w:rFonts w:ascii="Arial Unicode MS" w:eastAsia="Arial Unicode MS" w:hAnsi="Arial Unicode MS" w:cs="Arial Unicode MS"/>
+          <w:color w:val="191919"/>
+          <w:sz w:val="21"/>
+          <w:szCs w:val="21"/>
+        </w:rPr>
+        <w:t xml:space="preserve"> </w:t>
+      </w:r>
+      <w:proofErr w:type="spellStart"/>
+      <w:r>
+        <w:rPr>
+          <w:rFonts w:ascii="Arial Unicode MS" w:eastAsia="Arial Unicode MS" w:hAnsi="Arial Unicode MS" w:cs="Arial Unicode MS"/>
+          <w:color w:val="191919"/>
+          <w:sz w:val="21"/>
+          <w:szCs w:val="21"/>
+        </w:rPr>
+        <w:t>integration</w:t>
+      </w:r>
+      <w:proofErr w:type="spellEnd"/>
+      <w:r>
+        <w:rPr>
+          <w:rFonts w:ascii="Arial Unicode MS" w:eastAsia="Arial Unicode MS" w:hAnsi="Arial Unicode MS" w:cs="Arial Unicode MS"/>
+          <w:color w:val="191919"/>
+          <w:sz w:val="21"/>
+          <w:szCs w:val="21"/>
+        </w:rPr>
+        <w:t xml:space="preserve"> </w:t>
       </w:r>
       <w:r>
         <w:rPr>
@@ -9541,7 +10258,27 @@
           <w:sz w:val="21"/>
           <w:szCs w:val="21"/>
         </w:rPr>
-        <w:t xml:space="preserve"> including Ford, Renault, Volkswagen, Porsche and Audi as part of the </w:t>
+        <w:t xml:space="preserve"> </w:t>
+      </w:r>
+      <w:proofErr w:type="spellStart"/>
+      <w:r>
+        <w:rPr>
+          <w:rFonts w:ascii="Arial Unicode MS" w:eastAsia="Arial Unicode MS" w:hAnsi="Arial Unicode MS" w:cs="Arial Unicode MS"/>
+          <w:color w:val="191919"/>
+          <w:sz w:val="21"/>
+          <w:szCs w:val="21"/>
+        </w:rPr>
+        <w:t>including</w:t>
+      </w:r>
+      <w:proofErr w:type="spellEnd"/>
+      <w:r>
+        <w:rPr>
+          <w:rFonts w:ascii="Arial Unicode MS" w:eastAsia="Arial Unicode MS" w:hAnsi="Arial Unicode MS" w:cs="Arial Unicode MS"/>
+          <w:color w:val="191919"/>
+          <w:sz w:val="21"/>
+          <w:szCs w:val="21"/>
+        </w:rPr>
+        <w:t xml:space="preserve"> Ford, Renault, Volkswagen, Porsche and Audi as part of the </w:t>
       </w:r>
       <w:r>
         <w:rPr>
@@ -9640,8 +10377,19 @@
           <w:sz w:val="21"/>
           <w:szCs w:val="21"/>
         </w:rPr>
-        <w:t>: CAN communication</w:t>
-      </w:r>
+        <w:t xml:space="preserve">: CAN </w:t>
+      </w:r>
+      <w:proofErr w:type="spellStart"/>
+      <w:r>
+        <w:rPr>
+          <w:rFonts w:ascii="Arial Unicode MS" w:eastAsia="Arial Unicode MS" w:hAnsi="Arial Unicode MS" w:cs="Arial Unicode MS"/>
+          <w:color w:val="191919"/>
+          <w:sz w:val="21"/>
+          <w:szCs w:val="21"/>
+        </w:rPr>
+        <w:t>communication</w:t>
+      </w:r>
+      <w:proofErr w:type="spellEnd"/>
       <w:r>
         <w:rPr>
           <w:rFonts w:ascii="Arial Unicode MS" w:eastAsia="Arial Unicode MS" w:hAnsi="Arial Unicode MS" w:cs="Arial Unicode MS"/>
@@ -9826,16 +10574,16 @@
         <w:rPr>
           <w:rFonts w:ascii="Arial Unicode MS" w:eastAsia="Arial Unicode MS" w:hAnsi="Arial Unicode MS" w:cs="Arial Unicode MS"/>
           <w:color w:val="191919"/>
-          <w:sz w:val="24"/>
-          <w:szCs w:val="24"/>
-        </w:rPr>
-      </w:pPr>
-      <w:r>
-        <w:rPr>
-          <w:rFonts w:ascii="Arial Unicode MS" w:eastAsia="Arial Unicode MS" w:hAnsi="Arial Unicode MS" w:cs="Arial Unicode MS"/>
-          <w:color w:val="191919"/>
-          <w:sz w:val="24"/>
-          <w:szCs w:val="24"/>
+          <w:sz w:val="21"/>
+          <w:szCs w:val="21"/>
+        </w:rPr>
+      </w:pPr>
+      <w:r>
+        <w:rPr>
+          <w:rFonts w:ascii="Arial Unicode MS" w:eastAsia="Arial Unicode MS" w:hAnsi="Arial Unicode MS" w:cs="Arial Unicode MS"/>
+          <w:color w:val="191919"/>
+          <w:sz w:val="21"/>
+          <w:szCs w:val="21"/>
         </w:rPr>
         <w:t xml:space="preserve">* </w:t>
       </w:r>
@@ -9844,8 +10592,8 @@
         <w:rPr>
           <w:rFonts w:ascii="Arial Unicode MS" w:eastAsia="Arial Unicode MS" w:hAnsi="Arial Unicode MS" w:cs="Arial Unicode MS"/>
           <w:color w:val="191919"/>
-          <w:sz w:val="24"/>
-          <w:szCs w:val="24"/>
+          <w:sz w:val="21"/>
+          <w:szCs w:val="21"/>
         </w:rPr>
         <w:t>Master’s</w:t>
       </w:r>
@@ -9854,18 +10602,18 @@
         <w:rPr>
           <w:rFonts w:ascii="Arial Unicode MS" w:eastAsia="Arial Unicode MS" w:hAnsi="Arial Unicode MS" w:cs="Arial Unicode MS"/>
           <w:color w:val="191919"/>
-          <w:sz w:val="24"/>
-          <w:szCs w:val="24"/>
-        </w:rPr>
-        <w:t xml:space="preserve"> </w:t>
-      </w:r>
-      <w:proofErr w:type="spellStart"/>
-      <w:r>
-        <w:rPr>
-          <w:rFonts w:ascii="Arial Unicode MS" w:eastAsia="Arial Unicode MS" w:hAnsi="Arial Unicode MS" w:cs="Arial Unicode MS"/>
-          <w:color w:val="191919"/>
-          <w:sz w:val="24"/>
-          <w:szCs w:val="24"/>
+          <w:sz w:val="21"/>
+          <w:szCs w:val="21"/>
+        </w:rPr>
+        <w:t xml:space="preserve"> </w:t>
+      </w:r>
+      <w:proofErr w:type="spellStart"/>
+      <w:r>
+        <w:rPr>
+          <w:rFonts w:ascii="Arial Unicode MS" w:eastAsia="Arial Unicode MS" w:hAnsi="Arial Unicode MS" w:cs="Arial Unicode MS"/>
+          <w:color w:val="191919"/>
+          <w:sz w:val="21"/>
+          <w:szCs w:val="21"/>
         </w:rPr>
         <w:t>Degree</w:t>
       </w:r>
@@ -9874,8 +10622,8 @@
         <w:rPr>
           <w:rFonts w:ascii="Arial Unicode MS" w:eastAsia="Arial Unicode MS" w:hAnsi="Arial Unicode MS" w:cs="Arial Unicode MS"/>
           <w:color w:val="191919"/>
-          <w:sz w:val="24"/>
-          <w:szCs w:val="24"/>
+          <w:sz w:val="21"/>
+          <w:szCs w:val="21"/>
         </w:rPr>
         <w:t xml:space="preserve">, </w:t>
       </w:r>
@@ -9884,8 +10632,8 @@
         <w:rPr>
           <w:rFonts w:ascii="Arial Unicode MS" w:eastAsia="Arial Unicode MS" w:hAnsi="Arial Unicode MS" w:cs="Arial Unicode MS"/>
           <w:color w:val="191919"/>
-          <w:sz w:val="24"/>
-          <w:szCs w:val="24"/>
+          <w:sz w:val="21"/>
+          <w:szCs w:val="21"/>
         </w:rPr>
         <w:t>Telecommunication</w:t>
       </w:r>
@@ -9894,18 +10642,18 @@
         <w:rPr>
           <w:rFonts w:ascii="Arial Unicode MS" w:eastAsia="Arial Unicode MS" w:hAnsi="Arial Unicode MS" w:cs="Arial Unicode MS"/>
           <w:color w:val="191919"/>
-          <w:sz w:val="24"/>
-          <w:szCs w:val="24"/>
-        </w:rPr>
-        <w:t xml:space="preserve"> </w:t>
-      </w:r>
-      <w:proofErr w:type="spellStart"/>
-      <w:r>
-        <w:rPr>
-          <w:rFonts w:ascii="Arial Unicode MS" w:eastAsia="Arial Unicode MS" w:hAnsi="Arial Unicode MS" w:cs="Arial Unicode MS"/>
-          <w:color w:val="191919"/>
-          <w:sz w:val="24"/>
-          <w:szCs w:val="24"/>
+          <w:sz w:val="21"/>
+          <w:szCs w:val="21"/>
+        </w:rPr>
+        <w:t xml:space="preserve"> </w:t>
+      </w:r>
+      <w:proofErr w:type="spellStart"/>
+      <w:r>
+        <w:rPr>
+          <w:rFonts w:ascii="Arial Unicode MS" w:eastAsia="Arial Unicode MS" w:hAnsi="Arial Unicode MS" w:cs="Arial Unicode MS"/>
+          <w:color w:val="191919"/>
+          <w:sz w:val="21"/>
+          <w:szCs w:val="21"/>
         </w:rPr>
         <w:t>Networks</w:t>
       </w:r>
@@ -9914,8 +10662,8 @@
         <w:rPr>
           <w:rFonts w:ascii="Arial Unicode MS" w:eastAsia="Arial Unicode MS" w:hAnsi="Arial Unicode MS" w:cs="Arial Unicode MS"/>
           <w:color w:val="191919"/>
-          <w:sz w:val="24"/>
-          <w:szCs w:val="24"/>
+          <w:sz w:val="21"/>
+          <w:szCs w:val="21"/>
         </w:rPr>
         <w:t xml:space="preserve"> | (2009 - 2011)</w:t>
       </w:r>
@@ -9928,16 +10676,16 @@
         <w:rPr>
           <w:rFonts w:ascii="Arial Unicode MS" w:eastAsia="Arial Unicode MS" w:hAnsi="Arial Unicode MS" w:cs="Arial Unicode MS"/>
           <w:color w:val="191919"/>
-          <w:sz w:val="24"/>
-          <w:szCs w:val="24"/>
-        </w:rPr>
-      </w:pPr>
-      <w:r>
-        <w:rPr>
-          <w:rFonts w:ascii="Arial Unicode MS" w:eastAsia="Arial Unicode MS" w:hAnsi="Arial Unicode MS" w:cs="Arial Unicode MS"/>
-          <w:color w:val="191919"/>
-          <w:sz w:val="24"/>
-          <w:szCs w:val="24"/>
+          <w:sz w:val="21"/>
+          <w:szCs w:val="21"/>
+        </w:rPr>
+      </w:pPr>
+      <w:r>
+        <w:rPr>
+          <w:rFonts w:ascii="Arial Unicode MS" w:eastAsia="Arial Unicode MS" w:hAnsi="Arial Unicode MS" w:cs="Arial Unicode MS"/>
+          <w:color w:val="191919"/>
+          <w:sz w:val="21"/>
+          <w:szCs w:val="21"/>
         </w:rPr>
         <w:t xml:space="preserve">   </w:t>
       </w:r>
@@ -9946,8 +10694,8 @@
         <w:rPr>
           <w:rFonts w:ascii="Arial Unicode MS" w:eastAsia="Arial Unicode MS" w:hAnsi="Arial Unicode MS" w:cs="Arial Unicode MS"/>
           <w:color w:val="191919"/>
-          <w:sz w:val="24"/>
-          <w:szCs w:val="24"/>
+          <w:sz w:val="21"/>
+          <w:szCs w:val="21"/>
         </w:rPr>
         <w:t>Faculty</w:t>
       </w:r>
@@ -9956,8 +10704,8 @@
         <w:rPr>
           <w:rFonts w:ascii="Arial Unicode MS" w:eastAsia="Arial Unicode MS" w:hAnsi="Arial Unicode MS" w:cs="Arial Unicode MS"/>
           <w:color w:val="191919"/>
-          <w:sz w:val="24"/>
-          <w:szCs w:val="24"/>
+          <w:sz w:val="21"/>
+          <w:szCs w:val="21"/>
         </w:rPr>
         <w:t xml:space="preserve"> of Electronics, Telecommunications </w:t>
       </w:r>
@@ -9966,8 +10714,8 @@
         <w:rPr>
           <w:rFonts w:ascii="Arial Unicode MS" w:eastAsia="Arial Unicode MS" w:hAnsi="Arial Unicode MS" w:cs="Arial Unicode MS"/>
           <w:color w:val="191919"/>
-          <w:sz w:val="24"/>
-          <w:szCs w:val="24"/>
+          <w:sz w:val="21"/>
+          <w:szCs w:val="21"/>
         </w:rPr>
         <w:t>and</w:t>
       </w:r>
@@ -9976,8 +10724,8 @@
         <w:rPr>
           <w:rFonts w:ascii="Arial Unicode MS" w:eastAsia="Arial Unicode MS" w:hAnsi="Arial Unicode MS" w:cs="Arial Unicode MS"/>
           <w:color w:val="191919"/>
-          <w:sz w:val="24"/>
-          <w:szCs w:val="24"/>
+          <w:sz w:val="21"/>
+          <w:szCs w:val="21"/>
         </w:rPr>
         <w:t xml:space="preserve"> Information Technology, Iași, Romania</w:t>
       </w:r>
@@ -9990,16 +10738,16 @@
         <w:rPr>
           <w:rFonts w:ascii="Arial Unicode MS" w:eastAsia="Arial Unicode MS" w:hAnsi="Arial Unicode MS" w:cs="Arial Unicode MS"/>
           <w:color w:val="191919"/>
-          <w:sz w:val="24"/>
-          <w:szCs w:val="24"/>
-        </w:rPr>
-      </w:pPr>
-      <w:r>
-        <w:rPr>
-          <w:rFonts w:ascii="Arial Unicode MS" w:eastAsia="Arial Unicode MS" w:hAnsi="Arial Unicode MS" w:cs="Arial Unicode MS"/>
-          <w:color w:val="191919"/>
-          <w:sz w:val="24"/>
-          <w:szCs w:val="24"/>
+          <w:sz w:val="21"/>
+          <w:szCs w:val="21"/>
+        </w:rPr>
+      </w:pPr>
+      <w:r>
+        <w:rPr>
+          <w:rFonts w:ascii="Arial Unicode MS" w:eastAsia="Arial Unicode MS" w:hAnsi="Arial Unicode MS" w:cs="Arial Unicode MS"/>
+          <w:color w:val="191919"/>
+          <w:sz w:val="21"/>
+          <w:szCs w:val="21"/>
         </w:rPr>
         <w:t xml:space="preserve">* </w:t>
       </w:r>
@@ -10008,8 +10756,8 @@
         <w:rPr>
           <w:rFonts w:ascii="Arial Unicode MS" w:eastAsia="Arial Unicode MS" w:hAnsi="Arial Unicode MS" w:cs="Arial Unicode MS"/>
           <w:color w:val="191919"/>
-          <w:sz w:val="24"/>
-          <w:szCs w:val="24"/>
+          <w:sz w:val="21"/>
+          <w:szCs w:val="21"/>
         </w:rPr>
         <w:t>Bachelor’s</w:t>
       </w:r>
@@ -10018,18 +10766,18 @@
         <w:rPr>
           <w:rFonts w:ascii="Arial Unicode MS" w:eastAsia="Arial Unicode MS" w:hAnsi="Arial Unicode MS" w:cs="Arial Unicode MS"/>
           <w:color w:val="191919"/>
-          <w:sz w:val="24"/>
-          <w:szCs w:val="24"/>
-        </w:rPr>
-        <w:t xml:space="preserve"> </w:t>
-      </w:r>
-      <w:proofErr w:type="spellStart"/>
-      <w:r>
-        <w:rPr>
-          <w:rFonts w:ascii="Arial Unicode MS" w:eastAsia="Arial Unicode MS" w:hAnsi="Arial Unicode MS" w:cs="Arial Unicode MS"/>
-          <w:color w:val="191919"/>
-          <w:sz w:val="24"/>
-          <w:szCs w:val="24"/>
+          <w:sz w:val="21"/>
+          <w:szCs w:val="21"/>
+        </w:rPr>
+        <w:t xml:space="preserve"> </w:t>
+      </w:r>
+      <w:proofErr w:type="spellStart"/>
+      <w:r>
+        <w:rPr>
+          <w:rFonts w:ascii="Arial Unicode MS" w:eastAsia="Arial Unicode MS" w:hAnsi="Arial Unicode MS" w:cs="Arial Unicode MS"/>
+          <w:color w:val="191919"/>
+          <w:sz w:val="21"/>
+          <w:szCs w:val="21"/>
         </w:rPr>
         <w:t>Degree</w:t>
       </w:r>
@@ -10038,8 +10786,8 @@
         <w:rPr>
           <w:rFonts w:ascii="Arial Unicode MS" w:eastAsia="Arial Unicode MS" w:hAnsi="Arial Unicode MS" w:cs="Arial Unicode MS"/>
           <w:color w:val="191919"/>
-          <w:sz w:val="24"/>
-          <w:szCs w:val="24"/>
+          <w:sz w:val="21"/>
+          <w:szCs w:val="21"/>
         </w:rPr>
         <w:t>, Information Technology | (2005 - 2009)</w:t>
       </w:r>
@@ -10052,16 +10800,16 @@
         <w:rPr>
           <w:rFonts w:ascii="Arial Unicode MS" w:eastAsia="Arial Unicode MS" w:hAnsi="Arial Unicode MS" w:cs="Arial Unicode MS"/>
           <w:color w:val="191919"/>
-          <w:sz w:val="24"/>
-          <w:szCs w:val="24"/>
-        </w:rPr>
-      </w:pPr>
-      <w:r>
-        <w:rPr>
-          <w:rFonts w:ascii="Arial Unicode MS" w:eastAsia="Arial Unicode MS" w:hAnsi="Arial Unicode MS" w:cs="Arial Unicode MS"/>
-          <w:color w:val="191919"/>
-          <w:sz w:val="24"/>
-          <w:szCs w:val="24"/>
+          <w:sz w:val="21"/>
+          <w:szCs w:val="21"/>
+        </w:rPr>
+      </w:pPr>
+      <w:r>
+        <w:rPr>
+          <w:rFonts w:ascii="Arial Unicode MS" w:eastAsia="Arial Unicode MS" w:hAnsi="Arial Unicode MS" w:cs="Arial Unicode MS"/>
+          <w:color w:val="191919"/>
+          <w:sz w:val="21"/>
+          <w:szCs w:val="21"/>
         </w:rPr>
         <w:t xml:space="preserve">   </w:t>
       </w:r>
@@ -10070,8 +10818,8 @@
         <w:rPr>
           <w:rFonts w:ascii="Arial Unicode MS" w:eastAsia="Arial Unicode MS" w:hAnsi="Arial Unicode MS" w:cs="Arial Unicode MS"/>
           <w:color w:val="191919"/>
-          <w:sz w:val="24"/>
-          <w:szCs w:val="24"/>
+          <w:sz w:val="21"/>
+          <w:szCs w:val="21"/>
         </w:rPr>
         <w:t>Faculty</w:t>
       </w:r>
@@ -10080,8 +10828,8 @@
         <w:rPr>
           <w:rFonts w:ascii="Arial Unicode MS" w:eastAsia="Arial Unicode MS" w:hAnsi="Arial Unicode MS" w:cs="Arial Unicode MS"/>
           <w:color w:val="191919"/>
-          <w:sz w:val="24"/>
-          <w:szCs w:val="24"/>
+          <w:sz w:val="21"/>
+          <w:szCs w:val="21"/>
         </w:rPr>
         <w:t xml:space="preserve"> of Automatic Control </w:t>
       </w:r>
@@ -10090,8 +10838,8 @@
         <w:rPr>
           <w:rFonts w:ascii="Arial Unicode MS" w:eastAsia="Arial Unicode MS" w:hAnsi="Arial Unicode MS" w:cs="Arial Unicode MS"/>
           <w:color w:val="191919"/>
-          <w:sz w:val="24"/>
-          <w:szCs w:val="24"/>
+          <w:sz w:val="21"/>
+          <w:szCs w:val="21"/>
         </w:rPr>
         <w:t>and</w:t>
       </w:r>
@@ -10100,8 +10848,8 @@
         <w:rPr>
           <w:rFonts w:ascii="Arial Unicode MS" w:eastAsia="Arial Unicode MS" w:hAnsi="Arial Unicode MS" w:cs="Arial Unicode MS"/>
           <w:color w:val="191919"/>
-          <w:sz w:val="24"/>
-          <w:szCs w:val="24"/>
+          <w:sz w:val="21"/>
+          <w:szCs w:val="21"/>
         </w:rPr>
         <w:t xml:space="preserve"> Computer Engineering, "</w:t>
       </w:r>
@@ -10110,8 +10858,8 @@
         <w:rPr>
           <w:rFonts w:ascii="Arial Unicode MS" w:eastAsia="Arial Unicode MS" w:hAnsi="Arial Unicode MS" w:cs="Arial Unicode MS"/>
           <w:color w:val="191919"/>
-          <w:sz w:val="24"/>
-          <w:szCs w:val="24"/>
+          <w:sz w:val="21"/>
+          <w:szCs w:val="21"/>
         </w:rPr>
         <w:t>Gh.Asachi</w:t>
       </w:r>
@@ -10120,8 +10868,8 @@
         <w:rPr>
           <w:rFonts w:ascii="Arial Unicode MS" w:eastAsia="Arial Unicode MS" w:hAnsi="Arial Unicode MS" w:cs="Arial Unicode MS"/>
           <w:color w:val="191919"/>
-          <w:sz w:val="24"/>
-          <w:szCs w:val="24"/>
+          <w:sz w:val="21"/>
+          <w:szCs w:val="21"/>
         </w:rPr>
         <w:t>" University, Iași, Romania</w:t>
       </w:r>
@@ -10134,16 +10882,16 @@
         <w:rPr>
           <w:rFonts w:ascii="Arial Unicode MS" w:eastAsia="Arial Unicode MS" w:hAnsi="Arial Unicode MS" w:cs="Arial Unicode MS"/>
           <w:color w:val="191919"/>
-          <w:sz w:val="24"/>
-          <w:szCs w:val="24"/>
-        </w:rPr>
-      </w:pPr>
-      <w:r>
-        <w:rPr>
-          <w:rFonts w:ascii="Arial Unicode MS" w:eastAsia="Arial Unicode MS" w:hAnsi="Arial Unicode MS" w:cs="Arial Unicode MS"/>
-          <w:color w:val="191919"/>
-          <w:sz w:val="24"/>
-          <w:szCs w:val="24"/>
+          <w:sz w:val="21"/>
+          <w:szCs w:val="21"/>
+        </w:rPr>
+      </w:pPr>
+      <w:r>
+        <w:rPr>
+          <w:rFonts w:ascii="Arial Unicode MS" w:eastAsia="Arial Unicode MS" w:hAnsi="Arial Unicode MS" w:cs="Arial Unicode MS"/>
+          <w:color w:val="191919"/>
+          <w:sz w:val="21"/>
+          <w:szCs w:val="21"/>
         </w:rPr>
         <w:t xml:space="preserve"> * </w:t>
       </w:r>
@@ -10152,8 +10900,8 @@
         <w:rPr>
           <w:rFonts w:ascii="Arial Unicode MS" w:eastAsia="Arial Unicode MS" w:hAnsi="Arial Unicode MS" w:cs="Arial Unicode MS"/>
           <w:color w:val="191919"/>
-          <w:sz w:val="24"/>
-          <w:szCs w:val="24"/>
+          <w:sz w:val="21"/>
+          <w:szCs w:val="21"/>
         </w:rPr>
         <w:t>Bachelor’s</w:t>
       </w:r>
@@ -10162,18 +10910,18 @@
         <w:rPr>
           <w:rFonts w:ascii="Arial Unicode MS" w:eastAsia="Arial Unicode MS" w:hAnsi="Arial Unicode MS" w:cs="Arial Unicode MS"/>
           <w:color w:val="191919"/>
-          <w:sz w:val="24"/>
-          <w:szCs w:val="24"/>
-        </w:rPr>
-        <w:t xml:space="preserve"> </w:t>
-      </w:r>
-      <w:proofErr w:type="spellStart"/>
-      <w:r>
-        <w:rPr>
-          <w:rFonts w:ascii="Arial Unicode MS" w:eastAsia="Arial Unicode MS" w:hAnsi="Arial Unicode MS" w:cs="Arial Unicode MS"/>
-          <w:color w:val="191919"/>
-          <w:sz w:val="24"/>
-          <w:szCs w:val="24"/>
+          <w:sz w:val="21"/>
+          <w:szCs w:val="21"/>
+        </w:rPr>
+        <w:t xml:space="preserve"> </w:t>
+      </w:r>
+      <w:proofErr w:type="spellStart"/>
+      <w:r>
+        <w:rPr>
+          <w:rFonts w:ascii="Arial Unicode MS" w:eastAsia="Arial Unicode MS" w:hAnsi="Arial Unicode MS" w:cs="Arial Unicode MS"/>
+          <w:color w:val="191919"/>
+          <w:sz w:val="21"/>
+          <w:szCs w:val="21"/>
         </w:rPr>
         <w:t>Degree</w:t>
       </w:r>
@@ -10182,8 +10930,8 @@
         <w:rPr>
           <w:rFonts w:ascii="Arial Unicode MS" w:eastAsia="Arial Unicode MS" w:hAnsi="Arial Unicode MS" w:cs="Arial Unicode MS"/>
           <w:color w:val="191919"/>
-          <w:sz w:val="24"/>
-          <w:szCs w:val="24"/>
+          <w:sz w:val="21"/>
+          <w:szCs w:val="21"/>
         </w:rPr>
         <w:t xml:space="preserve">, </w:t>
       </w:r>
@@ -10192,8 +10940,8 @@
         <w:rPr>
           <w:rFonts w:ascii="Arial Unicode MS" w:eastAsia="Arial Unicode MS" w:hAnsi="Arial Unicode MS" w:cs="Arial Unicode MS"/>
           <w:color w:val="191919"/>
-          <w:sz w:val="24"/>
-          <w:szCs w:val="24"/>
+          <w:sz w:val="21"/>
+          <w:szCs w:val="21"/>
         </w:rPr>
         <w:t>Economics</w:t>
       </w:r>
@@ -10202,18 +10950,18 @@
         <w:rPr>
           <w:rFonts w:ascii="Arial Unicode MS" w:eastAsia="Arial Unicode MS" w:hAnsi="Arial Unicode MS" w:cs="Arial Unicode MS"/>
           <w:color w:val="191919"/>
-          <w:sz w:val="24"/>
-          <w:szCs w:val="24"/>
-        </w:rPr>
-        <w:t xml:space="preserve"> </w:t>
-      </w:r>
-      <w:proofErr w:type="spellStart"/>
-      <w:r>
-        <w:rPr>
-          <w:rFonts w:ascii="Arial Unicode MS" w:eastAsia="Arial Unicode MS" w:hAnsi="Arial Unicode MS" w:cs="Arial Unicode MS"/>
-          <w:color w:val="191919"/>
-          <w:sz w:val="24"/>
-          <w:szCs w:val="24"/>
+          <w:sz w:val="21"/>
+          <w:szCs w:val="21"/>
+        </w:rPr>
+        <w:t xml:space="preserve"> </w:t>
+      </w:r>
+      <w:proofErr w:type="spellStart"/>
+      <w:r>
+        <w:rPr>
+          <w:rFonts w:ascii="Arial Unicode MS" w:eastAsia="Arial Unicode MS" w:hAnsi="Arial Unicode MS" w:cs="Arial Unicode MS"/>
+          <w:color w:val="191919"/>
+          <w:sz w:val="21"/>
+          <w:szCs w:val="21"/>
         </w:rPr>
         <w:t>and</w:t>
       </w:r>
@@ -10222,8 +10970,8 @@
         <w:rPr>
           <w:rFonts w:ascii="Arial Unicode MS" w:eastAsia="Arial Unicode MS" w:hAnsi="Arial Unicode MS" w:cs="Arial Unicode MS"/>
           <w:color w:val="191919"/>
-          <w:sz w:val="24"/>
-          <w:szCs w:val="24"/>
+          <w:sz w:val="21"/>
+          <w:szCs w:val="21"/>
         </w:rPr>
         <w:t xml:space="preserve"> Management | (2007 - 2010)</w:t>
       </w:r>
@@ -10236,16 +10984,16 @@
         <w:rPr>
           <w:rFonts w:ascii="Arial Unicode MS" w:eastAsia="Arial Unicode MS" w:hAnsi="Arial Unicode MS" w:cs="Arial Unicode MS"/>
           <w:color w:val="191919"/>
-          <w:sz w:val="24"/>
-          <w:szCs w:val="24"/>
-        </w:rPr>
-      </w:pPr>
-      <w:r>
-        <w:rPr>
-          <w:rFonts w:ascii="Arial Unicode MS" w:eastAsia="Arial Unicode MS" w:hAnsi="Arial Unicode MS" w:cs="Arial Unicode MS"/>
-          <w:color w:val="191919"/>
-          <w:sz w:val="24"/>
-          <w:szCs w:val="24"/>
+          <w:sz w:val="21"/>
+          <w:szCs w:val="21"/>
+        </w:rPr>
+      </w:pPr>
+      <w:r>
+        <w:rPr>
+          <w:rFonts w:ascii="Arial Unicode MS" w:eastAsia="Arial Unicode MS" w:hAnsi="Arial Unicode MS" w:cs="Arial Unicode MS"/>
+          <w:color w:val="191919"/>
+          <w:sz w:val="21"/>
+          <w:szCs w:val="21"/>
         </w:rPr>
         <w:t xml:space="preserve">    "</w:t>
       </w:r>
@@ -10254,8 +11002,8 @@
         <w:rPr>
           <w:rFonts w:ascii="Arial Unicode MS" w:eastAsia="Arial Unicode MS" w:hAnsi="Arial Unicode MS" w:cs="Arial Unicode MS"/>
           <w:color w:val="191919"/>
-          <w:sz w:val="24"/>
-          <w:szCs w:val="24"/>
+          <w:sz w:val="21"/>
+          <w:szCs w:val="21"/>
         </w:rPr>
         <w:t>Al.I.Cuza</w:t>
       </w:r>
@@ -10264,8 +11012,8 @@
         <w:rPr>
           <w:rFonts w:ascii="Arial Unicode MS" w:eastAsia="Arial Unicode MS" w:hAnsi="Arial Unicode MS" w:cs="Arial Unicode MS"/>
           <w:color w:val="191919"/>
-          <w:sz w:val="24"/>
-          <w:szCs w:val="24"/>
+          <w:sz w:val="21"/>
+          <w:szCs w:val="21"/>
         </w:rPr>
         <w:t>" University, Iași, Romania</w:t>
       </w:r>
@@ -10333,35 +11081,26 @@
         <w:rPr>
           <w:rFonts w:ascii="Arial Unicode MS" w:eastAsia="Arial Unicode MS" w:hAnsi="Arial Unicode MS" w:cs="Arial Unicode MS"/>
           <w:color w:val="191919"/>
-          <w:sz w:val="24"/>
-          <w:szCs w:val="24"/>
-        </w:rPr>
-      </w:pPr>
-      <w:r>
-        <w:rPr>
-          <w:rFonts w:ascii="Arial Unicode MS" w:eastAsia="Arial Unicode MS" w:hAnsi="Arial Unicode MS" w:cs="Arial Unicode MS"/>
-          <w:color w:val="191919"/>
-          <w:sz w:val="24"/>
-          <w:szCs w:val="24"/>
-        </w:rPr>
-        <w:t xml:space="preserve">* </w:t>
-      </w:r>
-      <w:r>
-        <w:rPr>
-          <w:rFonts w:ascii="Arial Unicode MS" w:eastAsia="Arial Unicode MS" w:hAnsi="Arial Unicode MS" w:cs="Arial Unicode MS"/>
-          <w:color w:val="191919"/>
-          <w:sz w:val="24"/>
-          <w:szCs w:val="24"/>
-        </w:rPr>
-        <w:t xml:space="preserve">The </w:t>
-      </w:r>
-      <w:proofErr w:type="spellStart"/>
-      <w:r>
-        <w:rPr>
-          <w:rFonts w:ascii="Arial Unicode MS" w:eastAsia="Arial Unicode MS" w:hAnsi="Arial Unicode MS" w:cs="Arial Unicode MS"/>
-          <w:color w:val="191919"/>
-          <w:sz w:val="24"/>
-          <w:szCs w:val="24"/>
+          <w:sz w:val="21"/>
+          <w:szCs w:val="21"/>
+        </w:rPr>
+      </w:pPr>
+      <w:r>
+        <w:rPr>
+          <w:rFonts w:ascii="Arial Unicode MS" w:eastAsia="Arial Unicode MS" w:hAnsi="Arial Unicode MS" w:cs="Arial Unicode MS"/>
+          <w:color w:val="191919"/>
+          <w:sz w:val="21"/>
+          <w:szCs w:val="21"/>
+        </w:rPr>
+        <w:t xml:space="preserve">* The </w:t>
+      </w:r>
+      <w:proofErr w:type="spellStart"/>
+      <w:r>
+        <w:rPr>
+          <w:rFonts w:ascii="Arial Unicode MS" w:eastAsia="Arial Unicode MS" w:hAnsi="Arial Unicode MS" w:cs="Arial Unicode MS"/>
+          <w:color w:val="191919"/>
+          <w:sz w:val="21"/>
+          <w:szCs w:val="21"/>
         </w:rPr>
         <w:t>Bits</w:t>
       </w:r>
@@ -10370,18 +11109,18 @@
         <w:rPr>
           <w:rFonts w:ascii="Arial Unicode MS" w:eastAsia="Arial Unicode MS" w:hAnsi="Arial Unicode MS" w:cs="Arial Unicode MS"/>
           <w:color w:val="191919"/>
-          <w:sz w:val="24"/>
-          <w:szCs w:val="24"/>
-        </w:rPr>
-        <w:t xml:space="preserve"> </w:t>
-      </w:r>
-      <w:proofErr w:type="spellStart"/>
-      <w:r>
-        <w:rPr>
-          <w:rFonts w:ascii="Arial Unicode MS" w:eastAsia="Arial Unicode MS" w:hAnsi="Arial Unicode MS" w:cs="Arial Unicode MS"/>
-          <w:color w:val="191919"/>
-          <w:sz w:val="24"/>
-          <w:szCs w:val="24"/>
+          <w:sz w:val="21"/>
+          <w:szCs w:val="21"/>
+        </w:rPr>
+        <w:t xml:space="preserve"> </w:t>
+      </w:r>
+      <w:proofErr w:type="spellStart"/>
+      <w:r>
+        <w:rPr>
+          <w:rFonts w:ascii="Arial Unicode MS" w:eastAsia="Arial Unicode MS" w:hAnsi="Arial Unicode MS" w:cs="Arial Unicode MS"/>
+          <w:color w:val="191919"/>
+          <w:sz w:val="21"/>
+          <w:szCs w:val="21"/>
         </w:rPr>
         <w:t>and</w:t>
       </w:r>
@@ -10390,18 +11129,18 @@
         <w:rPr>
           <w:rFonts w:ascii="Arial Unicode MS" w:eastAsia="Arial Unicode MS" w:hAnsi="Arial Unicode MS" w:cs="Arial Unicode MS"/>
           <w:color w:val="191919"/>
-          <w:sz w:val="24"/>
-          <w:szCs w:val="24"/>
-        </w:rPr>
-        <w:t xml:space="preserve"> </w:t>
-      </w:r>
-      <w:proofErr w:type="spellStart"/>
-      <w:r>
-        <w:rPr>
-          <w:rFonts w:ascii="Arial Unicode MS" w:eastAsia="Arial Unicode MS" w:hAnsi="Arial Unicode MS" w:cs="Arial Unicode MS"/>
-          <w:color w:val="191919"/>
-          <w:sz w:val="24"/>
-          <w:szCs w:val="24"/>
+          <w:sz w:val="21"/>
+          <w:szCs w:val="21"/>
+        </w:rPr>
+        <w:t xml:space="preserve"> </w:t>
+      </w:r>
+      <w:proofErr w:type="spellStart"/>
+      <w:r>
+        <w:rPr>
+          <w:rFonts w:ascii="Arial Unicode MS" w:eastAsia="Arial Unicode MS" w:hAnsi="Arial Unicode MS" w:cs="Arial Unicode MS"/>
+          <w:color w:val="191919"/>
+          <w:sz w:val="21"/>
+          <w:szCs w:val="21"/>
         </w:rPr>
         <w:t>Bytes</w:t>
       </w:r>
@@ -10410,8 +11149,8 @@
         <w:rPr>
           <w:rFonts w:ascii="Arial Unicode MS" w:eastAsia="Arial Unicode MS" w:hAnsi="Arial Unicode MS" w:cs="Arial Unicode MS"/>
           <w:color w:val="191919"/>
-          <w:sz w:val="24"/>
-          <w:szCs w:val="24"/>
+          <w:sz w:val="21"/>
+          <w:szCs w:val="21"/>
         </w:rPr>
         <w:t xml:space="preserve"> of Computer </w:t>
       </w:r>
@@ -10420,8 +11159,8 @@
         <w:rPr>
           <w:rFonts w:ascii="Arial Unicode MS" w:eastAsia="Arial Unicode MS" w:hAnsi="Arial Unicode MS" w:cs="Arial Unicode MS"/>
           <w:color w:val="191919"/>
-          <w:sz w:val="24"/>
-          <w:szCs w:val="24"/>
+          <w:sz w:val="21"/>
+          <w:szCs w:val="21"/>
         </w:rPr>
         <w:t>Networking</w:t>
       </w:r>
@@ -10434,16 +11173,16 @@
         <w:rPr>
           <w:rFonts w:ascii="Arial Unicode MS" w:eastAsia="Arial Unicode MS" w:hAnsi="Arial Unicode MS" w:cs="Arial Unicode MS"/>
           <w:color w:val="191919"/>
-          <w:sz w:val="24"/>
-          <w:szCs w:val="24"/>
-        </w:rPr>
-      </w:pPr>
-      <w:r>
-        <w:rPr>
-          <w:rFonts w:ascii="Arial Unicode MS" w:eastAsia="Arial Unicode MS" w:hAnsi="Arial Unicode MS" w:cs="Arial Unicode MS"/>
-          <w:color w:val="191919"/>
-          <w:sz w:val="24"/>
-          <w:szCs w:val="24"/>
+          <w:sz w:val="21"/>
+          <w:szCs w:val="21"/>
+        </w:rPr>
+      </w:pPr>
+      <w:r>
+        <w:rPr>
+          <w:rFonts w:ascii="Arial Unicode MS" w:eastAsia="Arial Unicode MS" w:hAnsi="Arial Unicode MS" w:cs="Arial Unicode MS"/>
+          <w:color w:val="191919"/>
+          <w:sz w:val="21"/>
+          <w:szCs w:val="21"/>
         </w:rPr>
         <w:t xml:space="preserve">* </w:t>
       </w:r>
@@ -10452,8 +11191,8 @@
         <w:rPr>
           <w:rFonts w:ascii="Arial Unicode MS" w:eastAsia="Arial Unicode MS" w:hAnsi="Arial Unicode MS" w:cs="Arial Unicode MS"/>
           <w:color w:val="191919"/>
-          <w:sz w:val="24"/>
-          <w:szCs w:val="24"/>
+          <w:sz w:val="21"/>
+          <w:szCs w:val="21"/>
         </w:rPr>
         <w:t>Responsive</w:t>
       </w:r>
@@ -10462,8 +11201,8 @@
         <w:rPr>
           <w:rFonts w:ascii="Arial Unicode MS" w:eastAsia="Arial Unicode MS" w:hAnsi="Arial Unicode MS" w:cs="Arial Unicode MS"/>
           <w:color w:val="191919"/>
-          <w:sz w:val="24"/>
-          <w:szCs w:val="24"/>
+          <w:sz w:val="21"/>
+          <w:szCs w:val="21"/>
         </w:rPr>
         <w:t xml:space="preserve"> Web Design</w:t>
       </w:r>
@@ -10475,16 +11214,16 @@
         <w:rPr>
           <w:rFonts w:ascii="Arial Unicode MS" w:eastAsia="Arial Unicode MS" w:hAnsi="Arial Unicode MS" w:cs="Arial Unicode MS"/>
           <w:color w:val="191919"/>
-          <w:sz w:val="24"/>
-          <w:szCs w:val="24"/>
-        </w:rPr>
-      </w:pPr>
-      <w:r>
-        <w:rPr>
-          <w:rFonts w:ascii="Arial Unicode MS" w:eastAsia="Arial Unicode MS" w:hAnsi="Arial Unicode MS" w:cs="Arial Unicode MS"/>
-          <w:color w:val="191919"/>
-          <w:sz w:val="24"/>
-          <w:szCs w:val="24"/>
+          <w:sz w:val="21"/>
+          <w:szCs w:val="21"/>
+        </w:rPr>
+      </w:pPr>
+      <w:r>
+        <w:rPr>
+          <w:rFonts w:ascii="Arial Unicode MS" w:eastAsia="Arial Unicode MS" w:hAnsi="Arial Unicode MS" w:cs="Arial Unicode MS"/>
+          <w:color w:val="191919"/>
+          <w:sz w:val="21"/>
+          <w:szCs w:val="21"/>
         </w:rPr>
         <w:t xml:space="preserve">* </w:t>
       </w:r>
@@ -10493,8 +11232,8 @@
         <w:rPr>
           <w:rFonts w:ascii="Arial Unicode MS" w:eastAsia="Arial Unicode MS" w:hAnsi="Arial Unicode MS" w:cs="Arial Unicode MS"/>
           <w:color w:val="191919"/>
-          <w:sz w:val="24"/>
-          <w:szCs w:val="24"/>
+          <w:sz w:val="21"/>
+          <w:szCs w:val="21"/>
         </w:rPr>
         <w:t>Technical</w:t>
       </w:r>
@@ -10503,18 +11242,18 @@
         <w:rPr>
           <w:rFonts w:ascii="Arial Unicode MS" w:eastAsia="Arial Unicode MS" w:hAnsi="Arial Unicode MS" w:cs="Arial Unicode MS"/>
           <w:color w:val="191919"/>
-          <w:sz w:val="24"/>
-          <w:szCs w:val="24"/>
-        </w:rPr>
-        <w:t xml:space="preserve"> </w:t>
-      </w:r>
-      <w:proofErr w:type="spellStart"/>
-      <w:r>
-        <w:rPr>
-          <w:rFonts w:ascii="Arial Unicode MS" w:eastAsia="Arial Unicode MS" w:hAnsi="Arial Unicode MS" w:cs="Arial Unicode MS"/>
-          <w:color w:val="191919"/>
-          <w:sz w:val="24"/>
-          <w:szCs w:val="24"/>
+          <w:sz w:val="21"/>
+          <w:szCs w:val="21"/>
+        </w:rPr>
+        <w:t xml:space="preserve"> </w:t>
+      </w:r>
+      <w:proofErr w:type="spellStart"/>
+      <w:r>
+        <w:rPr>
+          <w:rFonts w:ascii="Arial Unicode MS" w:eastAsia="Arial Unicode MS" w:hAnsi="Arial Unicode MS" w:cs="Arial Unicode MS"/>
+          <w:color w:val="191919"/>
+          <w:sz w:val="21"/>
+          <w:szCs w:val="21"/>
         </w:rPr>
         <w:t>Support</w:t>
       </w:r>
@@ -10523,8 +11262,8 @@
         <w:rPr>
           <w:rFonts w:ascii="Arial Unicode MS" w:eastAsia="Arial Unicode MS" w:hAnsi="Arial Unicode MS" w:cs="Arial Unicode MS"/>
           <w:color w:val="191919"/>
-          <w:sz w:val="24"/>
-          <w:szCs w:val="24"/>
+          <w:sz w:val="21"/>
+          <w:szCs w:val="21"/>
         </w:rPr>
         <w:t xml:space="preserve"> Fundamentals</w:t>
       </w:r>
@@ -10536,35 +11275,26 @@
         <w:rPr>
           <w:rFonts w:ascii="Arial Unicode MS" w:eastAsia="Arial Unicode MS" w:hAnsi="Arial Unicode MS" w:cs="Arial Unicode MS"/>
           <w:color w:val="191919"/>
-          <w:sz w:val="24"/>
-          <w:szCs w:val="24"/>
-        </w:rPr>
-      </w:pPr>
-      <w:r>
-        <w:rPr>
-          <w:rFonts w:ascii="Arial Unicode MS" w:eastAsia="Arial Unicode MS" w:hAnsi="Arial Unicode MS" w:cs="Arial Unicode MS"/>
-          <w:color w:val="191919"/>
-          <w:sz w:val="24"/>
-          <w:szCs w:val="24"/>
-        </w:rPr>
-        <w:t xml:space="preserve">* </w:t>
-      </w:r>
-      <w:r>
-        <w:rPr>
-          <w:rFonts w:ascii="Arial Unicode MS" w:eastAsia="Arial Unicode MS" w:hAnsi="Arial Unicode MS" w:cs="Arial Unicode MS"/>
-          <w:color w:val="191919"/>
-          <w:sz w:val="24"/>
-          <w:szCs w:val="24"/>
-        </w:rPr>
-        <w:t xml:space="preserve">Vector </w:t>
-      </w:r>
-      <w:proofErr w:type="spellStart"/>
-      <w:r>
-        <w:rPr>
-          <w:rFonts w:ascii="Arial Unicode MS" w:eastAsia="Arial Unicode MS" w:hAnsi="Arial Unicode MS" w:cs="Arial Unicode MS"/>
-          <w:color w:val="191919"/>
-          <w:sz w:val="24"/>
-          <w:szCs w:val="24"/>
+          <w:sz w:val="21"/>
+          <w:szCs w:val="21"/>
+        </w:rPr>
+      </w:pPr>
+      <w:r>
+        <w:rPr>
+          <w:rFonts w:ascii="Arial Unicode MS" w:eastAsia="Arial Unicode MS" w:hAnsi="Arial Unicode MS" w:cs="Arial Unicode MS"/>
+          <w:color w:val="191919"/>
+          <w:sz w:val="21"/>
+          <w:szCs w:val="21"/>
+        </w:rPr>
+        <w:t xml:space="preserve">* Vector </w:t>
+      </w:r>
+      <w:proofErr w:type="spellStart"/>
+      <w:r>
+        <w:rPr>
+          <w:rFonts w:ascii="Arial Unicode MS" w:eastAsia="Arial Unicode MS" w:hAnsi="Arial Unicode MS" w:cs="Arial Unicode MS"/>
+          <w:color w:val="191919"/>
+          <w:sz w:val="21"/>
+          <w:szCs w:val="21"/>
         </w:rPr>
         <w:t>Certified</w:t>
       </w:r>
@@ -10573,27 +11303,38 @@
         <w:rPr>
           <w:rFonts w:ascii="Arial Unicode MS" w:eastAsia="Arial Unicode MS" w:hAnsi="Arial Unicode MS" w:cs="Arial Unicode MS"/>
           <w:color w:val="191919"/>
-          <w:sz w:val="24"/>
-          <w:szCs w:val="24"/>
-        </w:rPr>
-        <w:t xml:space="preserve"> Embedded</w:t>
-      </w:r>
-      <w:r>
-        <w:rPr>
-          <w:rFonts w:ascii="Arial Unicode MS" w:eastAsia="Arial Unicode MS" w:hAnsi="Arial Unicode MS" w:cs="Arial Unicode MS"/>
-          <w:color w:val="191919"/>
-          <w:sz w:val="24"/>
-          <w:szCs w:val="24"/>
-        </w:rPr>
-        <w:t xml:space="preserve"> </w:t>
-      </w:r>
-      <w:proofErr w:type="spellStart"/>
-      <w:r>
-        <w:rPr>
-          <w:rFonts w:ascii="Arial Unicode MS" w:eastAsia="Arial Unicode MS" w:hAnsi="Arial Unicode MS" w:cs="Arial Unicode MS"/>
-          <w:color w:val="191919"/>
-          <w:sz w:val="24"/>
-          <w:szCs w:val="24"/>
+          <w:sz w:val="21"/>
+          <w:szCs w:val="21"/>
+        </w:rPr>
+        <w:t xml:space="preserve"> </w:t>
+      </w:r>
+      <w:proofErr w:type="spellStart"/>
+      <w:r>
+        <w:rPr>
+          <w:rFonts w:ascii="Arial Unicode MS" w:eastAsia="Arial Unicode MS" w:hAnsi="Arial Unicode MS" w:cs="Arial Unicode MS"/>
+          <w:color w:val="191919"/>
+          <w:sz w:val="21"/>
+          <w:szCs w:val="21"/>
+        </w:rPr>
+        <w:t>Embedded</w:t>
+      </w:r>
+      <w:proofErr w:type="spellEnd"/>
+      <w:r>
+        <w:rPr>
+          <w:rFonts w:ascii="Arial Unicode MS" w:eastAsia="Arial Unicode MS" w:hAnsi="Arial Unicode MS" w:cs="Arial Unicode MS"/>
+          <w:color w:val="191919"/>
+          <w:sz w:val="21"/>
+          <w:szCs w:val="21"/>
+        </w:rPr>
+        <w:t xml:space="preserve"> </w:t>
+      </w:r>
+      <w:proofErr w:type="spellStart"/>
+      <w:r>
+        <w:rPr>
+          <w:rFonts w:ascii="Arial Unicode MS" w:eastAsia="Arial Unicode MS" w:hAnsi="Arial Unicode MS" w:cs="Arial Unicode MS"/>
+          <w:color w:val="191919"/>
+          <w:sz w:val="21"/>
+          <w:szCs w:val="21"/>
         </w:rPr>
         <w:t>Associate</w:t>
       </w:r>
@@ -10671,16 +11412,16 @@
         <w:rPr>
           <w:rFonts w:ascii="Arial Unicode MS" w:eastAsia="Arial Unicode MS" w:hAnsi="Arial Unicode MS" w:cs="Arial Unicode MS"/>
           <w:color w:val="191919"/>
-          <w:sz w:val="24"/>
-          <w:szCs w:val="24"/>
-        </w:rPr>
-      </w:pPr>
-      <w:r>
-        <w:rPr>
-          <w:rFonts w:ascii="Arial Unicode MS" w:eastAsia="Arial Unicode MS" w:hAnsi="Arial Unicode MS" w:cs="Arial Unicode MS"/>
-          <w:color w:val="191919"/>
-          <w:sz w:val="24"/>
-          <w:szCs w:val="24"/>
+          <w:sz w:val="21"/>
+          <w:szCs w:val="21"/>
+        </w:rPr>
+      </w:pPr>
+      <w:r>
+        <w:rPr>
+          <w:rFonts w:ascii="Arial Unicode MS" w:eastAsia="Arial Unicode MS" w:hAnsi="Arial Unicode MS" w:cs="Arial Unicode MS"/>
+          <w:color w:val="191919"/>
+          <w:sz w:val="21"/>
+          <w:szCs w:val="21"/>
         </w:rPr>
         <w:t xml:space="preserve"> * Romanian: Native</w:t>
       </w:r>
@@ -10692,16 +11433,16 @@
         <w:rPr>
           <w:rFonts w:ascii="Arial Unicode MS" w:eastAsia="Arial Unicode MS" w:hAnsi="Arial Unicode MS" w:cs="Arial Unicode MS"/>
           <w:color w:val="191919"/>
-          <w:sz w:val="24"/>
-          <w:szCs w:val="24"/>
-        </w:rPr>
-      </w:pPr>
-      <w:r>
-        <w:rPr>
-          <w:rFonts w:ascii="Arial Unicode MS" w:eastAsia="Arial Unicode MS" w:hAnsi="Arial Unicode MS" w:cs="Arial Unicode MS"/>
-          <w:color w:val="191919"/>
-          <w:sz w:val="24"/>
-          <w:szCs w:val="24"/>
+          <w:sz w:val="21"/>
+          <w:szCs w:val="21"/>
+        </w:rPr>
+      </w:pPr>
+      <w:r>
+        <w:rPr>
+          <w:rFonts w:ascii="Arial Unicode MS" w:eastAsia="Arial Unicode MS" w:hAnsi="Arial Unicode MS" w:cs="Arial Unicode MS"/>
+          <w:color w:val="191919"/>
+          <w:sz w:val="21"/>
+          <w:szCs w:val="21"/>
         </w:rPr>
         <w:t xml:space="preserve"> * English: Professional </w:t>
       </w:r>
@@ -10710,8 +11451,8 @@
         <w:rPr>
           <w:rFonts w:ascii="Arial Unicode MS" w:eastAsia="Arial Unicode MS" w:hAnsi="Arial Unicode MS" w:cs="Arial Unicode MS"/>
           <w:color w:val="191919"/>
-          <w:sz w:val="24"/>
-          <w:szCs w:val="24"/>
+          <w:sz w:val="21"/>
+          <w:szCs w:val="21"/>
         </w:rPr>
         <w:t>Working</w:t>
       </w:r>
@@ -10720,18 +11461,18 @@
         <w:rPr>
           <w:rFonts w:ascii="Arial Unicode MS" w:eastAsia="Arial Unicode MS" w:hAnsi="Arial Unicode MS" w:cs="Arial Unicode MS"/>
           <w:color w:val="191919"/>
-          <w:sz w:val="24"/>
-          <w:szCs w:val="24"/>
-        </w:rPr>
-        <w:t xml:space="preserve"> </w:t>
-      </w:r>
-      <w:proofErr w:type="spellStart"/>
-      <w:r>
-        <w:rPr>
-          <w:rFonts w:ascii="Arial Unicode MS" w:eastAsia="Arial Unicode MS" w:hAnsi="Arial Unicode MS" w:cs="Arial Unicode MS"/>
-          <w:color w:val="191919"/>
-          <w:sz w:val="24"/>
-          <w:szCs w:val="24"/>
+          <w:sz w:val="21"/>
+          <w:szCs w:val="21"/>
+        </w:rPr>
+        <w:t xml:space="preserve"> </w:t>
+      </w:r>
+      <w:proofErr w:type="spellStart"/>
+      <w:r>
+        <w:rPr>
+          <w:rFonts w:ascii="Arial Unicode MS" w:eastAsia="Arial Unicode MS" w:hAnsi="Arial Unicode MS" w:cs="Arial Unicode MS"/>
+          <w:color w:val="191919"/>
+          <w:sz w:val="21"/>
+          <w:szCs w:val="21"/>
         </w:rPr>
         <w:t>Proficiency</w:t>
       </w:r>
@@ -10744,16 +11485,16 @@
         <w:rPr>
           <w:rFonts w:ascii="Arial Unicode MS" w:eastAsia="Arial Unicode MS" w:hAnsi="Arial Unicode MS" w:cs="Arial Unicode MS"/>
           <w:color w:val="191919"/>
-          <w:sz w:val="24"/>
-          <w:szCs w:val="24"/>
-        </w:rPr>
-      </w:pPr>
-      <w:r>
-        <w:rPr>
-          <w:rFonts w:ascii="Arial Unicode MS" w:eastAsia="Arial Unicode MS" w:hAnsi="Arial Unicode MS" w:cs="Arial Unicode MS"/>
-          <w:color w:val="191919"/>
-          <w:sz w:val="24"/>
-          <w:szCs w:val="24"/>
+          <w:sz w:val="21"/>
+          <w:szCs w:val="21"/>
+        </w:rPr>
+      </w:pPr>
+      <w:r>
+        <w:rPr>
+          <w:rFonts w:ascii="Arial Unicode MS" w:eastAsia="Arial Unicode MS" w:hAnsi="Arial Unicode MS" w:cs="Arial Unicode MS"/>
+          <w:color w:val="191919"/>
+          <w:sz w:val="21"/>
+          <w:szCs w:val="21"/>
         </w:rPr>
         <w:t xml:space="preserve"> * German: Beginner</w:t>
       </w:r>
